--- a/05_Спецификация/WTW-platform_SRS_v1.0.docx
+++ b/05_Спецификация/WTW-platform_SRS_v1.0.docx
@@ -160,8 +160,13 @@
         </w:rPr>
       </w:pPr>
       <w:r>
-        <w:t>Версия 1.0 approved</w:t>
-      </w:r>
+        <w:t xml:space="preserve">Версия 1.0 </w:t>
+      </w:r>
+      <w:proofErr w:type="spellStart"/>
+      <w:r>
+        <w:t>approved</w:t>
+      </w:r>
+      <w:proofErr w:type="spellEnd"/>
     </w:p>
     <w:p>
       <w:pPr>
@@ -199,6 +204,13 @@
     </w:p>
     <w:sdt>
       <w:sdtPr>
+        <w:rPr>
+          <w:rFonts w:ascii="Arial" w:eastAsia="Arial" w:hAnsi="Arial" w:cs="Arial"/>
+          <w:color w:val="auto"/>
+          <w:sz w:val="24"/>
+          <w:szCs w:val="24"/>
+          <w:lang w:val="ru"/>
+        </w:rPr>
         <w:id w:val="-415715039"/>
         <w:docPartObj>
           <w:docPartGallery w:val="Table of Contents"/>
@@ -207,13 +219,8 @@
       </w:sdtPr>
       <w:sdtEndPr>
         <w:rPr>
-          <w:rFonts w:ascii="Arial" w:eastAsia="Arial" w:hAnsi="Arial" w:cs="Arial"/>
           <w:b/>
           <w:bCs/>
-          <w:color w:val="auto"/>
-          <w:sz w:val="24"/>
-          <w:szCs w:val="24"/>
-          <w:lang w:val="ru"/>
         </w:rPr>
       </w:sdtEndPr>
       <w:sdtContent>
@@ -2541,27 +2548,7 @@
                 <w:sz w:val="20"/>
                 <w:szCs w:val="20"/>
               </w:rPr>
-              <w:t>Приложение A. Результа</w:t>
-            </w:r>
-            <w:r>
-              <w:rPr>
-                <w:rStyle w:val="aa"/>
-                <w:noProof/>
-                <w:color w:val="000000" w:themeColor="text1"/>
-                <w:sz w:val="20"/>
-                <w:szCs w:val="20"/>
-              </w:rPr>
-              <w:t>т</w:t>
-            </w:r>
-            <w:r>
-              <w:rPr>
-                <w:rStyle w:val="aa"/>
-                <w:noProof/>
-                <w:color w:val="000000" w:themeColor="text1"/>
-                <w:sz w:val="20"/>
-                <w:szCs w:val="20"/>
-              </w:rPr>
-              <w:t>ы интервью</w:t>
+              <w:t>Приложение A. Результаты интервью</w:t>
             </w:r>
             <w:r>
               <w:rPr>
@@ -3051,14 +3038,12 @@
     <w:p>
       <w:pPr>
         <w:pStyle w:val="2"/>
+        <w:spacing w:before="0"/>
       </w:pPr>
       <w:bookmarkStart w:id="0" w:name="_Toc223529217"/>
       <w:r>
         <w:lastRenderedPageBreak/>
-        <w:t>И</w:t>
-      </w:r>
-      <w:r>
-        <w:t>стория изменений</w:t>
+        <w:t>История изменений</w:t>
       </w:r>
       <w:bookmarkEnd w:id="0"/>
     </w:p>
@@ -3081,12 +3066,6 @@
           <w:insideV w:val="single" w:sz="8" w:space="0" w:color="000000"/>
         </w:tblBorders>
         <w:tblLayout w:type="fixed"/>
-        <w:tblCellMar>
-          <w:top w:w="0" w:type="dxa"/>
-          <w:left w:w="0" w:type="dxa"/>
-          <w:bottom w:w="0" w:type="dxa"/>
-          <w:right w:w="0" w:type="dxa"/>
-        </w:tblCellMar>
         <w:tblLook w:val="0600" w:firstRow="0" w:lastRow="0" w:firstColumn="0" w:lastColumn="0" w:noHBand="1" w:noVBand="1"/>
       </w:tblPr>
       <w:tblGrid>
@@ -3096,14 +3075,6 @@
         <w:gridCol w:w="3060"/>
       </w:tblGrid>
       <w:tr>
-        <w:tblPrEx>
-          <w:tblCellMar>
-            <w:top w:w="0" w:type="dxa"/>
-            <w:left w:w="0" w:type="dxa"/>
-            <w:bottom w:w="0" w:type="dxa"/>
-            <w:right w:w="0" w:type="dxa"/>
-          </w:tblCellMar>
-        </w:tblPrEx>
         <w:tc>
           <w:tcPr>
             <w:tcW w:w="2445" w:type="dxa"/>
@@ -3218,14 +3189,6 @@
         </w:tc>
       </w:tr>
       <w:tr>
-        <w:tblPrEx>
-          <w:tblCellMar>
-            <w:top w:w="0" w:type="dxa"/>
-            <w:left w:w="0" w:type="dxa"/>
-            <w:bottom w:w="0" w:type="dxa"/>
-            <w:right w:w="0" w:type="dxa"/>
-          </w:tblCellMar>
-        </w:tblPrEx>
         <w:tc>
           <w:tcPr>
             <w:tcW w:w="2445" w:type="dxa"/>
@@ -3372,13 +3335,7 @@
               <w:fldChar w:fldCharType="separate"/>
             </w:r>
             <w:r>
-              <w:t xml:space="preserve">Приложение </w:t>
-            </w:r>
-            <w:r>
-              <w:t>A</w:t>
-            </w:r>
-            <w:r>
-              <w:t>. Результаты интервью</w:t>
+              <w:t>Приложение A. Результаты интервью</w:t>
             </w:r>
             <w:r>
               <w:rPr>
@@ -3509,17 +3466,143 @@
               <w:t>)</w:t>
             </w:r>
           </w:p>
+          <w:p>
+            <w:pPr>
+              <w:pStyle w:val="ab"/>
+              <w:numPr>
+                <w:ilvl w:val="0"/>
+                <w:numId w:val="3"/>
+              </w:numPr>
+              <w:spacing w:line="240" w:lineRule="auto"/>
+              <w:ind w:left="0" w:firstLine="0"/>
+              <w:rPr>
+                <w:lang w:val="ru-RU"/>
+              </w:rPr>
+            </w:pPr>
+            <w:r>
+              <w:rPr>
+                <w:lang w:val="ru-RU"/>
+              </w:rPr>
+              <w:t xml:space="preserve">Добавлены шаблоны таблиц (см. </w:t>
+            </w:r>
+            <w:r>
+              <w:rPr>
+                <w:lang w:val="ru-RU"/>
+              </w:rPr>
+              <w:fldChar w:fldCharType="begin"/>
+            </w:r>
+            <w:r>
+              <w:rPr>
+                <w:lang w:val="ru-RU"/>
+              </w:rPr>
+              <w:instrText xml:space="preserve"> REF _Ref223535116 \h </w:instrText>
+            </w:r>
+            <w:r>
+              <w:rPr>
+                <w:lang w:val="ru-RU"/>
+              </w:rPr>
+            </w:r>
+            <w:r>
+              <w:rPr>
+                <w:lang w:val="ru-RU"/>
+              </w:rPr>
+              <w:fldChar w:fldCharType="separate"/>
+            </w:r>
+            <w:r>
+              <w:t>3. Функциональные требования</w:t>
+            </w:r>
+            <w:r>
+              <w:rPr>
+                <w:lang w:val="ru-RU"/>
+              </w:rPr>
+              <w:fldChar w:fldCharType="end"/>
+            </w:r>
+            <w:r>
+              <w:rPr>
+                <w:lang w:val="ru-RU"/>
+              </w:rPr>
+              <w:t xml:space="preserve">, </w:t>
+            </w:r>
+            <w:r>
+              <w:rPr>
+                <w:lang w:val="ru-RU"/>
+              </w:rPr>
+              <w:fldChar w:fldCharType="begin"/>
+            </w:r>
+            <w:r>
+              <w:rPr>
+                <w:lang w:val="ru-RU"/>
+              </w:rPr>
+              <w:instrText xml:space="preserve"> REF _Ref223535117 \h </w:instrText>
+            </w:r>
+            <w:r>
+              <w:rPr>
+                <w:lang w:val="ru-RU"/>
+              </w:rPr>
+            </w:r>
+            <w:r>
+              <w:rPr>
+                <w:lang w:val="ru-RU"/>
+              </w:rPr>
+              <w:fldChar w:fldCharType="separate"/>
+            </w:r>
+            <w:r>
+              <w:t>4. Нефункциональные требования</w:t>
+            </w:r>
+            <w:r>
+              <w:rPr>
+                <w:lang w:val="ru-RU"/>
+              </w:rPr>
+              <w:fldChar w:fldCharType="end"/>
+            </w:r>
+            <w:r>
+              <w:rPr>
+                <w:lang w:val="ru-RU"/>
+              </w:rPr>
+              <w:t xml:space="preserve">, </w:t>
+            </w:r>
+            <w:r>
+              <w:rPr>
+                <w:lang w:val="ru-RU"/>
+              </w:rPr>
+              <w:fldChar w:fldCharType="begin"/>
+            </w:r>
+            <w:r>
+              <w:rPr>
+                <w:lang w:val="ru-RU"/>
+              </w:rPr>
+              <w:instrText xml:space="preserve"> REF _Ref223535124 \h </w:instrText>
+            </w:r>
+            <w:r>
+              <w:rPr>
+                <w:lang w:val="ru-RU"/>
+              </w:rPr>
+            </w:r>
+            <w:r>
+              <w:rPr>
+                <w:lang w:val="ru-RU"/>
+              </w:rPr>
+              <w:fldChar w:fldCharType="separate"/>
+            </w:r>
+            <w:r>
+              <w:t>Приложение D. Диаграмма классов</w:t>
+            </w:r>
+            <w:r>
+              <w:rPr>
+                <w:lang w:val="ru-RU"/>
+              </w:rPr>
+              <w:fldChar w:fldCharType="end"/>
+            </w:r>
+            <w:r>
+              <w:rPr>
+                <w:lang w:val="ru-RU"/>
+              </w:rPr>
+              <w:t>)-не заполнены</w:t>
+            </w:r>
+          </w:p>
         </w:tc>
       </w:tr>
       <w:tr>
-        <w:tblPrEx>
-          <w:tblCellMar>
-            <w:top w:w="0" w:type="dxa"/>
-            <w:left w:w="0" w:type="dxa"/>
-            <w:bottom w:w="0" w:type="dxa"/>
-            <w:right w:w="0" w:type="dxa"/>
-          </w:tblCellMar>
-        </w:tblPrEx>
         <w:tc>
           <w:tcPr>
             <w:tcW w:w="2445" w:type="dxa"/>
@@ -3606,286 +3689,607 @@
     <w:p>
       <w:pPr>
         <w:pStyle w:val="2"/>
+        <w:spacing w:before="0"/>
       </w:pPr>
       <w:bookmarkStart w:id="2" w:name="_Toc223529218"/>
+      <w:bookmarkStart w:id="3" w:name="_Ref223535072"/>
       <w:r>
         <w:lastRenderedPageBreak/>
-        <w:t>1</w:t>
-      </w:r>
-      <w:r>
-        <w:t>. Введение</w:t>
+        <w:t>1. Введение</w:t>
       </w:r>
       <w:bookmarkEnd w:id="2"/>
-    </w:p>
-    <w:p>
-      <w:pPr>
-        <w:pStyle w:val="3"/>
-      </w:pPr>
-      <w:bookmarkStart w:id="3" w:name="_Toc223529219"/>
-      <w:r>
-        <w:t>1</w:t>
-      </w:r>
-      <w:r>
-        <w:t>.1. Назначение</w:t>
-      </w:r>
       <w:bookmarkEnd w:id="3"/>
     </w:p>
     <w:p>
       <w:pPr>
-        <w:rPr>
-          <w:color w:val="0000FF"/>
-        </w:rPr>
-      </w:pPr>
-      <w:r>
-        <w:rPr>
-          <w:color w:val="0000FF"/>
-        </w:rPr>
-        <w:t>(Описание спецификации)</w:t>
-      </w:r>
-    </w:p>
-    <w:p>
-      <w:r>
-        <w:t xml:space="preserve">Эта спецификация требований к ПО описывает функциональные и нефункциональные требования к выпуску 1.0 приложения Чудоапп. </w:t>
-      </w:r>
-    </w:p>
-    <w:p>
-      <w:r>
-        <w:t xml:space="preserve">Этот документ предназначен для команды, которая будут реализовывать и проверять корректность работы приложения. </w:t>
-      </w:r>
-    </w:p>
-    <w:p>
-      <w:r>
-        <w:t>Кроме специально обозначенных случаев, все указанные здесь требования имеют высокий приоритет и приписаны к выпуску 1.0.</w:t>
-      </w:r>
-    </w:p>
-    <w:p>
-      <w:pPr>
         <w:pStyle w:val="3"/>
       </w:pPr>
-      <w:bookmarkStart w:id="4" w:name="_Toc223529220"/>
-      <w:r>
-        <w:t>1</w:t>
-      </w:r>
-      <w:r>
-        <w:t>.2. Область применени</w:t>
-      </w:r>
-      <w:r>
-        <w:t>я</w:t>
+      <w:bookmarkStart w:id="4" w:name="_Toc223529219"/>
+      <w:r>
+        <w:t>1.1. Назначение</w:t>
       </w:r>
       <w:bookmarkEnd w:id="4"/>
     </w:p>
     <w:p>
       <w:pPr>
-        <w:rPr>
-          <w:color w:val="0000FF"/>
-        </w:rPr>
-      </w:pPr>
-      <w:r>
-        <w:rPr>
-          <w:color w:val="0000FF"/>
-        </w:rPr>
-        <w:t>(В данной секции описываем приложение или продукт)</w:t>
+        <w:spacing w:line="240" w:lineRule="auto"/>
+        <w:ind w:firstLine="709"/>
+        <w:jc w:val="both"/>
+      </w:pPr>
+      <w:r>
+        <w:t xml:space="preserve">Эта спецификация требований к ПО описывает функциональные и нефункциональные требования </w:t>
+      </w:r>
+      <w:r>
+        <w:t xml:space="preserve">к выпуску 1.0 приложения онлайн-кинотеатра </w:t>
+      </w:r>
+      <w:r>
+        <w:rPr>
+          <w:lang w:val="ru-RU"/>
+        </w:rPr>
+        <w:t>«Что посмотреть?»</w:t>
+      </w:r>
+      <w:r>
+        <w:t>.</w:t>
       </w:r>
     </w:p>
     <w:p>
-      <w:r>
-        <w:t>Чудоапп позволяет …</w:t>
+      <w:pPr>
+        <w:spacing w:line="240" w:lineRule="auto"/>
+        <w:ind w:firstLine="709"/>
+        <w:jc w:val="both"/>
+        <w:rPr>
+          <w:lang w:val="ru-RU"/>
+        </w:rPr>
+      </w:pPr>
+      <w:r>
+        <w:rPr>
+          <w:lang w:val="ru-RU"/>
+        </w:rPr>
+        <w:t xml:space="preserve">Документ разработан на основе интервью с заказчиком версия 1.1 от 27.02.2026 (см. </w:t>
+      </w:r>
+      <w:r>
+        <w:rPr>
+          <w:lang w:val="ru-RU"/>
+        </w:rPr>
+        <w:fldChar w:fldCharType="begin"/>
+      </w:r>
+      <w:r>
+        <w:rPr>
+          <w:lang w:val="ru-RU"/>
+        </w:rPr>
+        <w:instrText xml:space="preserve"> REF _Ref223529014 \h </w:instrText>
+      </w:r>
+      <w:r>
+        <w:rPr>
+          <w:lang w:val="ru-RU"/>
+        </w:rPr>
+      </w:r>
+      <w:r>
+        <w:rPr>
+          <w:lang w:val="ru-RU"/>
+        </w:rPr>
+        <w:fldChar w:fldCharType="separate"/>
+      </w:r>
+      <w:r>
+        <w:t>Приложение A. Результаты интервью</w:t>
+      </w:r>
+      <w:r>
+        <w:rPr>
+          <w:lang w:val="ru-RU"/>
+        </w:rPr>
+        <w:fldChar w:fldCharType="end"/>
+      </w:r>
+      <w:r>
+        <w:rPr>
+          <w:lang w:val="ru-RU"/>
+        </w:rPr>
+        <w:t>)</w:t>
+      </w:r>
+      <w:r>
+        <w:rPr>
+          <w:lang w:val="ru-RU"/>
+        </w:rPr>
+        <w:t>.</w:t>
       </w:r>
     </w:p>
     <w:p>
-      <w:r>
-        <w:t>Полная функциональность приложения перечислена в разделе документа “Конкретные требования”.</w:t>
+      <w:pPr>
+        <w:spacing w:line="240" w:lineRule="auto"/>
+        <w:ind w:firstLine="709"/>
+        <w:jc w:val="both"/>
+      </w:pPr>
+      <w:r>
+        <w:t xml:space="preserve">Этот документ предназначен для команды, которая будут реализовывать и проверять </w:t>
+      </w:r>
+      <w:r>
+        <w:t>корректность работы приложения.</w:t>
       </w:r>
     </w:p>
     <w:p>
       <w:pPr>
+        <w:spacing w:line="240" w:lineRule="auto"/>
+        <w:ind w:firstLine="709"/>
+        <w:jc w:val="both"/>
+      </w:pPr>
+      <w:r>
+        <w:t>Кроме специально обозначенных случаев, все указанные здесь требования имеют высокий приоритет и приписаны к выпуску 1.0.</w:t>
+      </w:r>
+    </w:p>
+    <w:p>
+      <w:pPr>
         <w:pStyle w:val="3"/>
       </w:pPr>
-      <w:bookmarkStart w:id="5" w:name="_Toc223529221"/>
-      <w:r>
-        <w:t>1</w:t>
-      </w:r>
-      <w:r>
-        <w:t>.3. Определения, акронимы и сокращения</w:t>
+      <w:bookmarkStart w:id="5" w:name="_Toc223529220"/>
+      <w:r>
+        <w:t>1.2. Область применения</w:t>
       </w:r>
       <w:bookmarkEnd w:id="5"/>
     </w:p>
     <w:p>
       <w:pPr>
-        <w:rPr>
-          <w:color w:val="0000FF"/>
-        </w:rPr>
-      </w:pPr>
-      <w:r>
-        <w:rPr>
-          <w:color w:val="0000FF"/>
-        </w:rPr>
-        <w:t>(не высасываем термины из пальца, перечисляем те те</w:t>
-      </w:r>
-      <w:r>
-        <w:rPr>
-          <w:color w:val="0000FF"/>
-        </w:rPr>
-        <w:t>рмины и сокращения, которые действительно используете в спецификации)</w:t>
+        <w:spacing w:line="240" w:lineRule="auto"/>
+        <w:ind w:firstLine="709"/>
+        <w:jc w:val="both"/>
+      </w:pPr>
+      <w:r>
+        <w:rPr>
+          <w:lang w:val="ru-RU"/>
+        </w:rPr>
+        <w:t>Спецификация</w:t>
+      </w:r>
+      <w:r>
+        <w:t xml:space="preserve"> распространяе</w:t>
+      </w:r>
+      <w:r>
+        <w:t xml:space="preserve">тся </w:t>
+      </w:r>
+      <w:r>
+        <w:rPr>
+          <w:lang w:val="ru-RU"/>
+        </w:rPr>
+        <w:t xml:space="preserve">на </w:t>
+      </w:r>
+      <w:r>
+        <w:t>онлайн-кинотеатр</w:t>
+      </w:r>
+      <w:r>
+        <w:t xml:space="preserve"> «Что посмотреть?». Система представляет собой каталогизатор фильмов и сериалов, позволяющий пользователям вести личные списки просмотренного и запланированного к просмотру контента, создавать публичные и приватные подборки, а</w:t>
+      </w:r>
+      <w:r>
+        <w:t xml:space="preserve"> также оставлять к ним заметки.</w:t>
       </w:r>
     </w:p>
     <w:p>
       <w:pPr>
-        <w:rPr>
-          <w:sz w:val="22"/>
-          <w:szCs w:val="22"/>
-        </w:rPr>
-      </w:pPr>
-      <w:r>
-        <w:rPr>
-          <w:b/>
-          <w:bCs/>
-          <w:sz w:val="22"/>
-          <w:szCs w:val="22"/>
-        </w:rPr>
-        <w:t xml:space="preserve">Приложение </w:t>
-      </w:r>
-      <w:r>
-        <w:rPr>
-          <w:sz w:val="22"/>
-          <w:szCs w:val="22"/>
-        </w:rPr>
-        <w:t>- Приложение Чудоапп, разработанное в соответствии с данной спецификацией.</w:t>
+        <w:spacing w:line="240" w:lineRule="auto"/>
+        <w:ind w:firstLine="709"/>
+        <w:jc w:val="both"/>
+      </w:pPr>
+      <w:r>
+        <w:t xml:space="preserve">Система взаимодействует с существующим сайтом онлайн-кинотеатра заказчика для получения метаданных фильмов (название, жанр, актеры и т.д.) и перенаправления пользователей для просмотра контента. На первом этапе монетизация сервиса планируется только за счет размещения рекламы, запуск </w:t>
+      </w:r>
+      <w:proofErr w:type="spellStart"/>
+      <w:r>
+        <w:t>стриминга</w:t>
+      </w:r>
+      <w:proofErr w:type="spellEnd"/>
+      <w:r>
+        <w:t xml:space="preserve"> (потокового видео) на данной платформе не планируется.</w:t>
       </w:r>
     </w:p>
     <w:p>
       <w:pPr>
-        <w:rPr>
-          <w:sz w:val="22"/>
-          <w:szCs w:val="22"/>
-        </w:rPr>
-      </w:pPr>
-      <w:r>
-        <w:rPr>
-          <w:b/>
-          <w:bCs/>
-          <w:sz w:val="22"/>
-          <w:szCs w:val="22"/>
-        </w:rPr>
-        <w:t xml:space="preserve">ПО </w:t>
-      </w:r>
-      <w:r>
-        <w:rPr>
-          <w:sz w:val="22"/>
-          <w:szCs w:val="22"/>
-        </w:rPr>
-        <w:t>- программное обеспечение.</w:t>
-      </w:r>
-    </w:p>
-    <w:p>
-      <w:pPr>
-        <w:rPr>
-          <w:sz w:val="22"/>
-          <w:szCs w:val="22"/>
-        </w:rPr>
-      </w:pPr>
-      <w:r>
-        <w:rPr>
-          <w:b/>
-          <w:bCs/>
-          <w:sz w:val="22"/>
-          <w:szCs w:val="22"/>
-        </w:rPr>
-        <w:t xml:space="preserve">Пользователь </w:t>
-      </w:r>
-      <w:r>
-        <w:rPr>
-          <w:sz w:val="22"/>
-          <w:szCs w:val="22"/>
-        </w:rPr>
-        <w:t xml:space="preserve">- </w:t>
-      </w:r>
-    </w:p>
-    <w:p>
-      <w:pPr>
-        <w:rPr>
-          <w:sz w:val="22"/>
-          <w:szCs w:val="22"/>
-        </w:rPr>
-      </w:pPr>
-      <w:r>
-        <w:rPr>
-          <w:b/>
-          <w:bCs/>
-          <w:sz w:val="22"/>
-          <w:szCs w:val="22"/>
-        </w:rPr>
-        <w:t xml:space="preserve">Авторизация </w:t>
-      </w:r>
-      <w:r>
-        <w:rPr>
-          <w:sz w:val="22"/>
-          <w:szCs w:val="22"/>
-        </w:rPr>
-        <w:t xml:space="preserve">- </w:t>
-      </w:r>
-    </w:p>
-    <w:p>
-      <w:pPr>
-        <w:rPr>
-          <w:sz w:val="22"/>
-          <w:szCs w:val="22"/>
-        </w:rPr>
-      </w:pPr>
-      <w:r>
-        <w:rPr>
-          <w:b/>
-          <w:bCs/>
-          <w:sz w:val="22"/>
-          <w:szCs w:val="22"/>
-        </w:rPr>
-        <w:t>Справочник</w:t>
-      </w:r>
-      <w:r>
-        <w:rPr>
-          <w:sz w:val="22"/>
-          <w:szCs w:val="22"/>
-        </w:rPr>
-        <w:t xml:space="preserve"> - набор всех возможных значе</w:t>
-      </w:r>
-      <w:r>
-        <w:rPr>
-          <w:sz w:val="22"/>
-          <w:szCs w:val="22"/>
-        </w:rPr>
-        <w:t>ний конкретного поля, хранящийся в системе.</w:t>
-      </w:r>
-    </w:p>
-    <w:p>
-      <w:pPr>
         <w:pStyle w:val="3"/>
       </w:pPr>
-      <w:bookmarkStart w:id="6" w:name="_Toc223529222"/>
-      <w:r>
-        <w:t>1</w:t>
-      </w:r>
-      <w:r>
-        <w:t>.4. Ссылки</w:t>
+      <w:bookmarkStart w:id="6" w:name="_Toc223529221"/>
+      <w:r>
+        <w:t>1.3. Определения, акронимы и сокращения</w:t>
       </w:r>
       <w:bookmarkEnd w:id="6"/>
     </w:p>
     <w:p>
       <w:pPr>
-        <w:rPr>
-          <w:color w:val="0000FF"/>
-        </w:rPr>
-      </w:pPr>
-      <w:r>
-        <w:rPr>
-          <w:color w:val="0000FF"/>
-        </w:rPr>
-        <w:t>(Имеется в виду документация, которая упоминается в спецификации - федеральные законы, внутренние положения и регламенты, отраслевые правила, документация на связанное ПО и т. д.. Ссылки на веб-страни</w:t>
-      </w:r>
-      <w:r>
-        <w:rPr>
-          <w:color w:val="0000FF"/>
-        </w:rPr>
-        <w:t>цы - не обязательны, но желательны)</w:t>
+        <w:pStyle w:val="ac"/>
+        <w:keepNext/>
+        <w:spacing w:after="0" w:line="360" w:lineRule="auto"/>
+        <w:rPr>
+          <w:i w:val="0"/>
+          <w:color w:val="000000" w:themeColor="text1"/>
+          <w:sz w:val="20"/>
+        </w:rPr>
+      </w:pPr>
+      <w:r>
+        <w:rPr>
+          <w:i w:val="0"/>
+          <w:color w:val="000000" w:themeColor="text1"/>
+          <w:sz w:val="20"/>
+        </w:rPr>
+        <w:t xml:space="preserve">Таблица </w:t>
+      </w:r>
+      <w:r>
+        <w:rPr>
+          <w:i w:val="0"/>
+          <w:color w:val="000000" w:themeColor="text1"/>
+          <w:sz w:val="20"/>
+        </w:rPr>
+        <w:fldChar w:fldCharType="begin"/>
+      </w:r>
+      <w:r>
+        <w:rPr>
+          <w:i w:val="0"/>
+          <w:color w:val="000000" w:themeColor="text1"/>
+          <w:sz w:val="20"/>
+        </w:rPr>
+        <w:instrText xml:space="preserve"> SEQ Таблица \* ARABIC </w:instrText>
+      </w:r>
+      <w:r>
+        <w:rPr>
+          <w:i w:val="0"/>
+          <w:color w:val="000000" w:themeColor="text1"/>
+          <w:sz w:val="20"/>
+        </w:rPr>
+        <w:fldChar w:fldCharType="separate"/>
+      </w:r>
+      <w:r>
+        <w:rPr>
+          <w:i w:val="0"/>
+          <w:noProof/>
+          <w:color w:val="000000" w:themeColor="text1"/>
+          <w:sz w:val="20"/>
+        </w:rPr>
+        <w:t>1</w:t>
+      </w:r>
+      <w:r>
+        <w:rPr>
+          <w:i w:val="0"/>
+          <w:color w:val="000000" w:themeColor="text1"/>
+          <w:sz w:val="20"/>
+        </w:rPr>
+        <w:fldChar w:fldCharType="end"/>
+      </w:r>
+      <w:r>
+        <w:rPr>
+          <w:i w:val="0"/>
+          <w:color w:val="000000" w:themeColor="text1"/>
+          <w:sz w:val="20"/>
+          <w:lang w:val="ru-RU"/>
+        </w:rPr>
+        <w:t>-Термины и определения</w:t>
+      </w:r>
+    </w:p>
+    <w:tbl>
+      <w:tblPr>
+        <w:tblStyle w:val="ae"/>
+        <w:tblW w:w="0" w:type="auto"/>
+        <w:tblLook w:val="04A0" w:firstRow="1" w:lastRow="0" w:firstColumn="1" w:lastColumn="0" w:noHBand="0" w:noVBand="1"/>
+      </w:tblPr>
+      <w:tblGrid>
+        <w:gridCol w:w="4509"/>
+        <w:gridCol w:w="4510"/>
+      </w:tblGrid>
+      <w:tr>
+        <w:trPr>
+          <w:tblHeader/>
+        </w:trPr>
+        <w:tc>
+          <w:tcPr>
+            <w:tcW w:w="4509" w:type="dxa"/>
+            <w:shd w:val="clear" w:color="auto" w:fill="C0504D" w:themeFill="accent2"/>
+            <w:vAlign w:val="center"/>
+          </w:tcPr>
+          <w:p>
+            <w:pPr>
+              <w:jc w:val="center"/>
+              <w:rPr>
+                <w:color w:val="FFFFFF" w:themeColor="background1"/>
+                <w:sz w:val="20"/>
+                <w:lang w:val="ru-RU"/>
+              </w:rPr>
+            </w:pPr>
+            <w:r>
+              <w:rPr>
+                <w:color w:val="FFFFFF" w:themeColor="background1"/>
+                <w:sz w:val="20"/>
+                <w:lang w:val="ru-RU"/>
+              </w:rPr>
+              <w:t>Термин</w:t>
+            </w:r>
+          </w:p>
+        </w:tc>
+        <w:tc>
+          <w:tcPr>
+            <w:tcW w:w="4510" w:type="dxa"/>
+            <w:shd w:val="clear" w:color="auto" w:fill="C0504D" w:themeFill="accent2"/>
+            <w:vAlign w:val="center"/>
+          </w:tcPr>
+          <w:p>
+            <w:pPr>
+              <w:jc w:val="center"/>
+              <w:rPr>
+                <w:color w:val="FFFFFF" w:themeColor="background1"/>
+                <w:sz w:val="20"/>
+                <w:lang w:val="ru-RU"/>
+              </w:rPr>
+            </w:pPr>
+            <w:r>
+              <w:rPr>
+                <w:color w:val="FFFFFF" w:themeColor="background1"/>
+                <w:sz w:val="20"/>
+                <w:lang w:val="ru-RU"/>
+              </w:rPr>
+              <w:t>Определение</w:t>
+            </w:r>
+          </w:p>
+        </w:tc>
+      </w:tr>
+      <w:tr>
+        <w:tc>
+          <w:tcPr>
+            <w:tcW w:w="4509" w:type="dxa"/>
+          </w:tcPr>
+          <w:p>
+            <w:pPr>
+              <w:rPr>
+                <w:sz w:val="20"/>
+              </w:rPr>
+            </w:pPr>
+            <w:r>
+              <w:rPr>
+                <w:sz w:val="20"/>
+              </w:rPr>
+              <w:t>Фильм / Сериал</w:t>
+            </w:r>
+          </w:p>
+        </w:tc>
+        <w:tc>
+          <w:tcPr>
+            <w:tcW w:w="4510" w:type="dxa"/>
+          </w:tcPr>
+          <w:p>
+            <w:pPr>
+              <w:rPr>
+                <w:sz w:val="20"/>
+              </w:rPr>
+            </w:pPr>
+            <w:r>
+              <w:rPr>
+                <w:sz w:val="20"/>
+              </w:rPr>
+              <w:t>Единица контента в системе. Характеризуется метаданными (название, год, жанр, постер и пр.), получаемыми с основного сайта кинотеатра.</w:t>
+            </w:r>
+          </w:p>
+        </w:tc>
+      </w:tr>
+      <w:tr>
+        <w:tc>
+          <w:tcPr>
+            <w:tcW w:w="4509" w:type="dxa"/>
+          </w:tcPr>
+          <w:p>
+            <w:pPr>
+              <w:rPr>
+                <w:sz w:val="20"/>
+              </w:rPr>
+            </w:pPr>
+            <w:r>
+              <w:rPr>
+                <w:sz w:val="20"/>
+              </w:rPr>
+              <w:t>Подборка</w:t>
+            </w:r>
+          </w:p>
+        </w:tc>
+        <w:tc>
+          <w:tcPr>
+            <w:tcW w:w="4510" w:type="dxa"/>
+          </w:tcPr>
+          <w:p>
+            <w:pPr>
+              <w:rPr>
+                <w:sz w:val="20"/>
+              </w:rPr>
+            </w:pPr>
+            <w:r>
+              <w:rPr>
+                <w:sz w:val="20"/>
+              </w:rPr>
+              <w:t>Сущность, представляющая собой список фильмов и/или сериалов, объединенных пользователем по какому-либо признаку. Имеет название, тип доступа (публичный/приватный) и автора.</w:t>
+            </w:r>
+          </w:p>
+        </w:tc>
+      </w:tr>
+      <w:tr>
+        <w:tc>
+          <w:tcPr>
+            <w:tcW w:w="4509" w:type="dxa"/>
+          </w:tcPr>
+          <w:p>
+            <w:pPr>
+              <w:rPr>
+                <w:sz w:val="20"/>
+              </w:rPr>
+            </w:pPr>
+            <w:r>
+              <w:rPr>
+                <w:sz w:val="20"/>
+                <w:lang w:val="ru-RU"/>
+              </w:rPr>
+              <w:t>З</w:t>
+            </w:r>
+            <w:proofErr w:type="spellStart"/>
+            <w:r>
+              <w:rPr>
+                <w:sz w:val="20"/>
+              </w:rPr>
+              <w:t>аметка</w:t>
+            </w:r>
+            <w:proofErr w:type="spellEnd"/>
+          </w:p>
+        </w:tc>
+        <w:tc>
+          <w:tcPr>
+            <w:tcW w:w="4510" w:type="dxa"/>
+          </w:tcPr>
+          <w:p>
+            <w:pPr>
+              <w:rPr>
+                <w:sz w:val="20"/>
+              </w:rPr>
+            </w:pPr>
+            <w:r>
+              <w:rPr>
+                <w:sz w:val="20"/>
+              </w:rPr>
+              <w:t>Текстовый комментарий (до 5000 символов), который авторизованный пользователь может оставить к фильму в рамках конкретной подборки.</w:t>
+            </w:r>
+          </w:p>
+        </w:tc>
+      </w:tr>
+      <w:tr>
+        <w:tc>
+          <w:tcPr>
+            <w:tcW w:w="4509" w:type="dxa"/>
+          </w:tcPr>
+          <w:p>
+            <w:pPr>
+              <w:rPr>
+                <w:sz w:val="20"/>
+              </w:rPr>
+            </w:pPr>
+            <w:r>
+              <w:rPr>
+                <w:sz w:val="20"/>
+              </w:rPr>
+              <w:t>Основной сайт</w:t>
+            </w:r>
+          </w:p>
+        </w:tc>
+        <w:tc>
+          <w:tcPr>
+            <w:tcW w:w="4510" w:type="dxa"/>
+          </w:tcPr>
+          <w:p>
+            <w:pPr>
+              <w:rPr>
+                <w:sz w:val="20"/>
+              </w:rPr>
+            </w:pPr>
+            <w:r>
+              <w:rPr>
+                <w:sz w:val="20"/>
+              </w:rPr>
+              <w:t>Существующий сайт онлайн-кинотеатра заказчика, на котором происходит непосредственно просмотр видео.</w:t>
+            </w:r>
+          </w:p>
+        </w:tc>
+      </w:tr>
+      <w:tr>
+        <w:tc>
+          <w:tcPr>
+            <w:tcW w:w="4509" w:type="dxa"/>
+          </w:tcPr>
+          <w:p>
+            <w:pPr>
+              <w:rPr>
+                <w:sz w:val="20"/>
+              </w:rPr>
+            </w:pPr>
+            <w:r>
+              <w:rPr>
+                <w:sz w:val="20"/>
+              </w:rPr>
+              <w:t>API</w:t>
+            </w:r>
+          </w:p>
+        </w:tc>
+        <w:tc>
+          <w:tcPr>
+            <w:tcW w:w="4510" w:type="dxa"/>
+          </w:tcPr>
+          <w:p>
+            <w:pPr>
+              <w:rPr>
+                <w:sz w:val="20"/>
+              </w:rPr>
+            </w:pPr>
+            <w:proofErr w:type="spellStart"/>
+            <w:r>
+              <w:rPr>
+                <w:sz w:val="20"/>
+              </w:rPr>
+              <w:t>Application</w:t>
+            </w:r>
+            <w:proofErr w:type="spellEnd"/>
+            <w:r>
+              <w:rPr>
+                <w:sz w:val="20"/>
+              </w:rPr>
+              <w:t xml:space="preserve"> </w:t>
+            </w:r>
+            <w:proofErr w:type="spellStart"/>
+            <w:r>
+              <w:rPr>
+                <w:sz w:val="20"/>
+              </w:rPr>
+              <w:t>Programming</w:t>
+            </w:r>
+            <w:proofErr w:type="spellEnd"/>
+            <w:r>
+              <w:rPr>
+                <w:sz w:val="20"/>
+              </w:rPr>
+              <w:t xml:space="preserve"> </w:t>
+            </w:r>
+            <w:proofErr w:type="spellStart"/>
+            <w:r>
+              <w:rPr>
+                <w:sz w:val="20"/>
+              </w:rPr>
+              <w:t>Interface</w:t>
+            </w:r>
+            <w:proofErr w:type="spellEnd"/>
+            <w:r>
+              <w:rPr>
+                <w:sz w:val="20"/>
+              </w:rPr>
+              <w:t xml:space="preserve"> (программный интерфейс приложения) для взаимодействия с основным сайтом.</w:t>
+            </w:r>
+          </w:p>
+        </w:tc>
+      </w:tr>
+    </w:tbl>
+    <w:p>
+      <w:pPr>
+        <w:rPr>
+          <w:color w:val="000000" w:themeColor="text1"/>
+        </w:rPr>
+      </w:pPr>
+    </w:p>
+    <w:p>
+      <w:pPr>
+        <w:pStyle w:val="3"/>
+      </w:pPr>
+      <w:bookmarkStart w:id="7" w:name="_Toc223529222"/>
+      <w:r>
+        <w:lastRenderedPageBreak/>
+        <w:t>1.4. Ссылки</w:t>
+      </w:r>
+      <w:bookmarkEnd w:id="7"/>
+    </w:p>
+    <w:p>
+      <w:pPr>
+        <w:spacing w:line="240" w:lineRule="auto"/>
+        <w:ind w:firstLine="720"/>
+        <w:jc w:val="both"/>
+        <w:rPr>
+          <w:lang w:val="ru-RU"/>
+        </w:rPr>
+      </w:pPr>
+      <w:r>
+        <w:rPr>
+          <w:lang w:val="ru-RU"/>
+        </w:rPr>
+        <w:t>При разработке системы необходимо руководствоваться следующими документами и нормативными актами:</w:t>
       </w:r>
     </w:p>
     <w:p>
@@ -3894,8 +4298,11 @@
           <w:ilvl w:val="0"/>
           <w:numId w:val="1"/>
         </w:numPr>
-      </w:pPr>
-      <w:hyperlink r:id="rId6">
+        <w:spacing w:line="240" w:lineRule="auto"/>
+        <w:ind w:left="0" w:firstLine="720"/>
+        <w:jc w:val="both"/>
+      </w:pPr>
+      <w:hyperlink r:id="rId8">
         <w:r>
           <w:rPr>
             <w:color w:val="1155CC"/>
@@ -3910,29 +4317,98 @@
     </w:p>
     <w:p>
       <w:pPr>
-        <w:pStyle w:val="2"/>
-      </w:pPr>
-      <w:bookmarkStart w:id="7" w:name="_Toc223529223"/>
-      <w:r>
-        <w:t>2</w:t>
-      </w:r>
-      <w:r>
-        <w:t>. Общее описание</w:t>
-      </w:r>
-      <w:bookmarkEnd w:id="7"/>
+        <w:pStyle w:val="ab"/>
+        <w:numPr>
+          <w:ilvl w:val="0"/>
+          <w:numId w:val="1"/>
+        </w:numPr>
+        <w:spacing w:line="240" w:lineRule="auto"/>
+        <w:ind w:left="0" w:firstLine="720"/>
+        <w:jc w:val="both"/>
+      </w:pPr>
+      <w:r>
+        <w:t>Интервью с заказчиком. WTW-</w:t>
+      </w:r>
+      <w:proofErr w:type="spellStart"/>
+      <w:r>
+        <w:t>platform</w:t>
+      </w:r>
+      <w:proofErr w:type="spellEnd"/>
+      <w:r>
+        <w:t>, версия 1.1 от 27.02.2026. (</w:t>
+      </w:r>
+      <w:r>
+        <w:rPr>
+          <w:lang w:val="ru-RU"/>
+        </w:rPr>
+        <w:t xml:space="preserve">см. </w:t>
+      </w:r>
+      <w:r>
+        <w:rPr>
+          <w:lang w:val="ru-RU"/>
+        </w:rPr>
+        <w:fldChar w:fldCharType="begin"/>
+      </w:r>
+      <w:r>
+        <w:rPr>
+          <w:lang w:val="ru-RU"/>
+        </w:rPr>
+        <w:instrText xml:space="preserve"> REF _Ref223529014 \h </w:instrText>
+      </w:r>
+      <w:r>
+        <w:rPr>
+          <w:lang w:val="ru-RU"/>
+        </w:rPr>
+      </w:r>
+      <w:r>
+        <w:rPr>
+          <w:lang w:val="ru-RU"/>
+        </w:rPr>
+        <w:fldChar w:fldCharType="separate"/>
+      </w:r>
+      <w:r>
+        <w:t>Приложение A. Результаты интервью</w:t>
+      </w:r>
+      <w:r>
+        <w:rPr>
+          <w:lang w:val="ru-RU"/>
+        </w:rPr>
+        <w:fldChar w:fldCharType="end"/>
+      </w:r>
+      <w:bookmarkStart w:id="8" w:name="_GoBack"/>
+      <w:bookmarkEnd w:id="8"/>
+      <w:r>
+        <w:t>).</w:t>
+      </w:r>
     </w:p>
     <w:p>
+      <w:r>
+        <w:br w:type="page"/>
+      </w:r>
+    </w:p>
+    <w:p>
+      <w:pPr>
+        <w:pStyle w:val="2"/>
+        <w:spacing w:before="0"/>
+      </w:pPr>
+      <w:bookmarkStart w:id="9" w:name="_Toc223529223"/>
+      <w:bookmarkStart w:id="10" w:name="_Ref223535074"/>
+      <w:r>
+        <w:lastRenderedPageBreak/>
+        <w:t>2. Общее описание</w:t>
+      </w:r>
+      <w:bookmarkEnd w:id="9"/>
+      <w:bookmarkEnd w:id="10"/>
+    </w:p>
+    <w:p>
       <w:pPr>
         <w:pStyle w:val="3"/>
       </w:pPr>
-      <w:bookmarkStart w:id="8" w:name="_Toc223529224"/>
-      <w:r>
-        <w:t>2</w:t>
-      </w:r>
-      <w:r>
-        <w:t>.1. Видение продукта</w:t>
-      </w:r>
-      <w:bookmarkEnd w:id="8"/>
+      <w:bookmarkStart w:id="11" w:name="_Toc223529224"/>
+      <w:r>
+        <w:t>2.1. Видение продукта</w:t>
+      </w:r>
+      <w:bookmarkEnd w:id="11"/>
     </w:p>
     <w:p>
       <w:pPr>
@@ -3952,17 +4428,11 @@
       <w:pPr>
         <w:pStyle w:val="3"/>
       </w:pPr>
-      <w:bookmarkStart w:id="9" w:name="_Toc223529225"/>
-      <w:r>
-        <w:t>2</w:t>
-      </w:r>
-      <w:r>
-        <w:t>.2. Персп</w:t>
-      </w:r>
-      <w:r>
-        <w:t>ективы продукта</w:t>
-      </w:r>
-      <w:bookmarkEnd w:id="9"/>
+      <w:bookmarkStart w:id="12" w:name="_Toc223529225"/>
+      <w:r>
+        <w:t>2.2. Перспективы продукта</w:t>
+      </w:r>
+      <w:bookmarkEnd w:id="12"/>
     </w:p>
     <w:p>
       <w:pPr>
@@ -3981,15 +4451,11 @@
       <w:pPr>
         <w:pStyle w:val="3"/>
       </w:pPr>
-      <w:bookmarkStart w:id="10" w:name="_Toc223529226"/>
-      <w:r>
-        <w:lastRenderedPageBreak/>
-        <w:t>2</w:t>
-      </w:r>
-      <w:r>
-        <w:t>.3. Взаимодействие продукта с другими продуктами и компонентами</w:t>
-      </w:r>
-      <w:bookmarkEnd w:id="10"/>
+      <w:bookmarkStart w:id="13" w:name="_Toc223529226"/>
+      <w:r>
+        <w:t>2.3. Взаимодействие продукта с другими продуктами и компонентами</w:t>
+      </w:r>
+      <w:bookmarkEnd w:id="13"/>
     </w:p>
     <w:p>
       <w:pPr>
@@ -4008,16 +4474,83 @@
       <w:pPr>
         <w:pStyle w:val="3"/>
       </w:pPr>
-      <w:bookmarkStart w:id="11" w:name="_Toc223529227"/>
-      <w:r>
-        <w:t>2</w:t>
-      </w:r>
-      <w:r>
-        <w:t>.4. Классы и характеристики пользователей</w:t>
-      </w:r>
-      <w:bookmarkEnd w:id="11"/>
+      <w:bookmarkStart w:id="14" w:name="_Toc223529227"/>
+      <w:r>
+        <w:t>2.4. Классы и характеристики пользователей</w:t>
+      </w:r>
+      <w:bookmarkEnd w:id="14"/>
     </w:p>
     <w:p/>
+    <w:p>
+      <w:pPr>
+        <w:pStyle w:val="ac"/>
+        <w:keepNext/>
+        <w:spacing w:after="0"/>
+        <w:rPr>
+          <w:i w:val="0"/>
+          <w:color w:val="000000" w:themeColor="text1"/>
+          <w:sz w:val="20"/>
+        </w:rPr>
+      </w:pPr>
+      <w:r>
+        <w:rPr>
+          <w:i w:val="0"/>
+          <w:color w:val="000000" w:themeColor="text1"/>
+          <w:sz w:val="20"/>
+        </w:rPr>
+        <w:t xml:space="preserve">Таблица </w:t>
+      </w:r>
+      <w:r>
+        <w:rPr>
+          <w:i w:val="0"/>
+          <w:color w:val="000000" w:themeColor="text1"/>
+          <w:sz w:val="20"/>
+        </w:rPr>
+        <w:fldChar w:fldCharType="begin"/>
+      </w:r>
+      <w:r>
+        <w:rPr>
+          <w:i w:val="0"/>
+          <w:color w:val="000000" w:themeColor="text1"/>
+          <w:sz w:val="20"/>
+        </w:rPr>
+        <w:instrText xml:space="preserve"> SEQ Таблица \* ARABIC </w:instrText>
+      </w:r>
+      <w:r>
+        <w:rPr>
+          <w:i w:val="0"/>
+          <w:color w:val="000000" w:themeColor="text1"/>
+          <w:sz w:val="20"/>
+        </w:rPr>
+        <w:fldChar w:fldCharType="separate"/>
+      </w:r>
+      <w:r>
+        <w:rPr>
+          <w:i w:val="0"/>
+          <w:noProof/>
+          <w:color w:val="000000" w:themeColor="text1"/>
+          <w:sz w:val="20"/>
+        </w:rPr>
+        <w:t>2</w:t>
+      </w:r>
+      <w:r>
+        <w:rPr>
+          <w:i w:val="0"/>
+          <w:color w:val="000000" w:themeColor="text1"/>
+          <w:sz w:val="20"/>
+        </w:rPr>
+        <w:fldChar w:fldCharType="end"/>
+      </w:r>
+      <w:r>
+        <w:rPr>
+          <w:i w:val="0"/>
+          <w:color w:val="000000" w:themeColor="text1"/>
+          <w:sz w:val="20"/>
+          <w:lang w:val="ru-RU"/>
+        </w:rPr>
+        <w:t>-Характеристики пользователей</w:t>
+      </w:r>
+    </w:p>
     <w:tbl>
       <w:tblPr>
         <w:tblStyle w:val="a8"/>
@@ -4032,12 +4565,6 @@
           <w:insideV w:val="single" w:sz="8" w:space="0" w:color="000000"/>
         </w:tblBorders>
         <w:tblLayout w:type="fixed"/>
-        <w:tblCellMar>
-          <w:top w:w="0" w:type="dxa"/>
-          <w:left w:w="0" w:type="dxa"/>
-          <w:bottom w:w="0" w:type="dxa"/>
-          <w:right w:w="0" w:type="dxa"/>
-        </w:tblCellMar>
         <w:tblLook w:val="0600" w:firstRow="0" w:lastRow="0" w:firstColumn="0" w:lastColumn="0" w:noHBand="1" w:noVBand="1"/>
       </w:tblPr>
       <w:tblGrid>
@@ -4045,14 +4572,97 @@
         <w:gridCol w:w="6180"/>
       </w:tblGrid>
       <w:tr>
-        <w:tblPrEx>
-          <w:tblCellMar>
-            <w:top w:w="0" w:type="dxa"/>
-            <w:left w:w="0" w:type="dxa"/>
-            <w:bottom w:w="0" w:type="dxa"/>
-            <w:right w:w="0" w:type="dxa"/>
-          </w:tblCellMar>
-        </w:tblPrEx>
+        <w:trPr>
+          <w:trHeight w:val="85"/>
+          <w:tblHeader/>
+        </w:trPr>
+        <w:tc>
+          <w:tcPr>
+            <w:tcW w:w="2820" w:type="dxa"/>
+            <w:shd w:val="clear" w:color="auto" w:fill="C0504D" w:themeFill="accent2"/>
+            <w:tcMar>
+              <w:top w:w="100" w:type="dxa"/>
+              <w:left w:w="100" w:type="dxa"/>
+              <w:bottom w:w="100" w:type="dxa"/>
+              <w:right w:w="100" w:type="dxa"/>
+            </w:tcMar>
+          </w:tcPr>
+          <w:p>
+            <w:pPr>
+              <w:widowControl w:val="0"/>
+              <w:pBdr>
+                <w:top w:val="nil"/>
+                <w:left w:val="nil"/>
+                <w:bottom w:val="nil"/>
+                <w:right w:val="nil"/>
+                <w:between w:val="nil"/>
+              </w:pBdr>
+              <w:spacing w:line="240" w:lineRule="auto"/>
+              <w:jc w:val="center"/>
+              <w:rPr>
+                <w:b/>
+                <w:bCs/>
+                <w:color w:val="FFFFFF" w:themeColor="background1"/>
+                <w:sz w:val="20"/>
+              </w:rPr>
+            </w:pPr>
+            <w:r>
+              <w:rPr>
+                <w:b/>
+                <w:bCs/>
+                <w:color w:val="FFFFFF" w:themeColor="background1"/>
+                <w:sz w:val="20"/>
+              </w:rPr>
+              <w:t>Класс</w:t>
+            </w:r>
+          </w:p>
+        </w:tc>
+        <w:tc>
+          <w:tcPr>
+            <w:tcW w:w="6180" w:type="dxa"/>
+            <w:shd w:val="clear" w:color="auto" w:fill="C0504D" w:themeFill="accent2"/>
+            <w:tcMar>
+              <w:top w:w="100" w:type="dxa"/>
+              <w:left w:w="100" w:type="dxa"/>
+              <w:bottom w:w="100" w:type="dxa"/>
+              <w:right w:w="100" w:type="dxa"/>
+            </w:tcMar>
+          </w:tcPr>
+          <w:p>
+            <w:pPr>
+              <w:widowControl w:val="0"/>
+              <w:pBdr>
+                <w:top w:val="nil"/>
+                <w:left w:val="nil"/>
+                <w:bottom w:val="nil"/>
+                <w:right w:val="nil"/>
+                <w:between w:val="nil"/>
+              </w:pBdr>
+              <w:spacing w:line="240" w:lineRule="auto"/>
+              <w:jc w:val="center"/>
+              <w:rPr>
+                <w:b/>
+                <w:bCs/>
+                <w:color w:val="FFFFFF" w:themeColor="background1"/>
+                <w:sz w:val="20"/>
+              </w:rPr>
+            </w:pPr>
+            <w:r>
+              <w:rPr>
+                <w:b/>
+                <w:bCs/>
+                <w:color w:val="FFFFFF" w:themeColor="background1"/>
+                <w:sz w:val="20"/>
+              </w:rPr>
+              <w:t>Характеристика</w:t>
+            </w:r>
+          </w:p>
+        </w:tc>
+      </w:tr>
+      <w:tr>
+        <w:trPr>
+          <w:trHeight w:val="63"/>
+        </w:trPr>
         <w:tc>
           <w:tcPr>
             <w:tcW w:w="2820" w:type="dxa"/>
@@ -4076,16 +4686,22 @@
               </w:pBdr>
               <w:spacing w:line="240" w:lineRule="auto"/>
               <w:rPr>
-                <w:b/>
-                <w:bCs/>
-              </w:rPr>
-            </w:pPr>
-            <w:r>
-              <w:rPr>
-                <w:b/>
-                <w:bCs/>
-              </w:rPr>
-              <w:t>Класс</w:t>
+                <w:sz w:val="20"/>
+                <w:lang w:val="ru-RU"/>
+              </w:rPr>
+            </w:pPr>
+            <w:r>
+              <w:rPr>
+                <w:sz w:val="20"/>
+              </w:rPr>
+              <w:t>Не</w:t>
+            </w:r>
+            <w:r>
+              <w:rPr>
+                <w:sz w:val="20"/>
+                <w:lang w:val="ru-RU"/>
+              </w:rPr>
+              <w:t>зарегистрированный пользователь (гость)</w:t>
             </w:r>
           </w:p>
         </w:tc>
@@ -4112,29 +4728,80 @@
               </w:pBdr>
               <w:spacing w:line="240" w:lineRule="auto"/>
               <w:rPr>
-                <w:b/>
-                <w:bCs/>
-              </w:rPr>
-            </w:pPr>
-            <w:r>
-              <w:rPr>
-                <w:b/>
-                <w:bCs/>
-              </w:rPr>
-              <w:t>Характеристика</w:t>
+                <w:sz w:val="20"/>
+              </w:rPr>
+            </w:pPr>
+            <w:r>
+              <w:rPr>
+                <w:sz w:val="20"/>
+              </w:rPr>
+              <w:t xml:space="preserve">Посетитель сайта, который не прошел </w:t>
+            </w:r>
+            <w:r>
+              <w:rPr>
+                <w:sz w:val="20"/>
+                <w:lang w:val="ru-RU"/>
+              </w:rPr>
+              <w:t>регистрацию</w:t>
+            </w:r>
+            <w:r>
+              <w:rPr>
+                <w:sz w:val="20"/>
+              </w:rPr>
+              <w:t>.</w:t>
+            </w:r>
+          </w:p>
+          <w:p>
+            <w:pPr>
+              <w:widowControl w:val="0"/>
+              <w:pBdr>
+                <w:top w:val="nil"/>
+                <w:left w:val="nil"/>
+                <w:bottom w:val="nil"/>
+                <w:right w:val="nil"/>
+                <w:between w:val="nil"/>
+              </w:pBdr>
+              <w:spacing w:line="240" w:lineRule="auto"/>
+              <w:rPr>
+                <w:sz w:val="20"/>
+              </w:rPr>
+            </w:pPr>
+            <w:r>
+              <w:rPr>
+                <w:sz w:val="20"/>
+              </w:rPr>
+              <w:t xml:space="preserve">Обладает в приложении </w:t>
+            </w:r>
+            <w:r>
+              <w:rPr>
+                <w:sz w:val="20"/>
+                <w:lang w:val="ru-RU"/>
+              </w:rPr>
+              <w:t>следующими</w:t>
+            </w:r>
+            <w:r>
+              <w:rPr>
+                <w:sz w:val="20"/>
+              </w:rPr>
+              <w:t xml:space="preserve"> правам</w:t>
+            </w:r>
+            <w:r>
+              <w:rPr>
+                <w:sz w:val="20"/>
+                <w:lang w:val="ru-RU"/>
+              </w:rPr>
+              <w:t>и</w:t>
+            </w:r>
+            <w:r>
+              <w:rPr>
+                <w:sz w:val="20"/>
+              </w:rPr>
+              <w:t>:</w:t>
             </w:r>
           </w:p>
         </w:tc>
       </w:tr>
       <w:tr>
-        <w:tblPrEx>
-          <w:tblCellMar>
-            <w:top w:w="0" w:type="dxa"/>
-            <w:left w:w="0" w:type="dxa"/>
-            <w:bottom w:w="0" w:type="dxa"/>
-            <w:right w:w="0" w:type="dxa"/>
-          </w:tblCellMar>
-        </w:tblPrEx>
         <w:tc>
           <w:tcPr>
             <w:tcW w:w="2820" w:type="dxa"/>
@@ -4157,9 +4824,17 @@
                 <w:between w:val="nil"/>
               </w:pBdr>
               <w:spacing w:line="240" w:lineRule="auto"/>
-            </w:pPr>
-            <w:r>
-              <w:t>Неавторизованный</w:t>
+              <w:rPr>
+                <w:sz w:val="20"/>
+                <w:lang w:val="ru-RU"/>
+              </w:rPr>
+            </w:pPr>
+            <w:r>
+              <w:rPr>
+                <w:sz w:val="20"/>
+                <w:lang w:val="ru-RU"/>
+              </w:rPr>
+              <w:t>Зарегистрированный пользователь</w:t>
             </w:r>
           </w:p>
         </w:tc>
@@ -4185,9 +4860,28 @@
                 <w:between w:val="nil"/>
               </w:pBdr>
               <w:spacing w:line="240" w:lineRule="auto"/>
-            </w:pPr>
-            <w:r>
-              <w:t>Посетитель сайта, который не прошел авторизацию.</w:t>
+              <w:rPr>
+                <w:sz w:val="20"/>
+              </w:rPr>
+            </w:pPr>
+            <w:r>
+              <w:rPr>
+                <w:sz w:val="20"/>
+              </w:rPr>
+              <w:t xml:space="preserve">Посетитель сайта, который прошел </w:t>
+            </w:r>
+            <w:r>
+              <w:rPr>
+                <w:sz w:val="20"/>
+                <w:lang w:val="ru-RU"/>
+              </w:rPr>
+              <w:t>регистрацию</w:t>
+            </w:r>
+            <w:r>
+              <w:rPr>
+                <w:sz w:val="20"/>
+              </w:rPr>
+              <w:t>.</w:t>
             </w:r>
           </w:p>
           <w:p>
@@ -4201,18 +4895,60 @@
                 <w:between w:val="nil"/>
               </w:pBdr>
               <w:spacing w:line="240" w:lineRule="auto"/>
-            </w:pPr>
-            <w:r>
-              <w:t>Обладает в приложении минимальными правам:</w:t>
-            </w:r>
-          </w:p>
+              <w:rPr>
+                <w:sz w:val="20"/>
+              </w:rPr>
+            </w:pPr>
+            <w:r>
+              <w:rPr>
+                <w:sz w:val="20"/>
+              </w:rPr>
+              <w:t xml:space="preserve">Обладает в приложении </w:t>
+            </w:r>
+            <w:r>
+              <w:rPr>
+                <w:sz w:val="20"/>
+                <w:lang w:val="ru-RU"/>
+              </w:rPr>
+              <w:t>следующими</w:t>
+            </w:r>
+            <w:r>
+              <w:rPr>
+                <w:sz w:val="20"/>
+              </w:rPr>
+              <w:t xml:space="preserve"> правам</w:t>
+            </w:r>
+            <w:r>
+              <w:rPr>
+                <w:sz w:val="20"/>
+                <w:lang w:val="ru-RU"/>
+              </w:rPr>
+              <w:t>и</w:t>
+            </w:r>
+            <w:r>
+              <w:rPr>
+                <w:sz w:val="20"/>
+              </w:rPr>
+              <w:t>:</w:t>
+            </w:r>
+          </w:p>
+        </w:tc>
+      </w:tr>
+      <w:tr>
+        <w:tc>
+          <w:tcPr>
+            <w:tcW w:w="2820" w:type="dxa"/>
+            <w:shd w:val="clear" w:color="auto" w:fill="auto"/>
+            <w:tcMar>
+              <w:top w:w="100" w:type="dxa"/>
+              <w:left w:w="100" w:type="dxa"/>
+              <w:bottom w:w="100" w:type="dxa"/>
+              <w:right w:w="100" w:type="dxa"/>
+            </w:tcMar>
+          </w:tcPr>
           <w:p>
             <w:pPr>
               <w:widowControl w:val="0"/>
-              <w:numPr>
-                <w:ilvl w:val="0"/>
-                <w:numId w:val="2"/>
-              </w:numPr>
               <w:pBdr>
                 <w:top w:val="nil"/>
                 <w:left w:val="nil"/>
@@ -4221,7 +4957,54 @@
                 <w:between w:val="nil"/>
               </w:pBdr>
               <w:spacing w:line="240" w:lineRule="auto"/>
-            </w:pPr>
+              <w:rPr>
+                <w:sz w:val="20"/>
+                <w:lang w:val="ru-RU"/>
+              </w:rPr>
+            </w:pPr>
+            <w:r>
+              <w:rPr>
+                <w:sz w:val="20"/>
+                <w:lang w:val="ru-RU"/>
+              </w:rPr>
+              <w:t>Администратор</w:t>
+            </w:r>
+          </w:p>
+        </w:tc>
+        <w:tc>
+          <w:tcPr>
+            <w:tcW w:w="6180" w:type="dxa"/>
+            <w:shd w:val="clear" w:color="auto" w:fill="auto"/>
+            <w:tcMar>
+              <w:top w:w="100" w:type="dxa"/>
+              <w:left w:w="100" w:type="dxa"/>
+              <w:bottom w:w="100" w:type="dxa"/>
+              <w:right w:w="100" w:type="dxa"/>
+            </w:tcMar>
+          </w:tcPr>
+          <w:p>
+            <w:pPr>
+              <w:widowControl w:val="0"/>
+              <w:pBdr>
+                <w:top w:val="nil"/>
+                <w:left w:val="nil"/>
+                <w:bottom w:val="nil"/>
+                <w:right w:val="nil"/>
+                <w:between w:val="nil"/>
+              </w:pBdr>
+              <w:spacing w:line="240" w:lineRule="auto"/>
+              <w:rPr>
+                <w:sz w:val="20"/>
+                <w:lang w:val="ru-RU"/>
+              </w:rPr>
+            </w:pPr>
+            <w:r>
+              <w:rPr>
+                <w:sz w:val="20"/>
+                <w:lang w:val="ru-RU"/>
+              </w:rPr>
+              <w:t>Администратор сайта</w:t>
+            </w:r>
           </w:p>
         </w:tc>
       </w:tr>
@@ -4231,275 +5014,676 @@
       <w:pPr>
         <w:pStyle w:val="3"/>
       </w:pPr>
-      <w:bookmarkStart w:id="12" w:name="_Toc223529228"/>
-      <w:r>
-        <w:t>2</w:t>
-      </w:r>
-      <w:r>
-        <w:t>.5. Ограничения разработки и реализации</w:t>
-      </w:r>
-      <w:bookmarkEnd w:id="12"/>
-    </w:p>
-    <w:p>
-      <w:r>
-        <w:rPr>
-          <w:color w:val="0000FF"/>
-        </w:rPr>
-        <w:t>(Прописываем при наличии)</w:t>
-      </w:r>
-    </w:p>
-    <w:p>
-      <w:pPr>
-        <w:pStyle w:val="3"/>
-      </w:pPr>
-      <w:bookmarkStart w:id="13" w:name="_Toc223529229"/>
-      <w:r>
-        <w:t>2</w:t>
-      </w:r>
-      <w:r>
-        <w:t>.6. Допущения и зависимости</w:t>
-      </w:r>
-      <w:bookmarkEnd w:id="13"/>
-    </w:p>
-    <w:p>
-      <w:pPr>
-        <w:rPr>
-          <w:color w:val="0000FF"/>
-        </w:rPr>
-      </w:pPr>
-      <w:r>
-        <w:rPr>
-          <w:color w:val="0000FF"/>
-        </w:rPr>
-        <w:t>(Прописываем при наличии)</w:t>
-      </w:r>
-    </w:p>
-    <w:p>
-      <w:r>
-        <w:br w:type="page"/>
-      </w:r>
-    </w:p>
-    <w:p>
-      <w:pPr>
-        <w:pStyle w:val="2"/>
-      </w:pPr>
-      <w:bookmarkStart w:id="14" w:name="_Toc223529230"/>
-      <w:r>
-        <w:lastRenderedPageBreak/>
-        <w:t>3</w:t>
-      </w:r>
-      <w:r>
-        <w:t>. Функциональные требования</w:t>
-      </w:r>
-      <w:bookmarkEnd w:id="14"/>
-    </w:p>
-    <w:p>
-      <w:pPr>
-        <w:pStyle w:val="3"/>
-      </w:pPr>
-      <w:bookmarkStart w:id="15" w:name="_Toc223529231"/>
-      <w:r>
-        <w:t>3</w:t>
-      </w:r>
-      <w:r>
-        <w:t>.1. Функциональный блок X</w:t>
+      <w:bookmarkStart w:id="15" w:name="_Toc223529228"/>
+      <w:r>
+        <w:t>2.5. Ограничения разработки и реализации</w:t>
       </w:r>
       <w:bookmarkEnd w:id="15"/>
     </w:p>
     <w:p>
-      <w:pPr>
-        <w:pStyle w:val="4"/>
-      </w:pPr>
-      <w:r>
-        <w:t>3</w:t>
-      </w:r>
-      <w:r>
-        <w:t>.1.1. Описание и приоритет</w:t>
-      </w:r>
-    </w:p>
-    <w:p/>
-    <w:p>
-      <w:pPr>
-        <w:pStyle w:val="4"/>
-      </w:pPr>
-      <w:r>
-        <w:t>3</w:t>
-      </w:r>
-      <w:r>
-        <w:t>.1.2. Причинно-следственные связи</w:t>
-      </w:r>
-    </w:p>
-    <w:p/>
-    <w:p>
-      <w:pPr>
-        <w:pStyle w:val="4"/>
-      </w:pPr>
-      <w:r>
-        <w:t>3</w:t>
-      </w:r>
-      <w:r>
-        <w:t>.1.3. Функциональные требования</w:t>
-      </w:r>
-    </w:p>
-    <w:p/>
-    <w:p>
-      <w:pPr>
-        <w:pStyle w:val="4"/>
-      </w:pPr>
-      <w:r>
-        <w:t>3</w:t>
-      </w:r>
-      <w:r>
-        <w:t>.1.4. Алгоритмы</w:t>
+      <w:r>
+        <w:rPr>
+          <w:color w:val="0000FF"/>
+        </w:rPr>
+        <w:t>(Прописываем при наличии)</w:t>
       </w:r>
     </w:p>
     <w:p>
       <w:pPr>
-        <w:pStyle w:val="4"/>
-      </w:pPr>
-      <w:bookmarkStart w:id="16" w:name="_heading=h.9yabwsews42m" w:colFirst="0" w:colLast="0"/>
+        <w:pStyle w:val="3"/>
+      </w:pPr>
+      <w:bookmarkStart w:id="16" w:name="_Toc223529229"/>
+      <w:r>
+        <w:t>2.6. Допущения и зависимости</w:t>
+      </w:r>
       <w:bookmarkEnd w:id="16"/>
     </w:p>
     <w:p>
       <w:pPr>
         <w:rPr>
-          <w:b/>
-          <w:bCs/>
-        </w:rPr>
-      </w:pPr>
+          <w:color w:val="0000FF"/>
+        </w:rPr>
+      </w:pPr>
+      <w:r>
+        <w:rPr>
+          <w:color w:val="0000FF"/>
+        </w:rPr>
+        <w:t>(Прописываем при наличии)</w:t>
+      </w:r>
     </w:p>
     <w:p>
       <w:pPr>
+        <w:sectPr>
+          <w:pgSz w:w="11909" w:h="16834"/>
+          <w:pgMar w:top="1440" w:right="1440" w:bottom="1440" w:left="1440" w:header="720" w:footer="720" w:gutter="0"/>
+          <w:pgNumType w:start="1"/>
+          <w:cols w:space="720"/>
+        </w:sectPr>
+      </w:pPr>
+    </w:p>
+    <w:p>
+      <w:pPr>
         <w:pStyle w:val="2"/>
-      </w:pPr>
-      <w:bookmarkStart w:id="17" w:name="_Toc223529232"/>
-      <w:r>
-        <w:t>4</w:t>
-      </w:r>
-      <w:r>
-        <w:t>. Нефункциональные требования</w:t>
+        <w:spacing w:before="0"/>
+      </w:pPr>
+      <w:bookmarkStart w:id="17" w:name="_Toc223529230"/>
+      <w:bookmarkStart w:id="18" w:name="_Ref223535116"/>
+      <w:r>
+        <w:lastRenderedPageBreak/>
+        <w:t>3. Функциональные требования</w:t>
       </w:r>
       <w:bookmarkEnd w:id="17"/>
+      <w:bookmarkEnd w:id="18"/>
     </w:p>
+    <w:p>
+      <w:pPr>
+        <w:pStyle w:val="ac"/>
+        <w:keepNext/>
+        <w:spacing w:after="0" w:line="480" w:lineRule="auto"/>
+        <w:rPr>
+          <w:i w:val="0"/>
+          <w:color w:val="000000" w:themeColor="text1"/>
+          <w:sz w:val="20"/>
+        </w:rPr>
+      </w:pPr>
+      <w:r>
+        <w:rPr>
+          <w:i w:val="0"/>
+          <w:color w:val="000000" w:themeColor="text1"/>
+          <w:sz w:val="20"/>
+        </w:rPr>
+        <w:t xml:space="preserve">Таблица </w:t>
+      </w:r>
+      <w:r>
+        <w:rPr>
+          <w:i w:val="0"/>
+          <w:color w:val="000000" w:themeColor="text1"/>
+          <w:sz w:val="20"/>
+        </w:rPr>
+        <w:fldChar w:fldCharType="begin"/>
+      </w:r>
+      <w:r>
+        <w:rPr>
+          <w:i w:val="0"/>
+          <w:color w:val="000000" w:themeColor="text1"/>
+          <w:sz w:val="20"/>
+        </w:rPr>
+        <w:instrText xml:space="preserve"> SEQ Таблица \* ARABIC </w:instrText>
+      </w:r>
+      <w:r>
+        <w:rPr>
+          <w:i w:val="0"/>
+          <w:color w:val="000000" w:themeColor="text1"/>
+          <w:sz w:val="20"/>
+        </w:rPr>
+        <w:fldChar w:fldCharType="separate"/>
+      </w:r>
+      <w:r>
+        <w:rPr>
+          <w:i w:val="0"/>
+          <w:noProof/>
+          <w:color w:val="000000" w:themeColor="text1"/>
+          <w:sz w:val="20"/>
+        </w:rPr>
+        <w:t>3</w:t>
+      </w:r>
+      <w:r>
+        <w:rPr>
+          <w:i w:val="0"/>
+          <w:color w:val="000000" w:themeColor="text1"/>
+          <w:sz w:val="20"/>
+        </w:rPr>
+        <w:fldChar w:fldCharType="end"/>
+      </w:r>
+      <w:r>
+        <w:rPr>
+          <w:i w:val="0"/>
+          <w:color w:val="000000" w:themeColor="text1"/>
+          <w:sz w:val="20"/>
+          <w:lang w:val="ru-RU"/>
+        </w:rPr>
+        <w:t>-Функциональные требования</w:t>
+      </w:r>
+    </w:p>
+    <w:tbl>
+      <w:tblPr>
+        <w:tblStyle w:val="ae"/>
+        <w:tblW w:w="0" w:type="auto"/>
+        <w:tblLook w:val="04A0" w:firstRow="1" w:lastRow="0" w:firstColumn="1" w:lastColumn="0" w:noHBand="0" w:noVBand="1"/>
+      </w:tblPr>
+      <w:tblGrid>
+        <w:gridCol w:w="2788"/>
+        <w:gridCol w:w="2789"/>
+        <w:gridCol w:w="2789"/>
+        <w:gridCol w:w="2789"/>
+        <w:gridCol w:w="2789"/>
+      </w:tblGrid>
+      <w:tr>
+        <w:trPr>
+          <w:tblHeader/>
+        </w:trPr>
+        <w:tc>
+          <w:tcPr>
+            <w:tcW w:w="2788" w:type="dxa"/>
+            <w:shd w:val="clear" w:color="auto" w:fill="C0504D" w:themeFill="accent2"/>
+            <w:vAlign w:val="center"/>
+          </w:tcPr>
+          <w:p>
+            <w:pPr>
+              <w:pStyle w:val="Default"/>
+              <w:jc w:val="center"/>
+              <w:rPr>
+                <w:rFonts w:ascii="Arial" w:hAnsi="Arial" w:cs="Arial"/>
+                <w:color w:val="FFFFFF" w:themeColor="background1"/>
+                <w:sz w:val="20"/>
+                <w:szCs w:val="20"/>
+              </w:rPr>
+            </w:pPr>
+            <w:r>
+              <w:rPr>
+                <w:rFonts w:ascii="Arial" w:hAnsi="Arial" w:cs="Arial"/>
+                <w:b/>
+                <w:bCs/>
+                <w:color w:val="FFFFFF" w:themeColor="background1"/>
+                <w:sz w:val="20"/>
+                <w:szCs w:val="20"/>
+              </w:rPr>
+              <w:t>ID</w:t>
+            </w:r>
+          </w:p>
+        </w:tc>
+        <w:tc>
+          <w:tcPr>
+            <w:tcW w:w="2789" w:type="dxa"/>
+            <w:shd w:val="clear" w:color="auto" w:fill="C0504D" w:themeFill="accent2"/>
+            <w:vAlign w:val="center"/>
+          </w:tcPr>
+          <w:p>
+            <w:pPr>
+              <w:pStyle w:val="Default"/>
+              <w:jc w:val="center"/>
+              <w:rPr>
+                <w:rFonts w:ascii="Arial" w:hAnsi="Arial" w:cs="Arial"/>
+                <w:color w:val="FFFFFF" w:themeColor="background1"/>
+                <w:sz w:val="20"/>
+                <w:szCs w:val="20"/>
+              </w:rPr>
+            </w:pPr>
+            <w:r>
+              <w:rPr>
+                <w:rFonts w:ascii="Arial" w:hAnsi="Arial" w:cs="Arial"/>
+                <w:b/>
+                <w:bCs/>
+                <w:color w:val="FFFFFF" w:themeColor="background1"/>
+                <w:sz w:val="20"/>
+                <w:szCs w:val="20"/>
+              </w:rPr>
+              <w:t>Требование</w:t>
+            </w:r>
+          </w:p>
+        </w:tc>
+        <w:tc>
+          <w:tcPr>
+            <w:tcW w:w="2789" w:type="dxa"/>
+            <w:shd w:val="clear" w:color="auto" w:fill="C0504D" w:themeFill="accent2"/>
+            <w:vAlign w:val="center"/>
+          </w:tcPr>
+          <w:p>
+            <w:pPr>
+              <w:pStyle w:val="Default"/>
+              <w:jc w:val="center"/>
+              <w:rPr>
+                <w:rFonts w:ascii="Arial" w:hAnsi="Arial" w:cs="Arial"/>
+                <w:color w:val="FFFFFF" w:themeColor="background1"/>
+                <w:sz w:val="20"/>
+                <w:szCs w:val="20"/>
+              </w:rPr>
+            </w:pPr>
+            <w:r>
+              <w:rPr>
+                <w:rFonts w:ascii="Arial" w:hAnsi="Arial" w:cs="Arial"/>
+                <w:b/>
+                <w:bCs/>
+                <w:color w:val="FFFFFF" w:themeColor="background1"/>
+                <w:sz w:val="20"/>
+                <w:szCs w:val="20"/>
+              </w:rPr>
+              <w:t>Источник</w:t>
+            </w:r>
+          </w:p>
+        </w:tc>
+        <w:tc>
+          <w:tcPr>
+            <w:tcW w:w="2789" w:type="dxa"/>
+            <w:shd w:val="clear" w:color="auto" w:fill="C0504D" w:themeFill="accent2"/>
+            <w:vAlign w:val="center"/>
+          </w:tcPr>
+          <w:p>
+            <w:pPr>
+              <w:pStyle w:val="Default"/>
+              <w:jc w:val="center"/>
+              <w:rPr>
+                <w:rFonts w:ascii="Arial" w:hAnsi="Arial" w:cs="Arial"/>
+                <w:color w:val="FFFFFF" w:themeColor="background1"/>
+                <w:sz w:val="20"/>
+                <w:szCs w:val="20"/>
+              </w:rPr>
+            </w:pPr>
+            <w:r>
+              <w:rPr>
+                <w:rFonts w:ascii="Arial" w:hAnsi="Arial" w:cs="Arial"/>
+                <w:b/>
+                <w:bCs/>
+                <w:color w:val="FFFFFF" w:themeColor="background1"/>
+                <w:sz w:val="20"/>
+                <w:szCs w:val="20"/>
+              </w:rPr>
+              <w:t>Приоритет</w:t>
+            </w:r>
+          </w:p>
+        </w:tc>
+        <w:tc>
+          <w:tcPr>
+            <w:tcW w:w="2789" w:type="dxa"/>
+            <w:shd w:val="clear" w:color="auto" w:fill="C0504D" w:themeFill="accent2"/>
+            <w:vAlign w:val="center"/>
+          </w:tcPr>
+          <w:p>
+            <w:pPr>
+              <w:pStyle w:val="Default"/>
+              <w:jc w:val="center"/>
+              <w:rPr>
+                <w:rFonts w:ascii="Arial" w:hAnsi="Arial" w:cs="Arial"/>
+                <w:color w:val="FFFFFF" w:themeColor="background1"/>
+                <w:sz w:val="20"/>
+                <w:szCs w:val="20"/>
+              </w:rPr>
+            </w:pPr>
+            <w:r>
+              <w:rPr>
+                <w:rFonts w:ascii="Arial" w:hAnsi="Arial" w:cs="Arial"/>
+                <w:b/>
+                <w:bCs/>
+                <w:color w:val="FFFFFF" w:themeColor="background1"/>
+                <w:sz w:val="20"/>
+                <w:szCs w:val="20"/>
+              </w:rPr>
+              <w:t>Тип</w:t>
+            </w:r>
+          </w:p>
+        </w:tc>
+      </w:tr>
+      <w:tr>
+        <w:tc>
+          <w:tcPr>
+            <w:tcW w:w="2788" w:type="dxa"/>
+          </w:tcPr>
+          <w:p/>
+        </w:tc>
+        <w:tc>
+          <w:tcPr>
+            <w:tcW w:w="2789" w:type="dxa"/>
+          </w:tcPr>
+          <w:p/>
+        </w:tc>
+        <w:tc>
+          <w:tcPr>
+            <w:tcW w:w="2789" w:type="dxa"/>
+          </w:tcPr>
+          <w:p/>
+        </w:tc>
+        <w:tc>
+          <w:tcPr>
+            <w:tcW w:w="2789" w:type="dxa"/>
+          </w:tcPr>
+          <w:p/>
+        </w:tc>
+        <w:tc>
+          <w:tcPr>
+            <w:tcW w:w="2789" w:type="dxa"/>
+          </w:tcPr>
+          <w:p/>
+        </w:tc>
+      </w:tr>
+    </w:tbl>
     <w:p/>
     <w:p>
       <w:pPr>
-        <w:pStyle w:val="3"/>
-      </w:pPr>
-      <w:bookmarkStart w:id="18" w:name="_Toc223529233"/>
-      <w:r>
+        <w:sectPr>
+          <w:headerReference w:type="default" r:id="rId9"/>
+          <w:pgSz w:w="16834" w:h="11909" w:orient="landscape"/>
+          <w:pgMar w:top="1440" w:right="1440" w:bottom="1440" w:left="1440" w:header="720" w:footer="720" w:gutter="0"/>
+          <w:pgNumType w:start="1"/>
+          <w:cols w:space="720"/>
+        </w:sectPr>
+      </w:pPr>
+    </w:p>
+    <w:p>
+      <w:pPr>
+        <w:pStyle w:val="2"/>
+        <w:spacing w:before="0"/>
+      </w:pPr>
+      <w:bookmarkStart w:id="19" w:name="_Toc223529232"/>
+      <w:bookmarkStart w:id="20" w:name="_Ref223535117"/>
+      <w:r>
+        <w:lastRenderedPageBreak/>
+        <w:t>4. Нефункциональные требования</w:t>
+      </w:r>
+      <w:bookmarkEnd w:id="19"/>
+      <w:bookmarkEnd w:id="20"/>
+    </w:p>
+    <w:p>
+      <w:pPr>
+        <w:pStyle w:val="ac"/>
+        <w:keepNext/>
+        <w:spacing w:after="0" w:line="480" w:lineRule="auto"/>
+        <w:rPr>
+          <w:i w:val="0"/>
+          <w:color w:val="000000" w:themeColor="text1"/>
+          <w:sz w:val="20"/>
+        </w:rPr>
+      </w:pPr>
+      <w:r>
+        <w:rPr>
+          <w:i w:val="0"/>
+          <w:color w:val="000000" w:themeColor="text1"/>
+          <w:sz w:val="20"/>
+        </w:rPr>
+        <w:t xml:space="preserve">Таблица </w:t>
+      </w:r>
+      <w:r>
+        <w:rPr>
+          <w:i w:val="0"/>
+          <w:color w:val="000000" w:themeColor="text1"/>
+          <w:sz w:val="20"/>
+        </w:rPr>
+        <w:fldChar w:fldCharType="begin"/>
+      </w:r>
+      <w:r>
+        <w:rPr>
+          <w:i w:val="0"/>
+          <w:color w:val="000000" w:themeColor="text1"/>
+          <w:sz w:val="20"/>
+        </w:rPr>
+        <w:instrText xml:space="preserve"> SEQ Таблица \* ARABIC </w:instrText>
+      </w:r>
+      <w:r>
+        <w:rPr>
+          <w:i w:val="0"/>
+          <w:color w:val="000000" w:themeColor="text1"/>
+          <w:sz w:val="20"/>
+        </w:rPr>
+        <w:fldChar w:fldCharType="separate"/>
+      </w:r>
+      <w:r>
+        <w:rPr>
+          <w:i w:val="0"/>
+          <w:noProof/>
+          <w:color w:val="000000" w:themeColor="text1"/>
+          <w:sz w:val="20"/>
+        </w:rPr>
         <w:t>4</w:t>
       </w:r>
       <w:r>
-        <w:t>.1. Документация для пользователей</w:t>
-      </w:r>
-      <w:bookmarkEnd w:id="18"/>
+        <w:rPr>
+          <w:i w:val="0"/>
+          <w:color w:val="000000" w:themeColor="text1"/>
+          <w:sz w:val="20"/>
+        </w:rPr>
+        <w:fldChar w:fldCharType="end"/>
+      </w:r>
+      <w:r>
+        <w:rPr>
+          <w:i w:val="0"/>
+          <w:color w:val="000000" w:themeColor="text1"/>
+          <w:sz w:val="20"/>
+        </w:rPr>
+        <w:t>-Нефункциональные требования</w:t>
+      </w:r>
     </w:p>
+    <w:tbl>
+      <w:tblPr>
+        <w:tblStyle w:val="ae"/>
+        <w:tblW w:w="0" w:type="auto"/>
+        <w:tblLook w:val="04A0" w:firstRow="1" w:lastRow="0" w:firstColumn="1" w:lastColumn="0" w:noHBand="0" w:noVBand="1"/>
+      </w:tblPr>
+      <w:tblGrid>
+        <w:gridCol w:w="2788"/>
+        <w:gridCol w:w="2789"/>
+        <w:gridCol w:w="2789"/>
+        <w:gridCol w:w="2789"/>
+        <w:gridCol w:w="2789"/>
+      </w:tblGrid>
+      <w:tr>
+        <w:trPr>
+          <w:tblHeader/>
+        </w:trPr>
+        <w:tc>
+          <w:tcPr>
+            <w:tcW w:w="2788" w:type="dxa"/>
+            <w:shd w:val="clear" w:color="auto" w:fill="C0504D" w:themeFill="accent2"/>
+            <w:vAlign w:val="center"/>
+          </w:tcPr>
+          <w:p>
+            <w:pPr>
+              <w:pStyle w:val="Default"/>
+              <w:jc w:val="center"/>
+              <w:rPr>
+                <w:rFonts w:ascii="Arial" w:hAnsi="Arial" w:cs="Arial"/>
+                <w:b/>
+                <w:color w:val="FFFFFF" w:themeColor="background1"/>
+                <w:sz w:val="20"/>
+                <w:szCs w:val="20"/>
+              </w:rPr>
+            </w:pPr>
+            <w:r>
+              <w:rPr>
+                <w:rFonts w:ascii="Arial" w:hAnsi="Arial" w:cs="Arial"/>
+                <w:b/>
+                <w:bCs/>
+                <w:color w:val="FFFFFF" w:themeColor="background1"/>
+                <w:sz w:val="20"/>
+                <w:szCs w:val="20"/>
+              </w:rPr>
+              <w:t>ID</w:t>
+            </w:r>
+          </w:p>
+        </w:tc>
+        <w:tc>
+          <w:tcPr>
+            <w:tcW w:w="2789" w:type="dxa"/>
+            <w:shd w:val="clear" w:color="auto" w:fill="C0504D" w:themeFill="accent2"/>
+            <w:vAlign w:val="center"/>
+          </w:tcPr>
+          <w:p>
+            <w:pPr>
+              <w:pStyle w:val="Default"/>
+              <w:jc w:val="center"/>
+              <w:rPr>
+                <w:rFonts w:ascii="Arial" w:hAnsi="Arial" w:cs="Arial"/>
+                <w:b/>
+                <w:color w:val="FFFFFF" w:themeColor="background1"/>
+                <w:sz w:val="20"/>
+                <w:szCs w:val="20"/>
+              </w:rPr>
+            </w:pPr>
+            <w:r>
+              <w:rPr>
+                <w:rFonts w:ascii="Arial" w:hAnsi="Arial" w:cs="Arial"/>
+                <w:b/>
+                <w:bCs/>
+                <w:color w:val="FFFFFF" w:themeColor="background1"/>
+                <w:sz w:val="20"/>
+                <w:szCs w:val="20"/>
+              </w:rPr>
+              <w:t>Требование</w:t>
+            </w:r>
+          </w:p>
+        </w:tc>
+        <w:tc>
+          <w:tcPr>
+            <w:tcW w:w="2789" w:type="dxa"/>
+            <w:shd w:val="clear" w:color="auto" w:fill="C0504D" w:themeFill="accent2"/>
+            <w:vAlign w:val="center"/>
+          </w:tcPr>
+          <w:p>
+            <w:pPr>
+              <w:pStyle w:val="Default"/>
+              <w:jc w:val="center"/>
+              <w:rPr>
+                <w:rFonts w:ascii="Arial" w:hAnsi="Arial" w:cs="Arial"/>
+                <w:b/>
+                <w:color w:val="FFFFFF" w:themeColor="background1"/>
+                <w:sz w:val="20"/>
+                <w:szCs w:val="20"/>
+              </w:rPr>
+            </w:pPr>
+            <w:r>
+              <w:rPr>
+                <w:rFonts w:ascii="Arial" w:hAnsi="Arial" w:cs="Arial"/>
+                <w:b/>
+                <w:bCs/>
+                <w:color w:val="FFFFFF" w:themeColor="background1"/>
+                <w:sz w:val="20"/>
+                <w:szCs w:val="20"/>
+              </w:rPr>
+              <w:t>Метрика</w:t>
+            </w:r>
+          </w:p>
+        </w:tc>
+        <w:tc>
+          <w:tcPr>
+            <w:tcW w:w="2789" w:type="dxa"/>
+            <w:shd w:val="clear" w:color="auto" w:fill="C0504D" w:themeFill="accent2"/>
+            <w:vAlign w:val="center"/>
+          </w:tcPr>
+          <w:p>
+            <w:pPr>
+              <w:pStyle w:val="Default"/>
+              <w:jc w:val="center"/>
+              <w:rPr>
+                <w:rFonts w:ascii="Arial" w:hAnsi="Arial" w:cs="Arial"/>
+                <w:b/>
+                <w:color w:val="FFFFFF" w:themeColor="background1"/>
+                <w:sz w:val="20"/>
+                <w:szCs w:val="20"/>
+              </w:rPr>
+            </w:pPr>
+            <w:r>
+              <w:rPr>
+                <w:rFonts w:ascii="Arial" w:hAnsi="Arial" w:cs="Arial"/>
+                <w:b/>
+                <w:bCs/>
+                <w:color w:val="FFFFFF" w:themeColor="background1"/>
+                <w:sz w:val="20"/>
+                <w:szCs w:val="20"/>
+              </w:rPr>
+              <w:t>Приоритет</w:t>
+            </w:r>
+          </w:p>
+        </w:tc>
+        <w:tc>
+          <w:tcPr>
+            <w:tcW w:w="2789" w:type="dxa"/>
+            <w:shd w:val="clear" w:color="auto" w:fill="C0504D" w:themeFill="accent2"/>
+            <w:vAlign w:val="center"/>
+          </w:tcPr>
+          <w:p>
+            <w:pPr>
+              <w:pStyle w:val="Default"/>
+              <w:jc w:val="center"/>
+              <w:rPr>
+                <w:rFonts w:ascii="Arial" w:hAnsi="Arial" w:cs="Arial"/>
+                <w:b/>
+                <w:color w:val="FFFFFF" w:themeColor="background1"/>
+                <w:sz w:val="20"/>
+                <w:szCs w:val="20"/>
+              </w:rPr>
+            </w:pPr>
+            <w:r>
+              <w:rPr>
+                <w:rFonts w:ascii="Arial" w:hAnsi="Arial" w:cs="Arial"/>
+                <w:b/>
+                <w:bCs/>
+                <w:color w:val="FFFFFF" w:themeColor="background1"/>
+                <w:sz w:val="20"/>
+                <w:szCs w:val="20"/>
+              </w:rPr>
+              <w:t>Категория</w:t>
+            </w:r>
+          </w:p>
+        </w:tc>
+      </w:tr>
+      <w:tr>
+        <w:tc>
+          <w:tcPr>
+            <w:tcW w:w="2788" w:type="dxa"/>
+          </w:tcPr>
+          <w:p/>
+        </w:tc>
+        <w:tc>
+          <w:tcPr>
+            <w:tcW w:w="2789" w:type="dxa"/>
+          </w:tcPr>
+          <w:p/>
+        </w:tc>
+        <w:tc>
+          <w:tcPr>
+            <w:tcW w:w="2789" w:type="dxa"/>
+          </w:tcPr>
+          <w:p/>
+        </w:tc>
+        <w:tc>
+          <w:tcPr>
+            <w:tcW w:w="2789" w:type="dxa"/>
+          </w:tcPr>
+          <w:p/>
+        </w:tc>
+        <w:tc>
+          <w:tcPr>
+            <w:tcW w:w="2789" w:type="dxa"/>
+          </w:tcPr>
+          <w:p/>
+        </w:tc>
+      </w:tr>
+    </w:tbl>
     <w:p/>
     <w:p>
       <w:pPr>
-        <w:pStyle w:val="3"/>
-      </w:pPr>
-      <w:bookmarkStart w:id="19" w:name="_Toc223529234"/>
-      <w:r>
-        <w:t>4</w:t>
-      </w:r>
-      <w:r>
-        <w:t>.2. Лицензионные требования</w:t>
-      </w:r>
-      <w:bookmarkEnd w:id="19"/>
+        <w:sectPr>
+          <w:headerReference w:type="default" r:id="rId10"/>
+          <w:pgSz w:w="16834" w:h="11909" w:orient="landscape"/>
+          <w:pgMar w:top="1440" w:right="1440" w:bottom="1440" w:left="1440" w:header="720" w:footer="720" w:gutter="0"/>
+          <w:pgNumType w:start="1"/>
+          <w:cols w:space="720"/>
+        </w:sectPr>
+      </w:pPr>
     </w:p>
-    <w:p/>
     <w:p>
       <w:pPr>
-        <w:pStyle w:val="3"/>
-      </w:pPr>
-      <w:bookmarkStart w:id="20" w:name="_Toc223529235"/>
-      <w:r>
-        <w:t>4</w:t>
-      </w:r>
-      <w:r>
-        <w:t>.3. Предупреждения, касающиеся законодательства, авторских прав и другие замечания</w:t>
-      </w:r>
-      <w:bookmarkEnd w:id="20"/>
-    </w:p>
-    <w:p/>
-    <w:p>
-      <w:pPr>
-        <w:pStyle w:val="3"/>
-      </w:pPr>
-      <w:bookmarkStart w:id="21" w:name="_Toc223529236"/>
-      <w:r>
-        <w:t>4</w:t>
-      </w:r>
-      <w:r>
-        <w:t>.4. Требования к производительности</w:t>
+        <w:pStyle w:val="2"/>
+        <w:spacing w:before="0"/>
+      </w:pPr>
+      <w:bookmarkStart w:id="21" w:name="_Toc223529239"/>
+      <w:r>
+        <w:lastRenderedPageBreak/>
+        <w:t>Приложения</w:t>
       </w:r>
       <w:bookmarkEnd w:id="21"/>
     </w:p>
-    <w:p/>
     <w:p>
       <w:pPr>
         <w:pStyle w:val="3"/>
       </w:pPr>
-      <w:bookmarkStart w:id="22" w:name="_Toc223529237"/>
-      <w:r>
-        <w:t>4</w:t>
-      </w:r>
-      <w:r>
-        <w:t>.5. Требования к безопасности</w:t>
+      <w:bookmarkStart w:id="22" w:name="_Ref223529014"/>
+      <w:bookmarkStart w:id="23" w:name="_Toc223529240"/>
+      <w:r>
+        <w:t>Приложение A. Результаты интервью</w:t>
       </w:r>
       <w:bookmarkEnd w:id="22"/>
-    </w:p>
-    <w:p/>
-    <w:p>
-      <w:pPr>
-        <w:pStyle w:val="3"/>
-      </w:pPr>
-      <w:bookmarkStart w:id="23" w:name="_Toc223529238"/>
-      <w:r>
-        <w:t>4</w:t>
-      </w:r>
-      <w:r>
-        <w:t>.</w:t>
-      </w:r>
-      <w:r>
-        <w:t>6. Атрибуты качества</w:t>
-      </w:r>
       <w:bookmarkEnd w:id="23"/>
     </w:p>
     <w:p>
-      <w:r>
-        <w:br w:type="page"/>
-      </w:r>
-    </w:p>
-    <w:p>
-      <w:pPr>
-        <w:pStyle w:val="2"/>
-      </w:pPr>
-      <w:bookmarkStart w:id="24" w:name="_Toc223529239"/>
-      <w:r>
-        <w:lastRenderedPageBreak/>
-        <w:t>П</w:t>
-      </w:r>
-      <w:r>
-        <w:t>риложения</w:t>
-      </w:r>
-      <w:bookmarkEnd w:id="24"/>
-    </w:p>
-    <w:p>
-      <w:pPr>
-        <w:pStyle w:val="3"/>
-      </w:pPr>
-      <w:bookmarkStart w:id="25" w:name="_Ref223529014"/>
-      <w:bookmarkStart w:id="26" w:name="_Toc223529240"/>
-      <w:r>
-        <w:t>Приложение A. Результаты интервью</w:t>
-      </w:r>
-      <w:bookmarkEnd w:id="25"/>
-      <w:bookmarkEnd w:id="26"/>
-    </w:p>
-    <w:p>
       <w:pPr>
         <w:rPr>
           <w:color w:val="000000" w:themeColor="text1"/>
@@ -4514,8 +5698,8 @@
         <w:t>Список вопросов и ответов приведен в файле:</w:t>
       </w:r>
     </w:p>
-    <w:bookmarkStart w:id="27" w:name="_MON_1834142891"/>
-    <w:bookmarkEnd w:id="27"/>
+    <w:bookmarkStart w:id="24" w:name="_MON_1834142891"/>
+    <w:bookmarkEnd w:id="24"/>
     <w:p>
       <w:pPr>
         <w:rPr>
@@ -4548,10 +5732,10 @@
             <v:path o:extrusionok="f" gradientshapeok="t" o:connecttype="rect"/>
             <o:lock v:ext="edit" aspectratio="t"/>
           </v:shapetype>
-          <v:shape id="_x0000_i1032" type="#_x0000_t75" style="width:76.75pt;height:49.6pt" o:ole="">
-            <v:imagedata r:id="rId7" o:title=""/>
+          <v:shape id="_x0000_i1025" type="#_x0000_t75" style="width:76.5pt;height:49.5pt" o:ole="">
+            <v:imagedata r:id="rId11" o:title=""/>
           </v:shape>
-          <o:OLEObject Type="Embed" ProgID="Word.Document.12" ShapeID="_x0000_i1032" DrawAspect="Icon" ObjectID="_1834143370" r:id="rId8">
+          <o:OLEObject Type="Embed" ProgID="Word.Document.12" ShapeID="_x0000_i1025" DrawAspect="Icon" ObjectID="_1834150545" r:id="rId12">
             <o:FieldCodes>\s</o:FieldCodes>
           </o:OLEObject>
         </w:object>
@@ -4567,7 +5751,7 @@
           <w:szCs w:val="28"/>
         </w:rPr>
       </w:pPr>
-      <w:bookmarkStart w:id="28" w:name="_Ref223528971"/>
+      <w:bookmarkStart w:id="25" w:name="_Ref223528971"/>
       <w:r>
         <w:br w:type="page"/>
       </w:r>
@@ -4582,24 +5766,25 @@
           <w:cols w:space="720"/>
         </w:sectPr>
       </w:pPr>
-      <w:bookmarkStart w:id="29" w:name="_Toc223529241"/>
+      <w:bookmarkStart w:id="26" w:name="_Toc223529241"/>
     </w:p>
     <w:p>
       <w:pPr>
         <w:pStyle w:val="3"/>
+        <w:spacing w:before="0"/>
       </w:pPr>
       <w:r>
         <w:lastRenderedPageBreak/>
         <w:t>Приложение B. Обзор вариантов использования</w:t>
       </w:r>
-      <w:bookmarkEnd w:id="28"/>
-      <w:bookmarkEnd w:id="29"/>
+      <w:bookmarkEnd w:id="25"/>
+      <w:bookmarkEnd w:id="26"/>
     </w:p>
     <w:p>
       <w:pPr>
         <w:keepNext/>
       </w:pPr>
-      <w:bookmarkStart w:id="30" w:name="_Ref223529121"/>
+      <w:bookmarkStart w:id="27" w:name="_Ref223529121"/>
       <w:r>
         <w:rPr>
           <w:noProof/>
@@ -4623,7 +5808,7 @@
                     </pic:cNvPicPr>
                   </pic:nvPicPr>
                   <pic:blipFill>
-                    <a:blip r:embed="rId9" cstate="print">
+                    <a:blip r:embed="rId13" cstate="print">
                       <a:extLst>
                         <a:ext uri="{28A0092B-C50C-407E-A947-70E740481C1C}">
                           <a14:useLocalDpi xmlns:a14="http://schemas.microsoft.com/office/drawing/2010/main" val="0"/>
@@ -4727,6 +5912,77 @@
     <w:p>
       <w:pPr>
         <w:rPr>
+          <w:lang w:val="ru-RU"/>
+        </w:rPr>
+      </w:pPr>
+      <w:r>
+        <w:rPr>
+          <w:lang w:val="ru-RU"/>
+        </w:rPr>
+        <w:t xml:space="preserve">Ссылка: </w:t>
+      </w:r>
+      <w:hyperlink r:id="rId14" w:history="1">
+        <w:r>
+          <w:rPr>
+            <w:rStyle w:val="aa"/>
+          </w:rPr>
+          <w:t xml:space="preserve">WTW-platform/03_Диаграммы/01_Варианты_использования/WTW-platform_UseCase_v1.0.puml </w:t>
+        </w:r>
+        <w:proofErr w:type="spellStart"/>
+        <w:r>
+          <w:rPr>
+            <w:rStyle w:val="aa"/>
+          </w:rPr>
+          <w:t>at</w:t>
+        </w:r>
+        <w:proofErr w:type="spellEnd"/>
+        <w:r>
+          <w:rPr>
+            <w:rStyle w:val="aa"/>
+          </w:rPr>
+          <w:t xml:space="preserve"> </w:t>
+        </w:r>
+        <w:proofErr w:type="spellStart"/>
+        <w:r>
+          <w:rPr>
+            <w:rStyle w:val="aa"/>
+          </w:rPr>
+          <w:t>main</w:t>
+        </w:r>
+        <w:proofErr w:type="spellEnd"/>
+        <w:r>
+          <w:rPr>
+            <w:rStyle w:val="aa"/>
+          </w:rPr>
+          <w:t xml:space="preserve"> · </w:t>
+        </w:r>
+        <w:proofErr w:type="spellStart"/>
+        <w:r>
+          <w:rPr>
+            <w:rStyle w:val="aa"/>
+          </w:rPr>
+          <w:t>andlargesoda</w:t>
+        </w:r>
+        <w:proofErr w:type="spellEnd"/>
+        <w:r>
+          <w:rPr>
+            <w:rStyle w:val="aa"/>
+          </w:rPr>
+          <w:t>/WTW-</w:t>
+        </w:r>
+        <w:proofErr w:type="spellStart"/>
+        <w:r>
+          <w:rPr>
+            <w:rStyle w:val="aa"/>
+          </w:rPr>
+          <w:t>platform</w:t>
+        </w:r>
+        <w:proofErr w:type="spellEnd"/>
+      </w:hyperlink>
+    </w:p>
+    <w:p>
+      <w:pPr>
+        <w:rPr>
           <w:b/>
           <w:bCs/>
           <w:color w:val="434343"/>
@@ -4748,38 +6004,3608 @@
           <w:cols w:space="720"/>
         </w:sectPr>
       </w:pPr>
-      <w:bookmarkStart w:id="31" w:name="_Toc223529242"/>
+      <w:bookmarkStart w:id="28" w:name="_Toc223529242"/>
     </w:p>
     <w:p>
       <w:pPr>
         <w:pStyle w:val="3"/>
+        <w:spacing w:before="0"/>
       </w:pPr>
       <w:r>
         <w:lastRenderedPageBreak/>
         <w:t>Приложение C. Сценарии использования</w:t>
       </w:r>
-      <w:bookmarkEnd w:id="30"/>
-      <w:bookmarkEnd w:id="31"/>
+      <w:bookmarkEnd w:id="27"/>
+      <w:bookmarkEnd w:id="28"/>
     </w:p>
     <w:p>
       <w:pPr>
-        <w:rPr>
-          <w:color w:val="0000FF"/>
-        </w:rPr>
-      </w:pPr>
-      <w:r>
-        <w:rPr>
-          <w:color w:val="0000FF"/>
-        </w:rPr>
-        <w:t>(use-case сценарии + к</w:t>
-      </w:r>
-      <w:r>
-        <w:rPr>
-          <w:color w:val="0000FF"/>
-        </w:rPr>
-        <w:t>ликабельная ссылка на исходник, если есть)</w:t>
+        <w:pStyle w:val="ac"/>
+        <w:keepNext/>
+        <w:spacing w:after="0" w:line="360" w:lineRule="auto"/>
+        <w:rPr>
+          <w:i w:val="0"/>
+          <w:color w:val="000000" w:themeColor="text1"/>
+          <w:sz w:val="24"/>
+        </w:rPr>
+      </w:pPr>
+      <w:r>
+        <w:rPr>
+          <w:i w:val="0"/>
+          <w:color w:val="000000" w:themeColor="text1"/>
+          <w:sz w:val="24"/>
+        </w:rPr>
+        <w:t xml:space="preserve">Таблица </w:t>
+      </w:r>
+      <w:r>
+        <w:rPr>
+          <w:i w:val="0"/>
+          <w:color w:val="000000" w:themeColor="text1"/>
+          <w:sz w:val="24"/>
+        </w:rPr>
+        <w:fldChar w:fldCharType="begin"/>
+      </w:r>
+      <w:r>
+        <w:rPr>
+          <w:i w:val="0"/>
+          <w:color w:val="000000" w:themeColor="text1"/>
+          <w:sz w:val="24"/>
+        </w:rPr>
+        <w:instrText xml:space="preserve"> SEQ Таблица \* ARABIC </w:instrText>
+      </w:r>
+      <w:r>
+        <w:rPr>
+          <w:i w:val="0"/>
+          <w:color w:val="000000" w:themeColor="text1"/>
+          <w:sz w:val="24"/>
+        </w:rPr>
+        <w:fldChar w:fldCharType="separate"/>
+      </w:r>
+      <w:r>
+        <w:rPr>
+          <w:i w:val="0"/>
+          <w:noProof/>
+          <w:color w:val="000000" w:themeColor="text1"/>
+          <w:sz w:val="24"/>
+        </w:rPr>
+        <w:t>5</w:t>
+      </w:r>
+      <w:r>
+        <w:rPr>
+          <w:i w:val="0"/>
+          <w:color w:val="000000" w:themeColor="text1"/>
+          <w:sz w:val="24"/>
+        </w:rPr>
+        <w:fldChar w:fldCharType="end"/>
+      </w:r>
+      <w:r>
+        <w:rPr>
+          <w:i w:val="0"/>
+          <w:color w:val="000000" w:themeColor="text1"/>
+          <w:sz w:val="24"/>
+          <w:lang w:val="ru-RU"/>
+        </w:rPr>
+        <w:t>-Описание вариантов использования</w:t>
       </w:r>
     </w:p>
+    <w:tbl>
+      <w:tblPr>
+        <w:tblStyle w:val="ae"/>
+        <w:tblW w:w="21683" w:type="dxa"/>
+        <w:tblLook w:val="04A0" w:firstRow="1" w:lastRow="0" w:firstColumn="1" w:lastColumn="0" w:noHBand="0" w:noVBand="1"/>
+      </w:tblPr>
+      <w:tblGrid>
+        <w:gridCol w:w="1419"/>
+        <w:gridCol w:w="823"/>
+        <w:gridCol w:w="3133"/>
+        <w:gridCol w:w="2700"/>
+        <w:gridCol w:w="2693"/>
+        <w:gridCol w:w="4111"/>
+        <w:gridCol w:w="4254"/>
+        <w:gridCol w:w="2550"/>
+      </w:tblGrid>
+      <w:tr>
+        <w:trPr>
+          <w:tblHeader/>
+        </w:trPr>
+        <w:tc>
+          <w:tcPr>
+            <w:tcW w:w="1419" w:type="dxa"/>
+            <w:shd w:val="clear" w:color="auto" w:fill="C0504D" w:themeFill="accent2"/>
+            <w:vAlign w:val="center"/>
+          </w:tcPr>
+          <w:p>
+            <w:pPr>
+              <w:pStyle w:val="Default"/>
+              <w:jc w:val="center"/>
+              <w:rPr>
+                <w:rFonts w:ascii="Arial" w:hAnsi="Arial" w:cs="Arial"/>
+                <w:color w:val="FFFFFF" w:themeColor="background1"/>
+                <w:sz w:val="20"/>
+                <w:szCs w:val="20"/>
+              </w:rPr>
+            </w:pPr>
+            <w:proofErr w:type="spellStart"/>
+            <w:r>
+              <w:rPr>
+                <w:rFonts w:ascii="Arial" w:hAnsi="Arial" w:cs="Arial"/>
+                <w:b/>
+                <w:bCs/>
+                <w:color w:val="FFFFFF" w:themeColor="background1"/>
+                <w:sz w:val="20"/>
+                <w:szCs w:val="20"/>
+              </w:rPr>
+              <w:t>Use</w:t>
+            </w:r>
+            <w:proofErr w:type="spellEnd"/>
+            <w:r>
+              <w:rPr>
+                <w:rFonts w:ascii="Arial" w:hAnsi="Arial" w:cs="Arial"/>
+                <w:b/>
+                <w:bCs/>
+                <w:color w:val="FFFFFF" w:themeColor="background1"/>
+                <w:sz w:val="20"/>
+                <w:szCs w:val="20"/>
+              </w:rPr>
+              <w:t xml:space="preserve"> </w:t>
+            </w:r>
+            <w:proofErr w:type="spellStart"/>
+            <w:r>
+              <w:rPr>
+                <w:rFonts w:ascii="Arial" w:hAnsi="Arial" w:cs="Arial"/>
+                <w:b/>
+                <w:bCs/>
+                <w:color w:val="FFFFFF" w:themeColor="background1"/>
+                <w:sz w:val="20"/>
+                <w:szCs w:val="20"/>
+              </w:rPr>
+              <w:t>Case</w:t>
+            </w:r>
+            <w:proofErr w:type="spellEnd"/>
+          </w:p>
+        </w:tc>
+        <w:tc>
+          <w:tcPr>
+            <w:tcW w:w="823" w:type="dxa"/>
+            <w:shd w:val="clear" w:color="auto" w:fill="C0504D" w:themeFill="accent2"/>
+            <w:vAlign w:val="center"/>
+          </w:tcPr>
+          <w:p>
+            <w:pPr>
+              <w:pStyle w:val="Default"/>
+              <w:jc w:val="center"/>
+              <w:rPr>
+                <w:rFonts w:ascii="Arial" w:hAnsi="Arial" w:cs="Arial"/>
+                <w:color w:val="FFFFFF" w:themeColor="background1"/>
+                <w:sz w:val="20"/>
+                <w:szCs w:val="20"/>
+              </w:rPr>
+            </w:pPr>
+            <w:r>
+              <w:rPr>
+                <w:rFonts w:ascii="Arial" w:hAnsi="Arial" w:cs="Arial"/>
+                <w:b/>
+                <w:bCs/>
+                <w:color w:val="FFFFFF" w:themeColor="background1"/>
+                <w:sz w:val="20"/>
+                <w:szCs w:val="20"/>
+              </w:rPr>
+              <w:t>ID</w:t>
+            </w:r>
+          </w:p>
+        </w:tc>
+        <w:tc>
+          <w:tcPr>
+            <w:tcW w:w="3133" w:type="dxa"/>
+            <w:shd w:val="clear" w:color="auto" w:fill="C0504D" w:themeFill="accent2"/>
+            <w:vAlign w:val="center"/>
+          </w:tcPr>
+          <w:p>
+            <w:pPr>
+              <w:pStyle w:val="Default"/>
+              <w:jc w:val="center"/>
+              <w:rPr>
+                <w:rFonts w:ascii="Arial" w:hAnsi="Arial" w:cs="Arial"/>
+                <w:color w:val="FFFFFF" w:themeColor="background1"/>
+                <w:sz w:val="20"/>
+                <w:szCs w:val="20"/>
+              </w:rPr>
+            </w:pPr>
+            <w:proofErr w:type="spellStart"/>
+            <w:r>
+              <w:rPr>
+                <w:rFonts w:ascii="Arial" w:hAnsi="Arial" w:cs="Arial"/>
+                <w:b/>
+                <w:bCs/>
+                <w:color w:val="FFFFFF" w:themeColor="background1"/>
+                <w:sz w:val="20"/>
+                <w:szCs w:val="20"/>
+              </w:rPr>
+              <w:t>Акторы</w:t>
+            </w:r>
+            <w:proofErr w:type="spellEnd"/>
+          </w:p>
+        </w:tc>
+        <w:tc>
+          <w:tcPr>
+            <w:tcW w:w="2700" w:type="dxa"/>
+            <w:shd w:val="clear" w:color="auto" w:fill="C0504D" w:themeFill="accent2"/>
+            <w:vAlign w:val="center"/>
+          </w:tcPr>
+          <w:p>
+            <w:pPr>
+              <w:pStyle w:val="Default"/>
+              <w:jc w:val="center"/>
+              <w:rPr>
+                <w:rFonts w:ascii="Arial" w:hAnsi="Arial" w:cs="Arial"/>
+                <w:color w:val="FFFFFF" w:themeColor="background1"/>
+                <w:sz w:val="20"/>
+                <w:szCs w:val="20"/>
+              </w:rPr>
+            </w:pPr>
+            <w:r>
+              <w:rPr>
+                <w:rFonts w:ascii="Arial" w:hAnsi="Arial" w:cs="Arial"/>
+                <w:b/>
+                <w:bCs/>
+                <w:color w:val="FFFFFF" w:themeColor="background1"/>
+                <w:sz w:val="20"/>
+                <w:szCs w:val="20"/>
+              </w:rPr>
+              <w:t>Предусловия</w:t>
+            </w:r>
+          </w:p>
+        </w:tc>
+        <w:tc>
+          <w:tcPr>
+            <w:tcW w:w="2693" w:type="dxa"/>
+            <w:shd w:val="clear" w:color="auto" w:fill="C0504D" w:themeFill="accent2"/>
+            <w:vAlign w:val="center"/>
+          </w:tcPr>
+          <w:p>
+            <w:pPr>
+              <w:pStyle w:val="Default"/>
+              <w:jc w:val="center"/>
+              <w:rPr>
+                <w:rFonts w:ascii="Arial" w:hAnsi="Arial" w:cs="Arial"/>
+                <w:color w:val="FFFFFF" w:themeColor="background1"/>
+                <w:sz w:val="20"/>
+                <w:szCs w:val="20"/>
+              </w:rPr>
+            </w:pPr>
+            <w:r>
+              <w:rPr>
+                <w:rFonts w:ascii="Arial" w:hAnsi="Arial" w:cs="Arial"/>
+                <w:b/>
+                <w:bCs/>
+                <w:color w:val="FFFFFF" w:themeColor="background1"/>
+                <w:sz w:val="20"/>
+                <w:szCs w:val="20"/>
+              </w:rPr>
+              <w:t>Постусловия</w:t>
+            </w:r>
+          </w:p>
+        </w:tc>
+        <w:tc>
+          <w:tcPr>
+            <w:tcW w:w="4111" w:type="dxa"/>
+            <w:shd w:val="clear" w:color="auto" w:fill="C0504D" w:themeFill="accent2"/>
+            <w:vAlign w:val="center"/>
+          </w:tcPr>
+          <w:p>
+            <w:pPr>
+              <w:pStyle w:val="Default"/>
+              <w:jc w:val="center"/>
+              <w:rPr>
+                <w:rFonts w:ascii="Arial" w:hAnsi="Arial" w:cs="Arial"/>
+                <w:color w:val="FFFFFF" w:themeColor="background1"/>
+                <w:sz w:val="20"/>
+                <w:szCs w:val="20"/>
+              </w:rPr>
+            </w:pPr>
+            <w:r>
+              <w:rPr>
+                <w:rFonts w:ascii="Arial" w:hAnsi="Arial" w:cs="Arial"/>
+                <w:b/>
+                <w:bCs/>
+                <w:color w:val="FFFFFF" w:themeColor="background1"/>
+                <w:sz w:val="20"/>
+                <w:szCs w:val="20"/>
+              </w:rPr>
+              <w:t>Основной сценарий</w:t>
+            </w:r>
+          </w:p>
+        </w:tc>
+        <w:tc>
+          <w:tcPr>
+            <w:tcW w:w="4254" w:type="dxa"/>
+            <w:shd w:val="clear" w:color="auto" w:fill="C0504D" w:themeFill="accent2"/>
+            <w:vAlign w:val="center"/>
+          </w:tcPr>
+          <w:p>
+            <w:pPr>
+              <w:pStyle w:val="Default"/>
+              <w:jc w:val="center"/>
+              <w:rPr>
+                <w:rFonts w:ascii="Arial" w:hAnsi="Arial" w:cs="Arial"/>
+                <w:color w:val="FFFFFF" w:themeColor="background1"/>
+                <w:sz w:val="20"/>
+                <w:szCs w:val="20"/>
+              </w:rPr>
+            </w:pPr>
+            <w:r>
+              <w:rPr>
+                <w:rFonts w:ascii="Arial" w:hAnsi="Arial" w:cs="Arial"/>
+                <w:b/>
+                <w:bCs/>
+                <w:color w:val="FFFFFF" w:themeColor="background1"/>
+                <w:sz w:val="20"/>
+                <w:szCs w:val="20"/>
+              </w:rPr>
+              <w:t>Альтернативный сценарий</w:t>
+            </w:r>
+          </w:p>
+        </w:tc>
+        <w:tc>
+          <w:tcPr>
+            <w:tcW w:w="2550" w:type="dxa"/>
+            <w:shd w:val="clear" w:color="auto" w:fill="C0504D" w:themeFill="accent2"/>
+            <w:vAlign w:val="center"/>
+          </w:tcPr>
+          <w:p>
+            <w:pPr>
+              <w:pStyle w:val="Default"/>
+              <w:jc w:val="center"/>
+              <w:rPr>
+                <w:rFonts w:ascii="Arial" w:hAnsi="Arial" w:cs="Arial"/>
+                <w:color w:val="FFFFFF" w:themeColor="background1"/>
+                <w:sz w:val="20"/>
+                <w:szCs w:val="20"/>
+              </w:rPr>
+            </w:pPr>
+            <w:r>
+              <w:rPr>
+                <w:rFonts w:ascii="Arial" w:hAnsi="Arial" w:cs="Arial"/>
+                <w:b/>
+                <w:bCs/>
+                <w:color w:val="FFFFFF" w:themeColor="background1"/>
+                <w:sz w:val="20"/>
+                <w:szCs w:val="20"/>
+              </w:rPr>
+              <w:t>Результат</w:t>
+            </w:r>
+          </w:p>
+        </w:tc>
+      </w:tr>
+      <w:tr>
+        <w:tc>
+          <w:tcPr>
+            <w:tcW w:w="1419" w:type="dxa"/>
+          </w:tcPr>
+          <w:p>
+            <w:pPr>
+              <w:rPr>
+                <w:color w:val="000000" w:themeColor="text1"/>
+                <w:sz w:val="20"/>
+                <w:szCs w:val="20"/>
+                <w:lang w:val="en-US"/>
+              </w:rPr>
+            </w:pPr>
+            <w:r>
+              <w:rPr>
+                <w:sz w:val="20"/>
+                <w:szCs w:val="20"/>
+              </w:rPr>
+              <w:t>Авторизация через социальные сети</w:t>
+            </w:r>
+          </w:p>
+        </w:tc>
+        <w:tc>
+          <w:tcPr>
+            <w:tcW w:w="823" w:type="dxa"/>
+          </w:tcPr>
+          <w:p>
+            <w:pPr>
+              <w:rPr>
+                <w:color w:val="000000" w:themeColor="text1"/>
+                <w:sz w:val="20"/>
+                <w:szCs w:val="20"/>
+              </w:rPr>
+            </w:pPr>
+            <w:r>
+              <w:rPr>
+                <w:color w:val="000000" w:themeColor="text1"/>
+                <w:sz w:val="20"/>
+                <w:szCs w:val="20"/>
+              </w:rPr>
+              <w:t>UC-03</w:t>
+            </w:r>
+          </w:p>
+        </w:tc>
+        <w:tc>
+          <w:tcPr>
+            <w:tcW w:w="3133" w:type="dxa"/>
+          </w:tcPr>
+          <w:p>
+            <w:pPr>
+              <w:rPr>
+                <w:color w:val="000000" w:themeColor="text1"/>
+                <w:sz w:val="20"/>
+                <w:szCs w:val="20"/>
+              </w:rPr>
+            </w:pPr>
+            <w:r>
+              <w:rPr>
+                <w:sz w:val="20"/>
+                <w:szCs w:val="20"/>
+              </w:rPr>
+              <w:t>Незарегистрированный пользователь</w:t>
+            </w:r>
+          </w:p>
+        </w:tc>
+        <w:tc>
+          <w:tcPr>
+            <w:tcW w:w="2700" w:type="dxa"/>
+          </w:tcPr>
+          <w:p>
+            <w:pPr>
+              <w:pStyle w:val="ab"/>
+              <w:numPr>
+                <w:ilvl w:val="0"/>
+                <w:numId w:val="5"/>
+              </w:numPr>
+              <w:ind w:left="0" w:firstLine="0"/>
+              <w:rPr>
+                <w:color w:val="000000" w:themeColor="text1"/>
+                <w:sz w:val="20"/>
+                <w:szCs w:val="20"/>
+                <w:lang w:val="ru-RU"/>
+              </w:rPr>
+            </w:pPr>
+            <w:r>
+              <w:rPr>
+                <w:color w:val="000000" w:themeColor="text1"/>
+                <w:sz w:val="20"/>
+                <w:szCs w:val="20"/>
+                <w:lang w:val="ru-RU"/>
+              </w:rPr>
+              <w:t>Пользоват</w:t>
+            </w:r>
+            <w:r>
+              <w:rPr>
+                <w:color w:val="000000" w:themeColor="text1"/>
+                <w:sz w:val="20"/>
+                <w:szCs w:val="20"/>
+                <w:lang w:val="ru-RU"/>
+              </w:rPr>
+              <w:t>ель находится на странице входа</w:t>
+            </w:r>
+          </w:p>
+          <w:p>
+            <w:pPr>
+              <w:pStyle w:val="ab"/>
+              <w:numPr>
+                <w:ilvl w:val="0"/>
+                <w:numId w:val="5"/>
+              </w:numPr>
+              <w:ind w:left="0" w:firstLine="0"/>
+              <w:rPr>
+                <w:color w:val="000000" w:themeColor="text1"/>
+                <w:sz w:val="20"/>
+                <w:szCs w:val="20"/>
+                <w:lang w:val="ru-RU"/>
+              </w:rPr>
+            </w:pPr>
+            <w:r>
+              <w:rPr>
+                <w:color w:val="000000" w:themeColor="text1"/>
+                <w:sz w:val="20"/>
+                <w:szCs w:val="20"/>
+                <w:lang w:val="ru-RU"/>
+              </w:rPr>
+              <w:t>Социальная сеть доступна</w:t>
+            </w:r>
+          </w:p>
+          <w:p>
+            <w:pPr>
+              <w:pStyle w:val="ab"/>
+              <w:numPr>
+                <w:ilvl w:val="0"/>
+                <w:numId w:val="5"/>
+              </w:numPr>
+              <w:ind w:left="0" w:firstLine="0"/>
+              <w:rPr>
+                <w:color w:val="000000" w:themeColor="text1"/>
+                <w:sz w:val="20"/>
+                <w:szCs w:val="20"/>
+                <w:lang w:val="ru-RU"/>
+              </w:rPr>
+            </w:pPr>
+            <w:r>
+              <w:rPr>
+                <w:color w:val="000000" w:themeColor="text1"/>
+                <w:sz w:val="20"/>
+                <w:szCs w:val="20"/>
+                <w:lang w:val="ru-RU"/>
+              </w:rPr>
+              <w:t>У пользователя есть аккаунт в выбранной соц</w:t>
+            </w:r>
+            <w:r>
+              <w:rPr>
+                <w:color w:val="000000" w:themeColor="text1"/>
+                <w:sz w:val="20"/>
+                <w:szCs w:val="20"/>
+                <w:lang w:val="ru-RU"/>
+              </w:rPr>
+              <w:t xml:space="preserve">иальной </w:t>
+            </w:r>
+            <w:r>
+              <w:rPr>
+                <w:color w:val="000000" w:themeColor="text1"/>
+                <w:sz w:val="20"/>
+                <w:szCs w:val="20"/>
+                <w:lang w:val="ru-RU"/>
+              </w:rPr>
+              <w:t>сети</w:t>
+            </w:r>
+          </w:p>
+        </w:tc>
+        <w:tc>
+          <w:tcPr>
+            <w:tcW w:w="2693" w:type="dxa"/>
+          </w:tcPr>
+          <w:p>
+            <w:pPr>
+              <w:pStyle w:val="ab"/>
+              <w:numPr>
+                <w:ilvl w:val="0"/>
+                <w:numId w:val="5"/>
+              </w:numPr>
+              <w:ind w:left="0" w:firstLine="0"/>
+              <w:rPr>
+                <w:color w:val="000000" w:themeColor="text1"/>
+                <w:sz w:val="20"/>
+                <w:szCs w:val="20"/>
+              </w:rPr>
+            </w:pPr>
+            <w:r>
+              <w:rPr>
+                <w:color w:val="000000" w:themeColor="text1"/>
+                <w:sz w:val="20"/>
+                <w:szCs w:val="20"/>
+              </w:rPr>
+              <w:t>Пол</w:t>
+            </w:r>
+            <w:r>
+              <w:rPr>
+                <w:color w:val="000000" w:themeColor="text1"/>
+                <w:sz w:val="20"/>
+                <w:szCs w:val="20"/>
+              </w:rPr>
+              <w:t>ьзователь авторизован в системе</w:t>
+            </w:r>
+          </w:p>
+          <w:p>
+            <w:pPr>
+              <w:pStyle w:val="ab"/>
+              <w:numPr>
+                <w:ilvl w:val="0"/>
+                <w:numId w:val="5"/>
+              </w:numPr>
+              <w:ind w:left="0" w:firstLine="0"/>
+              <w:rPr>
+                <w:color w:val="000000" w:themeColor="text1"/>
+                <w:sz w:val="20"/>
+                <w:szCs w:val="20"/>
+              </w:rPr>
+            </w:pPr>
+            <w:r>
+              <w:rPr>
+                <w:color w:val="000000" w:themeColor="text1"/>
+                <w:sz w:val="20"/>
+                <w:szCs w:val="20"/>
+              </w:rPr>
+              <w:t>Создана уче</w:t>
+            </w:r>
+            <w:r>
+              <w:rPr>
+                <w:color w:val="000000" w:themeColor="text1"/>
+                <w:sz w:val="20"/>
+                <w:szCs w:val="20"/>
+              </w:rPr>
+              <w:t>тная запись (если вход впервые)</w:t>
+            </w:r>
+          </w:p>
+          <w:p>
+            <w:pPr>
+              <w:pStyle w:val="ab"/>
+              <w:numPr>
+                <w:ilvl w:val="0"/>
+                <w:numId w:val="5"/>
+              </w:numPr>
+              <w:ind w:left="0" w:firstLine="0"/>
+              <w:rPr>
+                <w:color w:val="000000" w:themeColor="text1"/>
+                <w:sz w:val="20"/>
+                <w:szCs w:val="20"/>
+              </w:rPr>
+            </w:pPr>
+            <w:r>
+              <w:rPr>
+                <w:color w:val="000000" w:themeColor="text1"/>
+                <w:sz w:val="20"/>
+                <w:szCs w:val="20"/>
+              </w:rPr>
+              <w:t>Пользователь перенаправлен в личный кабинет</w:t>
+            </w:r>
+          </w:p>
+        </w:tc>
+        <w:tc>
+          <w:tcPr>
+            <w:tcW w:w="4111" w:type="dxa"/>
+          </w:tcPr>
+          <w:p>
+            <w:pPr>
+              <w:pStyle w:val="ab"/>
+              <w:numPr>
+                <w:ilvl w:val="0"/>
+                <w:numId w:val="6"/>
+              </w:numPr>
+              <w:ind w:left="0" w:firstLine="0"/>
+              <w:rPr>
+                <w:color w:val="000000" w:themeColor="text1"/>
+                <w:sz w:val="20"/>
+                <w:szCs w:val="20"/>
+                <w:lang w:val="ru-RU"/>
+              </w:rPr>
+            </w:pPr>
+            <w:r>
+              <w:rPr>
+                <w:color w:val="000000" w:themeColor="text1"/>
+                <w:sz w:val="20"/>
+                <w:szCs w:val="20"/>
+                <w:lang w:val="ru-RU"/>
+              </w:rPr>
+              <w:t>Пользователь инициирует вход через социальную сеть</w:t>
+            </w:r>
+          </w:p>
+          <w:p>
+            <w:pPr>
+              <w:pStyle w:val="ab"/>
+              <w:numPr>
+                <w:ilvl w:val="0"/>
+                <w:numId w:val="6"/>
+              </w:numPr>
+              <w:ind w:left="0" w:firstLine="0"/>
+              <w:rPr>
+                <w:color w:val="000000" w:themeColor="text1"/>
+                <w:sz w:val="20"/>
+                <w:szCs w:val="20"/>
+                <w:lang w:val="ru-RU"/>
+              </w:rPr>
+            </w:pPr>
+            <w:r>
+              <w:rPr>
+                <w:color w:val="000000" w:themeColor="text1"/>
+                <w:sz w:val="20"/>
+                <w:szCs w:val="20"/>
+                <w:lang w:val="ru-RU"/>
+              </w:rPr>
+              <w:t>Система перенаправляет его на страницу авторизации социальной сети</w:t>
+            </w:r>
+          </w:p>
+          <w:p>
+            <w:pPr>
+              <w:pStyle w:val="ab"/>
+              <w:numPr>
+                <w:ilvl w:val="0"/>
+                <w:numId w:val="6"/>
+              </w:numPr>
+              <w:ind w:left="0" w:firstLine="0"/>
+              <w:rPr>
+                <w:color w:val="000000" w:themeColor="text1"/>
+                <w:sz w:val="20"/>
+                <w:szCs w:val="20"/>
+                <w:lang w:val="ru-RU"/>
+              </w:rPr>
+            </w:pPr>
+            <w:r>
+              <w:rPr>
+                <w:color w:val="000000" w:themeColor="text1"/>
+                <w:sz w:val="20"/>
+                <w:szCs w:val="20"/>
+                <w:lang w:val="ru-RU"/>
+              </w:rPr>
+              <w:t>Пользователь вводит данные и подтверждает доступ</w:t>
+            </w:r>
+          </w:p>
+          <w:p>
+            <w:pPr>
+              <w:pStyle w:val="ab"/>
+              <w:numPr>
+                <w:ilvl w:val="0"/>
+                <w:numId w:val="6"/>
+              </w:numPr>
+              <w:ind w:left="0" w:firstLine="0"/>
+              <w:rPr>
+                <w:color w:val="000000" w:themeColor="text1"/>
+                <w:sz w:val="20"/>
+                <w:szCs w:val="20"/>
+                <w:lang w:val="ru-RU"/>
+              </w:rPr>
+            </w:pPr>
+            <w:r>
+              <w:rPr>
+                <w:color w:val="000000" w:themeColor="text1"/>
+                <w:sz w:val="20"/>
+                <w:szCs w:val="20"/>
+                <w:lang w:val="ru-RU"/>
+              </w:rPr>
+              <w:t xml:space="preserve">Социальная сеть возвращает </w:t>
+            </w:r>
+            <w:proofErr w:type="spellStart"/>
+            <w:r>
+              <w:rPr>
+                <w:color w:val="000000" w:themeColor="text1"/>
+                <w:sz w:val="20"/>
+                <w:szCs w:val="20"/>
+                <w:lang w:val="ru-RU"/>
+              </w:rPr>
+              <w:t>токен</w:t>
+            </w:r>
+            <w:proofErr w:type="spellEnd"/>
+            <w:r>
+              <w:rPr>
+                <w:color w:val="000000" w:themeColor="text1"/>
+                <w:sz w:val="20"/>
+                <w:szCs w:val="20"/>
+                <w:lang w:val="ru-RU"/>
+              </w:rPr>
+              <w:t xml:space="preserve"> авторизации</w:t>
+            </w:r>
+          </w:p>
+          <w:p>
+            <w:pPr>
+              <w:pStyle w:val="ab"/>
+              <w:numPr>
+                <w:ilvl w:val="0"/>
+                <w:numId w:val="6"/>
+              </w:numPr>
+              <w:ind w:left="0" w:firstLine="0"/>
+              <w:rPr>
+                <w:color w:val="000000" w:themeColor="text1"/>
+                <w:sz w:val="20"/>
+                <w:szCs w:val="20"/>
+                <w:lang w:val="ru-RU"/>
+              </w:rPr>
+            </w:pPr>
+            <w:r>
+              <w:rPr>
+                <w:color w:val="000000" w:themeColor="text1"/>
+                <w:sz w:val="20"/>
+                <w:szCs w:val="20"/>
+                <w:lang w:val="ru-RU"/>
+              </w:rPr>
+              <w:t>Система получает данные профиля (</w:t>
+            </w:r>
+            <w:proofErr w:type="spellStart"/>
+            <w:r>
+              <w:rPr>
+                <w:color w:val="000000" w:themeColor="text1"/>
+                <w:sz w:val="20"/>
+                <w:szCs w:val="20"/>
+                <w:lang w:val="ru-RU"/>
+              </w:rPr>
+              <w:t>email</w:t>
+            </w:r>
+            <w:proofErr w:type="spellEnd"/>
+            <w:r>
+              <w:rPr>
+                <w:color w:val="000000" w:themeColor="text1"/>
+                <w:sz w:val="20"/>
+                <w:szCs w:val="20"/>
+                <w:lang w:val="ru-RU"/>
+              </w:rPr>
+              <w:t>, имя)</w:t>
+            </w:r>
+          </w:p>
+          <w:p>
+            <w:pPr>
+              <w:pStyle w:val="ab"/>
+              <w:numPr>
+                <w:ilvl w:val="0"/>
+                <w:numId w:val="6"/>
+              </w:numPr>
+              <w:ind w:left="0" w:firstLine="0"/>
+              <w:rPr>
+                <w:color w:val="000000" w:themeColor="text1"/>
+                <w:sz w:val="20"/>
+                <w:szCs w:val="20"/>
+                <w:lang w:val="ru-RU"/>
+              </w:rPr>
+            </w:pPr>
+            <w:r>
+              <w:rPr>
+                <w:color w:val="000000" w:themeColor="text1"/>
+                <w:sz w:val="20"/>
+                <w:szCs w:val="20"/>
+                <w:lang w:val="ru-RU"/>
+              </w:rPr>
+              <w:t>Если пользователь новый - создаётся учетная запись</w:t>
+            </w:r>
+          </w:p>
+          <w:p>
+            <w:pPr>
+              <w:pStyle w:val="ab"/>
+              <w:numPr>
+                <w:ilvl w:val="0"/>
+                <w:numId w:val="6"/>
+              </w:numPr>
+              <w:ind w:left="0" w:firstLine="0"/>
+              <w:rPr>
+                <w:color w:val="000000" w:themeColor="text1"/>
+                <w:sz w:val="20"/>
+                <w:szCs w:val="20"/>
+                <w:lang w:val="ru-RU"/>
+              </w:rPr>
+            </w:pPr>
+            <w:r>
+              <w:rPr>
+                <w:color w:val="000000" w:themeColor="text1"/>
+                <w:sz w:val="20"/>
+                <w:szCs w:val="20"/>
+                <w:lang w:val="ru-RU"/>
+              </w:rPr>
+              <w:t>Пользователь авторизуется и переходит в личный кабинет</w:t>
+            </w:r>
+          </w:p>
+        </w:tc>
+        <w:tc>
+          <w:tcPr>
+            <w:tcW w:w="4254" w:type="dxa"/>
+          </w:tcPr>
+          <w:p>
+            <w:pPr>
+              <w:rPr>
+                <w:color w:val="000000" w:themeColor="text1"/>
+                <w:sz w:val="20"/>
+                <w:szCs w:val="20"/>
+              </w:rPr>
+            </w:pPr>
+            <w:r>
+              <w:rPr>
+                <w:color w:val="000000" w:themeColor="text1"/>
+                <w:sz w:val="20"/>
+                <w:szCs w:val="20"/>
+                <w:lang w:val="ru-RU"/>
+              </w:rPr>
+              <w:t>1</w:t>
+            </w:r>
+            <w:r>
+              <w:rPr>
+                <w:color w:val="000000" w:themeColor="text1"/>
+                <w:sz w:val="20"/>
+                <w:szCs w:val="20"/>
+              </w:rPr>
+              <w:t>а.1</w:t>
+            </w:r>
+            <w:r>
+              <w:rPr>
+                <w:color w:val="000000" w:themeColor="text1"/>
+                <w:sz w:val="20"/>
+                <w:szCs w:val="20"/>
+              </w:rPr>
+              <w:t xml:space="preserve"> Пользователь о</w:t>
+            </w:r>
+            <w:r>
+              <w:rPr>
+                <w:color w:val="000000" w:themeColor="text1"/>
+                <w:sz w:val="20"/>
+                <w:szCs w:val="20"/>
+              </w:rPr>
+              <w:t xml:space="preserve">тменяет авторизацию в </w:t>
+            </w:r>
+            <w:proofErr w:type="spellStart"/>
+            <w:r>
+              <w:rPr>
+                <w:color w:val="000000" w:themeColor="text1"/>
+                <w:sz w:val="20"/>
+                <w:szCs w:val="20"/>
+              </w:rPr>
+              <w:t>соц</w:t>
+            </w:r>
+            <w:r>
+              <w:rPr>
+                <w:color w:val="000000" w:themeColor="text1"/>
+                <w:sz w:val="20"/>
+                <w:szCs w:val="20"/>
+                <w:lang w:val="ru-RU"/>
+              </w:rPr>
+              <w:t>иальной</w:t>
+            </w:r>
+            <w:proofErr w:type="spellEnd"/>
+            <w:r>
+              <w:rPr>
+                <w:color w:val="000000" w:themeColor="text1"/>
+                <w:sz w:val="20"/>
+                <w:szCs w:val="20"/>
+                <w:lang w:val="ru-RU"/>
+              </w:rPr>
+              <w:t xml:space="preserve"> </w:t>
+            </w:r>
+            <w:r>
+              <w:rPr>
+                <w:color w:val="000000" w:themeColor="text1"/>
+                <w:sz w:val="20"/>
+                <w:szCs w:val="20"/>
+              </w:rPr>
+              <w:t>сети</w:t>
+            </w:r>
+          </w:p>
+          <w:p>
+            <w:pPr>
+              <w:rPr>
+                <w:color w:val="000000" w:themeColor="text1"/>
+                <w:sz w:val="20"/>
+                <w:szCs w:val="20"/>
+              </w:rPr>
+            </w:pPr>
+            <w:r>
+              <w:rPr>
+                <w:color w:val="000000" w:themeColor="text1"/>
+                <w:sz w:val="20"/>
+                <w:szCs w:val="20"/>
+                <w:lang w:val="ru-RU"/>
+              </w:rPr>
+              <w:t xml:space="preserve">1а.2 Система </w:t>
+            </w:r>
+            <w:r>
+              <w:rPr>
+                <w:color w:val="000000" w:themeColor="text1"/>
+                <w:sz w:val="20"/>
+                <w:szCs w:val="20"/>
+              </w:rPr>
+              <w:t>возвращает на страницу входа</w:t>
+            </w:r>
+          </w:p>
+          <w:p>
+            <w:pPr>
+              <w:rPr>
+                <w:color w:val="000000" w:themeColor="text1"/>
+                <w:sz w:val="20"/>
+                <w:szCs w:val="20"/>
+              </w:rPr>
+            </w:pPr>
+            <w:r>
+              <w:rPr>
+                <w:color w:val="000000" w:themeColor="text1"/>
+                <w:sz w:val="20"/>
+                <w:szCs w:val="20"/>
+                <w:lang w:val="ru-RU"/>
+              </w:rPr>
+              <w:t>2а</w:t>
+            </w:r>
+            <w:r>
+              <w:rPr>
+                <w:color w:val="000000" w:themeColor="text1"/>
+                <w:sz w:val="20"/>
+                <w:szCs w:val="20"/>
+              </w:rPr>
+              <w:t>.1</w:t>
+            </w:r>
+            <w:r>
+              <w:rPr>
+                <w:color w:val="000000" w:themeColor="text1"/>
+                <w:sz w:val="20"/>
+                <w:szCs w:val="20"/>
+              </w:rPr>
+              <w:t xml:space="preserve"> Социальная сеть недоступна</w:t>
+            </w:r>
+          </w:p>
+          <w:p>
+            <w:pPr>
+              <w:rPr>
+                <w:color w:val="000000" w:themeColor="text1"/>
+                <w:sz w:val="20"/>
+                <w:szCs w:val="20"/>
+              </w:rPr>
+            </w:pPr>
+            <w:r>
+              <w:rPr>
+                <w:color w:val="000000" w:themeColor="text1"/>
+                <w:sz w:val="20"/>
+                <w:szCs w:val="20"/>
+                <w:lang w:val="ru-RU"/>
+              </w:rPr>
+              <w:t>2а.2</w:t>
+            </w:r>
+            <w:r>
+              <w:rPr>
+                <w:color w:val="000000" w:themeColor="text1"/>
+                <w:sz w:val="20"/>
+                <w:szCs w:val="20"/>
+              </w:rPr>
+              <w:t xml:space="preserve"> </w:t>
+            </w:r>
+            <w:r>
+              <w:rPr>
+                <w:color w:val="000000" w:themeColor="text1"/>
+                <w:sz w:val="20"/>
+                <w:szCs w:val="20"/>
+                <w:lang w:val="ru-RU"/>
+              </w:rPr>
+              <w:t xml:space="preserve">Система </w:t>
+            </w:r>
+            <w:r>
+              <w:rPr>
+                <w:color w:val="000000" w:themeColor="text1"/>
+                <w:sz w:val="20"/>
+                <w:szCs w:val="20"/>
+              </w:rPr>
+              <w:t>отображает сообщение об ошибке</w:t>
+            </w:r>
+          </w:p>
+        </w:tc>
+        <w:tc>
+          <w:tcPr>
+            <w:tcW w:w="2550" w:type="dxa"/>
+          </w:tcPr>
+          <w:p>
+            <w:pPr>
+              <w:rPr>
+                <w:color w:val="000000" w:themeColor="text1"/>
+                <w:sz w:val="20"/>
+                <w:szCs w:val="20"/>
+              </w:rPr>
+            </w:pPr>
+            <w:r>
+              <w:rPr>
+                <w:sz w:val="20"/>
+                <w:szCs w:val="20"/>
+              </w:rPr>
+              <w:t>Пользователь успешно авторизован или получает корректное сообщение об ошибке</w:t>
+            </w:r>
+          </w:p>
+        </w:tc>
+      </w:tr>
+      <w:tr>
+        <w:tc>
+          <w:tcPr>
+            <w:tcW w:w="1419" w:type="dxa"/>
+          </w:tcPr>
+          <w:p>
+            <w:pPr>
+              <w:rPr>
+                <w:sz w:val="20"/>
+                <w:szCs w:val="20"/>
+              </w:rPr>
+            </w:pPr>
+            <w:r>
+              <w:rPr>
+                <w:sz w:val="20"/>
+                <w:szCs w:val="20"/>
+              </w:rPr>
+              <w:t>Просмотр публичных подборок</w:t>
+            </w:r>
+          </w:p>
+        </w:tc>
+        <w:tc>
+          <w:tcPr>
+            <w:tcW w:w="823" w:type="dxa"/>
+          </w:tcPr>
+          <w:p>
+            <w:pPr>
+              <w:rPr>
+                <w:color w:val="000000" w:themeColor="text1"/>
+                <w:sz w:val="20"/>
+                <w:szCs w:val="20"/>
+              </w:rPr>
+            </w:pPr>
+            <w:r>
+              <w:rPr>
+                <w:color w:val="000000" w:themeColor="text1"/>
+                <w:sz w:val="20"/>
+                <w:szCs w:val="20"/>
+              </w:rPr>
+              <w:t>UC-06</w:t>
+            </w:r>
+          </w:p>
+        </w:tc>
+        <w:tc>
+          <w:tcPr>
+            <w:tcW w:w="3133" w:type="dxa"/>
+          </w:tcPr>
+          <w:p>
+            <w:pPr>
+              <w:pStyle w:val="ab"/>
+              <w:numPr>
+                <w:ilvl w:val="0"/>
+                <w:numId w:val="4"/>
+              </w:numPr>
+              <w:ind w:left="0" w:firstLine="0"/>
+              <w:rPr>
+                <w:color w:val="000000" w:themeColor="text1"/>
+                <w:sz w:val="20"/>
+                <w:szCs w:val="20"/>
+              </w:rPr>
+            </w:pPr>
+            <w:r>
+              <w:rPr>
+                <w:color w:val="000000" w:themeColor="text1"/>
+                <w:sz w:val="20"/>
+                <w:szCs w:val="20"/>
+              </w:rPr>
+              <w:t>Незарегистрированный пользователь</w:t>
+            </w:r>
+          </w:p>
+          <w:p>
+            <w:pPr>
+              <w:pStyle w:val="ab"/>
+              <w:numPr>
+                <w:ilvl w:val="0"/>
+                <w:numId w:val="4"/>
+              </w:numPr>
+              <w:ind w:left="0" w:firstLine="0"/>
+              <w:rPr>
+                <w:color w:val="000000" w:themeColor="text1"/>
+                <w:sz w:val="20"/>
+                <w:szCs w:val="20"/>
+              </w:rPr>
+            </w:pPr>
+            <w:r>
+              <w:rPr>
+                <w:color w:val="000000" w:themeColor="text1"/>
+                <w:sz w:val="20"/>
+                <w:szCs w:val="20"/>
+              </w:rPr>
+              <w:t>Зарегистрированный пользователь</w:t>
+            </w:r>
+          </w:p>
+        </w:tc>
+        <w:tc>
+          <w:tcPr>
+            <w:tcW w:w="2700" w:type="dxa"/>
+          </w:tcPr>
+          <w:p>
+            <w:pPr>
+              <w:rPr>
+                <w:color w:val="000000" w:themeColor="text1"/>
+                <w:sz w:val="20"/>
+                <w:szCs w:val="20"/>
+              </w:rPr>
+            </w:pPr>
+            <w:r>
+              <w:rPr>
+                <w:sz w:val="20"/>
+                <w:szCs w:val="20"/>
+              </w:rPr>
+              <w:t>В системе существуют публичные подборки</w:t>
+            </w:r>
+          </w:p>
+        </w:tc>
+        <w:tc>
+          <w:tcPr>
+            <w:tcW w:w="2693" w:type="dxa"/>
+          </w:tcPr>
+          <w:p>
+            <w:pPr>
+              <w:rPr>
+                <w:color w:val="000000" w:themeColor="text1"/>
+                <w:sz w:val="20"/>
+                <w:szCs w:val="20"/>
+              </w:rPr>
+            </w:pPr>
+            <w:r>
+              <w:rPr>
+                <w:color w:val="000000" w:themeColor="text1"/>
+                <w:sz w:val="20"/>
+                <w:szCs w:val="20"/>
+              </w:rPr>
+              <w:t>Пользователь просмотрел выбранную подборку</w:t>
+            </w:r>
+          </w:p>
+        </w:tc>
+        <w:tc>
+          <w:tcPr>
+            <w:tcW w:w="4111" w:type="dxa"/>
+          </w:tcPr>
+          <w:p>
+            <w:pPr>
+              <w:pStyle w:val="ab"/>
+              <w:numPr>
+                <w:ilvl w:val="0"/>
+                <w:numId w:val="7"/>
+              </w:numPr>
+              <w:ind w:left="0" w:firstLine="0"/>
+              <w:rPr>
+                <w:color w:val="000000" w:themeColor="text1"/>
+                <w:sz w:val="20"/>
+                <w:szCs w:val="20"/>
+                <w:lang w:val="ru-RU"/>
+              </w:rPr>
+            </w:pPr>
+            <w:r>
+              <w:rPr>
+                <w:color w:val="000000" w:themeColor="text1"/>
+                <w:sz w:val="20"/>
+                <w:szCs w:val="20"/>
+                <w:lang w:val="ru-RU"/>
+              </w:rPr>
+              <w:t>Пользователь переходит</w:t>
+            </w:r>
+            <w:r>
+              <w:rPr>
+                <w:color w:val="000000" w:themeColor="text1"/>
+                <w:sz w:val="20"/>
+                <w:szCs w:val="20"/>
+                <w:lang w:val="ru-RU"/>
+              </w:rPr>
+              <w:t xml:space="preserve"> в раздел публичных подборок</w:t>
+            </w:r>
+          </w:p>
+          <w:p>
+            <w:pPr>
+              <w:pStyle w:val="ab"/>
+              <w:numPr>
+                <w:ilvl w:val="0"/>
+                <w:numId w:val="7"/>
+              </w:numPr>
+              <w:ind w:left="0" w:firstLine="0"/>
+              <w:rPr>
+                <w:color w:val="000000" w:themeColor="text1"/>
+                <w:sz w:val="20"/>
+                <w:szCs w:val="20"/>
+                <w:lang w:val="ru-RU"/>
+              </w:rPr>
+            </w:pPr>
+            <w:r>
+              <w:rPr>
+                <w:color w:val="000000" w:themeColor="text1"/>
+                <w:sz w:val="20"/>
+                <w:szCs w:val="20"/>
+                <w:lang w:val="ru-RU"/>
+              </w:rPr>
+              <w:t>Система отображает раздел публичных подборок</w:t>
+            </w:r>
+          </w:p>
+          <w:p>
+            <w:pPr>
+              <w:pStyle w:val="ab"/>
+              <w:numPr>
+                <w:ilvl w:val="0"/>
+                <w:numId w:val="7"/>
+              </w:numPr>
+              <w:ind w:left="0" w:firstLine="0"/>
+              <w:rPr>
+                <w:color w:val="000000" w:themeColor="text1"/>
+                <w:sz w:val="20"/>
+                <w:szCs w:val="20"/>
+                <w:lang w:val="ru-RU"/>
+              </w:rPr>
+            </w:pPr>
+            <w:r>
+              <w:rPr>
+                <w:color w:val="000000" w:themeColor="text1"/>
+                <w:sz w:val="20"/>
+                <w:szCs w:val="20"/>
+                <w:lang w:val="ru-RU"/>
+              </w:rPr>
+              <w:t>Пользователь и</w:t>
+            </w:r>
+            <w:r>
+              <w:rPr>
+                <w:color w:val="000000" w:themeColor="text1"/>
+                <w:sz w:val="20"/>
+                <w:szCs w:val="20"/>
+                <w:lang w:val="ru-RU"/>
+              </w:rPr>
+              <w:t>спользует поиск или филь</w:t>
+            </w:r>
+            <w:r>
+              <w:rPr>
+                <w:color w:val="000000" w:themeColor="text1"/>
+                <w:sz w:val="20"/>
+                <w:szCs w:val="20"/>
+                <w:lang w:val="ru-RU"/>
+              </w:rPr>
+              <w:t>тр (по названию, автору, тегам)</w:t>
+            </w:r>
+          </w:p>
+          <w:p>
+            <w:pPr>
+              <w:pStyle w:val="ab"/>
+              <w:numPr>
+                <w:ilvl w:val="0"/>
+                <w:numId w:val="7"/>
+              </w:numPr>
+              <w:ind w:left="0" w:firstLine="0"/>
+              <w:rPr>
+                <w:color w:val="000000" w:themeColor="text1"/>
+                <w:sz w:val="20"/>
+                <w:szCs w:val="20"/>
+                <w:lang w:val="ru-RU"/>
+              </w:rPr>
+            </w:pPr>
+            <w:r>
+              <w:rPr>
+                <w:color w:val="000000" w:themeColor="text1"/>
+                <w:sz w:val="20"/>
+                <w:szCs w:val="20"/>
+                <w:lang w:val="ru-RU"/>
+              </w:rPr>
+              <w:t>Система отображает перечень подборок в соответствии с поисковым запросом или параметрами фильтра</w:t>
+            </w:r>
+          </w:p>
+          <w:p>
+            <w:pPr>
+              <w:pStyle w:val="ab"/>
+              <w:numPr>
+                <w:ilvl w:val="0"/>
+                <w:numId w:val="7"/>
+              </w:numPr>
+              <w:ind w:left="0" w:firstLine="0"/>
+              <w:rPr>
+                <w:color w:val="000000" w:themeColor="text1"/>
+                <w:sz w:val="20"/>
+                <w:szCs w:val="20"/>
+                <w:lang w:val="ru-RU"/>
+              </w:rPr>
+            </w:pPr>
+            <w:r>
+              <w:rPr>
+                <w:color w:val="000000" w:themeColor="text1"/>
+                <w:sz w:val="20"/>
+                <w:szCs w:val="20"/>
+                <w:lang w:val="ru-RU"/>
+              </w:rPr>
+              <w:t>Пользователь выбирает интересующую подборку</w:t>
+            </w:r>
+          </w:p>
+          <w:p>
+            <w:pPr>
+              <w:pStyle w:val="ab"/>
+              <w:numPr>
+                <w:ilvl w:val="0"/>
+                <w:numId w:val="7"/>
+              </w:numPr>
+              <w:ind w:left="0" w:firstLine="0"/>
+              <w:rPr>
+                <w:color w:val="000000" w:themeColor="text1"/>
+                <w:sz w:val="20"/>
+                <w:szCs w:val="20"/>
+                <w:lang w:val="ru-RU"/>
+              </w:rPr>
+            </w:pPr>
+            <w:r>
+              <w:rPr>
+                <w:color w:val="000000" w:themeColor="text1"/>
+                <w:sz w:val="20"/>
+                <w:szCs w:val="20"/>
+                <w:lang w:val="ru-RU"/>
+              </w:rPr>
+              <w:t>Сис</w:t>
+            </w:r>
+            <w:r>
+              <w:rPr>
+                <w:color w:val="000000" w:themeColor="text1"/>
+                <w:sz w:val="20"/>
+                <w:szCs w:val="20"/>
+                <w:lang w:val="ru-RU"/>
+              </w:rPr>
+              <w:t>тема отображает список фильмов</w:t>
+            </w:r>
+          </w:p>
+          <w:p>
+            <w:pPr>
+              <w:pStyle w:val="ab"/>
+              <w:numPr>
+                <w:ilvl w:val="0"/>
+                <w:numId w:val="7"/>
+              </w:numPr>
+              <w:ind w:left="0" w:firstLine="0"/>
+              <w:rPr>
+                <w:color w:val="000000" w:themeColor="text1"/>
+                <w:sz w:val="20"/>
+                <w:szCs w:val="20"/>
+                <w:lang w:val="ru-RU"/>
+              </w:rPr>
+            </w:pPr>
+            <w:r>
+              <w:rPr>
+                <w:color w:val="000000" w:themeColor="text1"/>
+                <w:sz w:val="20"/>
+                <w:szCs w:val="20"/>
+                <w:lang w:val="ru-RU"/>
+              </w:rPr>
+              <w:t>Пользователь может открыт</w:t>
+            </w:r>
+            <w:r>
+              <w:rPr>
+                <w:color w:val="000000" w:themeColor="text1"/>
+                <w:sz w:val="20"/>
+                <w:szCs w:val="20"/>
+                <w:lang w:val="ru-RU"/>
+              </w:rPr>
+              <w:t>ь карточку фильма</w:t>
+            </w:r>
+          </w:p>
+        </w:tc>
+        <w:tc>
+          <w:tcPr>
+            <w:tcW w:w="4254" w:type="dxa"/>
+          </w:tcPr>
+          <w:p>
+            <w:pPr>
+              <w:rPr>
+                <w:color w:val="000000" w:themeColor="text1"/>
+                <w:sz w:val="20"/>
+                <w:szCs w:val="20"/>
+                <w:lang w:val="ru-RU"/>
+              </w:rPr>
+            </w:pPr>
+            <w:r>
+              <w:rPr>
+                <w:color w:val="000000" w:themeColor="text1"/>
+                <w:sz w:val="20"/>
+                <w:szCs w:val="20"/>
+                <w:lang w:val="ru-RU"/>
+              </w:rPr>
+              <w:t>4а.1 Система отображает сообщение об отсутствии результатов</w:t>
+            </w:r>
+          </w:p>
+          <w:p>
+            <w:pPr>
+              <w:rPr>
+                <w:color w:val="000000" w:themeColor="text1"/>
+                <w:sz w:val="20"/>
+                <w:szCs w:val="20"/>
+                <w:lang w:val="ru-RU"/>
+              </w:rPr>
+            </w:pPr>
+            <w:r>
+              <w:rPr>
+                <w:color w:val="000000" w:themeColor="text1"/>
+                <w:sz w:val="20"/>
+                <w:szCs w:val="20"/>
+                <w:lang w:val="ru-RU"/>
+              </w:rPr>
+              <w:t>6а.1 Система отображает сообщение об удалении подборки администратором</w:t>
+            </w:r>
+          </w:p>
+        </w:tc>
+        <w:tc>
+          <w:tcPr>
+            <w:tcW w:w="2550" w:type="dxa"/>
+          </w:tcPr>
+          <w:p>
+            <w:pPr>
+              <w:rPr>
+                <w:color w:val="000000" w:themeColor="text1"/>
+                <w:sz w:val="20"/>
+                <w:szCs w:val="20"/>
+              </w:rPr>
+            </w:pPr>
+            <w:r>
+              <w:rPr>
+                <w:sz w:val="20"/>
+                <w:szCs w:val="20"/>
+              </w:rPr>
+              <w:t>Пользователь получил доступ к содержимому публичной подборки</w:t>
+            </w:r>
+          </w:p>
+        </w:tc>
+      </w:tr>
+      <w:tr>
+        <w:tc>
+          <w:tcPr>
+            <w:tcW w:w="1419" w:type="dxa"/>
+          </w:tcPr>
+          <w:p>
+            <w:pPr>
+              <w:rPr>
+                <w:color w:val="000000" w:themeColor="text1"/>
+                <w:sz w:val="20"/>
+                <w:szCs w:val="20"/>
+              </w:rPr>
+            </w:pPr>
+            <w:r>
+              <w:rPr>
+                <w:sz w:val="20"/>
+                <w:szCs w:val="20"/>
+              </w:rPr>
+              <w:t>Создание подборки</w:t>
+            </w:r>
+          </w:p>
+        </w:tc>
+        <w:tc>
+          <w:tcPr>
+            <w:tcW w:w="823" w:type="dxa"/>
+          </w:tcPr>
+          <w:p>
+            <w:pPr>
+              <w:rPr>
+                <w:color w:val="000000" w:themeColor="text1"/>
+                <w:sz w:val="20"/>
+                <w:szCs w:val="20"/>
+              </w:rPr>
+            </w:pPr>
+            <w:r>
+              <w:rPr>
+                <w:color w:val="000000" w:themeColor="text1"/>
+                <w:sz w:val="20"/>
+                <w:szCs w:val="20"/>
+              </w:rPr>
+              <w:t>UC-07</w:t>
+            </w:r>
+          </w:p>
+        </w:tc>
+        <w:tc>
+          <w:tcPr>
+            <w:tcW w:w="3133" w:type="dxa"/>
+          </w:tcPr>
+          <w:p>
+            <w:pPr>
+              <w:rPr>
+                <w:color w:val="000000" w:themeColor="text1"/>
+                <w:sz w:val="20"/>
+                <w:szCs w:val="20"/>
+              </w:rPr>
+            </w:pPr>
+            <w:r>
+              <w:rPr>
+                <w:sz w:val="20"/>
+                <w:szCs w:val="20"/>
+              </w:rPr>
+              <w:t>Зарегистрированный пользователь</w:t>
+            </w:r>
+          </w:p>
+        </w:tc>
+        <w:tc>
+          <w:tcPr>
+            <w:tcW w:w="2700" w:type="dxa"/>
+          </w:tcPr>
+          <w:p>
+            <w:pPr>
+              <w:rPr>
+                <w:color w:val="000000" w:themeColor="text1"/>
+                <w:sz w:val="20"/>
+                <w:szCs w:val="20"/>
+              </w:rPr>
+            </w:pPr>
+            <w:r>
+              <w:rPr>
+                <w:color w:val="000000" w:themeColor="text1"/>
+                <w:sz w:val="20"/>
+                <w:szCs w:val="20"/>
+              </w:rPr>
+              <w:t>Пользователь авторизован</w:t>
+            </w:r>
+          </w:p>
+        </w:tc>
+        <w:tc>
+          <w:tcPr>
+            <w:tcW w:w="2693" w:type="dxa"/>
+          </w:tcPr>
+          <w:p>
+            <w:pPr>
+              <w:pStyle w:val="ab"/>
+              <w:numPr>
+                <w:ilvl w:val="0"/>
+                <w:numId w:val="5"/>
+              </w:numPr>
+              <w:ind w:left="0" w:firstLine="0"/>
+              <w:rPr>
+                <w:color w:val="000000" w:themeColor="text1"/>
+                <w:sz w:val="20"/>
+                <w:szCs w:val="20"/>
+                <w:lang w:val="ru-RU"/>
+              </w:rPr>
+            </w:pPr>
+            <w:r>
+              <w:rPr>
+                <w:color w:val="000000" w:themeColor="text1"/>
+                <w:sz w:val="20"/>
+                <w:szCs w:val="20"/>
+                <w:lang w:val="ru-RU"/>
+              </w:rPr>
+              <w:t>Создана новая подборка</w:t>
+            </w:r>
+          </w:p>
+          <w:p>
+            <w:pPr>
+              <w:pStyle w:val="ab"/>
+              <w:numPr>
+                <w:ilvl w:val="0"/>
+                <w:numId w:val="5"/>
+              </w:numPr>
+              <w:ind w:left="0" w:firstLine="0"/>
+              <w:rPr>
+                <w:color w:val="000000" w:themeColor="text1"/>
+                <w:sz w:val="20"/>
+                <w:szCs w:val="20"/>
+                <w:lang w:val="ru-RU"/>
+              </w:rPr>
+            </w:pPr>
+            <w:r>
+              <w:rPr>
+                <w:color w:val="000000" w:themeColor="text1"/>
+                <w:sz w:val="20"/>
+                <w:szCs w:val="20"/>
+                <w:lang w:val="ru-RU"/>
+              </w:rPr>
+              <w:t>Подборка отображается в профиле пользователя</w:t>
+            </w:r>
+          </w:p>
+        </w:tc>
+        <w:tc>
+          <w:tcPr>
+            <w:tcW w:w="4111" w:type="dxa"/>
+          </w:tcPr>
+          <w:p>
+            <w:pPr>
+              <w:pStyle w:val="ab"/>
+              <w:numPr>
+                <w:ilvl w:val="0"/>
+                <w:numId w:val="8"/>
+              </w:numPr>
+              <w:ind w:left="0" w:firstLine="0"/>
+              <w:rPr>
+                <w:color w:val="000000" w:themeColor="text1"/>
+                <w:sz w:val="20"/>
+                <w:szCs w:val="20"/>
+                <w:lang w:val="ru-RU"/>
+              </w:rPr>
+            </w:pPr>
+            <w:r>
+              <w:rPr>
+                <w:color w:val="000000" w:themeColor="text1"/>
+                <w:sz w:val="20"/>
+                <w:szCs w:val="20"/>
+                <w:lang w:val="ru-RU"/>
+              </w:rPr>
+              <w:t>Пользователь пе</w:t>
+            </w:r>
+            <w:r>
+              <w:rPr>
+                <w:color w:val="000000" w:themeColor="text1"/>
+                <w:sz w:val="20"/>
+                <w:szCs w:val="20"/>
+                <w:lang w:val="ru-RU"/>
+              </w:rPr>
+              <w:t>реходит в раздел подборок</w:t>
+            </w:r>
+          </w:p>
+          <w:p>
+            <w:pPr>
+              <w:pStyle w:val="ab"/>
+              <w:numPr>
+                <w:ilvl w:val="0"/>
+                <w:numId w:val="8"/>
+              </w:numPr>
+              <w:ind w:left="0" w:firstLine="0"/>
+              <w:rPr>
+                <w:color w:val="000000" w:themeColor="text1"/>
+                <w:sz w:val="20"/>
+                <w:szCs w:val="20"/>
+                <w:lang w:val="ru-RU"/>
+              </w:rPr>
+            </w:pPr>
+            <w:r>
+              <w:rPr>
+                <w:color w:val="000000" w:themeColor="text1"/>
+                <w:sz w:val="20"/>
+                <w:szCs w:val="20"/>
+                <w:lang w:val="ru-RU"/>
+              </w:rPr>
+              <w:t>Система отображает раздел подборок</w:t>
+            </w:r>
+          </w:p>
+          <w:p>
+            <w:pPr>
+              <w:pStyle w:val="ab"/>
+              <w:numPr>
+                <w:ilvl w:val="0"/>
+                <w:numId w:val="8"/>
+              </w:numPr>
+              <w:ind w:left="0" w:firstLine="0"/>
+              <w:rPr>
+                <w:color w:val="000000" w:themeColor="text1"/>
+                <w:sz w:val="20"/>
+                <w:szCs w:val="20"/>
+                <w:lang w:val="ru-RU"/>
+              </w:rPr>
+            </w:pPr>
+            <w:r>
+              <w:rPr>
+                <w:color w:val="000000" w:themeColor="text1"/>
+                <w:sz w:val="20"/>
+                <w:szCs w:val="20"/>
+                <w:lang w:val="ru-RU"/>
+              </w:rPr>
+              <w:t>Пользователь инициирует создание подборки: вводит название, у</w:t>
+            </w:r>
+            <w:r>
+              <w:rPr>
+                <w:color w:val="000000" w:themeColor="text1"/>
+                <w:sz w:val="20"/>
+                <w:szCs w:val="20"/>
+                <w:lang w:val="ru-RU"/>
+              </w:rPr>
+              <w:t>каз</w:t>
+            </w:r>
+            <w:r>
+              <w:rPr>
+                <w:color w:val="000000" w:themeColor="text1"/>
+                <w:sz w:val="20"/>
+                <w:szCs w:val="20"/>
+                <w:lang w:val="ru-RU"/>
+              </w:rPr>
+              <w:t>ывает тип (публичная/приватная), п</w:t>
+            </w:r>
+            <w:r>
+              <w:rPr>
+                <w:color w:val="000000" w:themeColor="text1"/>
+                <w:sz w:val="20"/>
+                <w:szCs w:val="20"/>
+                <w:lang w:val="ru-RU"/>
+              </w:rPr>
+              <w:t>ри н</w:t>
+            </w:r>
+            <w:r>
+              <w:rPr>
+                <w:color w:val="000000" w:themeColor="text1"/>
+                <w:sz w:val="20"/>
+                <w:szCs w:val="20"/>
+                <w:lang w:val="ru-RU"/>
+              </w:rPr>
+              <w:t>еобходимости добавляет описание</w:t>
+            </w:r>
+          </w:p>
+          <w:p>
+            <w:pPr>
+              <w:pStyle w:val="ab"/>
+              <w:numPr>
+                <w:ilvl w:val="0"/>
+                <w:numId w:val="8"/>
+              </w:numPr>
+              <w:ind w:left="0" w:firstLine="0"/>
+              <w:rPr>
+                <w:color w:val="000000" w:themeColor="text1"/>
+                <w:sz w:val="20"/>
+                <w:szCs w:val="20"/>
+                <w:lang w:val="ru-RU"/>
+              </w:rPr>
+            </w:pPr>
+            <w:r>
+              <w:rPr>
+                <w:color w:val="000000" w:themeColor="text1"/>
+                <w:sz w:val="20"/>
+                <w:szCs w:val="20"/>
+                <w:lang w:val="ru-RU"/>
+              </w:rPr>
+              <w:t>Пользователь подтверждает создание подборки</w:t>
+            </w:r>
+          </w:p>
+          <w:p>
+            <w:pPr>
+              <w:pStyle w:val="ab"/>
+              <w:numPr>
+                <w:ilvl w:val="0"/>
+                <w:numId w:val="8"/>
+              </w:numPr>
+              <w:ind w:left="0" w:firstLine="0"/>
+              <w:rPr>
+                <w:color w:val="000000" w:themeColor="text1"/>
+                <w:sz w:val="20"/>
+                <w:szCs w:val="20"/>
+                <w:lang w:val="ru-RU"/>
+              </w:rPr>
+            </w:pPr>
+            <w:r>
+              <w:rPr>
+                <w:color w:val="000000" w:themeColor="text1"/>
+                <w:sz w:val="20"/>
+                <w:szCs w:val="20"/>
+                <w:lang w:val="ru-RU"/>
+              </w:rPr>
+              <w:t>Система сохраняет по</w:t>
+            </w:r>
+            <w:r>
+              <w:rPr>
+                <w:color w:val="000000" w:themeColor="text1"/>
+                <w:sz w:val="20"/>
+                <w:szCs w:val="20"/>
+                <w:lang w:val="ru-RU"/>
+              </w:rPr>
+              <w:t>дборку и отображает её в списке</w:t>
+            </w:r>
+          </w:p>
+        </w:tc>
+        <w:tc>
+          <w:tcPr>
+            <w:tcW w:w="4254" w:type="dxa"/>
+          </w:tcPr>
+          <w:p>
+            <w:pPr>
+              <w:rPr>
+                <w:color w:val="000000" w:themeColor="text1"/>
+                <w:sz w:val="20"/>
+                <w:szCs w:val="20"/>
+                <w:lang w:val="ru-RU"/>
+              </w:rPr>
+            </w:pPr>
+            <w:r>
+              <w:rPr>
+                <w:color w:val="000000" w:themeColor="text1"/>
+                <w:sz w:val="20"/>
+                <w:szCs w:val="20"/>
+                <w:lang w:val="ru-RU"/>
+              </w:rPr>
+              <w:t>4а.1 Пользователь отменяет создание подборки</w:t>
+            </w:r>
+          </w:p>
+          <w:p>
+            <w:pPr>
+              <w:rPr>
+                <w:color w:val="000000" w:themeColor="text1"/>
+                <w:sz w:val="20"/>
+                <w:szCs w:val="20"/>
+                <w:lang w:val="ru-RU"/>
+              </w:rPr>
+            </w:pPr>
+            <w:r>
+              <w:rPr>
+                <w:color w:val="000000" w:themeColor="text1"/>
+                <w:sz w:val="20"/>
+                <w:szCs w:val="20"/>
+                <w:lang w:val="ru-RU"/>
+              </w:rPr>
+              <w:t>5а.1 Система выводит сообщение об ошибке, т.к. подборка с таким названием уже существует в списке пользователя</w:t>
+            </w:r>
+          </w:p>
+        </w:tc>
+        <w:tc>
+          <w:tcPr>
+            <w:tcW w:w="2550" w:type="dxa"/>
+          </w:tcPr>
+          <w:p>
+            <w:pPr>
+              <w:rPr>
+                <w:color w:val="000000" w:themeColor="text1"/>
+                <w:sz w:val="20"/>
+                <w:szCs w:val="20"/>
+                <w:lang w:val="ru-RU"/>
+              </w:rPr>
+            </w:pPr>
+            <w:r>
+              <w:rPr>
+                <w:color w:val="000000" w:themeColor="text1"/>
+                <w:sz w:val="20"/>
+                <w:szCs w:val="20"/>
+                <w:lang w:val="ru-RU"/>
+              </w:rPr>
+              <w:t>Создана новая подборка с указанными параметрами</w:t>
+            </w:r>
+          </w:p>
+        </w:tc>
+      </w:tr>
+      <w:tr>
+        <w:tc>
+          <w:tcPr>
+            <w:tcW w:w="1419" w:type="dxa"/>
+          </w:tcPr>
+          <w:p>
+            <w:pPr>
+              <w:rPr>
+                <w:sz w:val="20"/>
+                <w:szCs w:val="20"/>
+              </w:rPr>
+            </w:pPr>
+            <w:r>
+              <w:rPr>
+                <w:sz w:val="20"/>
+                <w:szCs w:val="20"/>
+              </w:rPr>
+              <w:t>Удаление подборки</w:t>
+            </w:r>
+          </w:p>
+        </w:tc>
+        <w:tc>
+          <w:tcPr>
+            <w:tcW w:w="823" w:type="dxa"/>
+          </w:tcPr>
+          <w:p>
+            <w:pPr>
+              <w:rPr>
+                <w:color w:val="000000" w:themeColor="text1"/>
+                <w:sz w:val="20"/>
+                <w:szCs w:val="20"/>
+              </w:rPr>
+            </w:pPr>
+            <w:r>
+              <w:rPr>
+                <w:color w:val="000000" w:themeColor="text1"/>
+                <w:sz w:val="20"/>
+                <w:szCs w:val="20"/>
+              </w:rPr>
+              <w:t>UC-09</w:t>
+            </w:r>
+          </w:p>
+        </w:tc>
+        <w:tc>
+          <w:tcPr>
+            <w:tcW w:w="3133" w:type="dxa"/>
+          </w:tcPr>
+          <w:p>
+            <w:pPr>
+              <w:pStyle w:val="ab"/>
+              <w:numPr>
+                <w:ilvl w:val="0"/>
+                <w:numId w:val="4"/>
+              </w:numPr>
+              <w:ind w:left="0" w:firstLine="0"/>
+              <w:rPr>
+                <w:color w:val="000000" w:themeColor="text1"/>
+                <w:sz w:val="20"/>
+                <w:szCs w:val="20"/>
+              </w:rPr>
+            </w:pPr>
+            <w:r>
+              <w:rPr>
+                <w:color w:val="000000" w:themeColor="text1"/>
+                <w:sz w:val="20"/>
+                <w:szCs w:val="20"/>
+              </w:rPr>
+              <w:t>Зарегистрированный пользователь</w:t>
+            </w:r>
+          </w:p>
+          <w:p>
+            <w:pPr>
+              <w:pStyle w:val="ab"/>
+              <w:numPr>
+                <w:ilvl w:val="0"/>
+                <w:numId w:val="4"/>
+              </w:numPr>
+              <w:ind w:left="0" w:firstLine="0"/>
+              <w:rPr>
+                <w:color w:val="000000" w:themeColor="text1"/>
+                <w:sz w:val="20"/>
+                <w:szCs w:val="20"/>
+              </w:rPr>
+            </w:pPr>
+            <w:r>
+              <w:rPr>
+                <w:color w:val="000000" w:themeColor="text1"/>
+                <w:sz w:val="20"/>
+                <w:szCs w:val="20"/>
+              </w:rPr>
+              <w:t>Администратор</w:t>
+            </w:r>
+          </w:p>
+        </w:tc>
+        <w:tc>
+          <w:tcPr>
+            <w:tcW w:w="2700" w:type="dxa"/>
+          </w:tcPr>
+          <w:p>
+            <w:pPr>
+              <w:pStyle w:val="ab"/>
+              <w:numPr>
+                <w:ilvl w:val="0"/>
+                <w:numId w:val="5"/>
+              </w:numPr>
+              <w:ind w:left="0" w:firstLine="0"/>
+              <w:rPr>
+                <w:color w:val="000000" w:themeColor="text1"/>
+                <w:sz w:val="20"/>
+                <w:szCs w:val="20"/>
+                <w:lang w:val="ru-RU"/>
+              </w:rPr>
+            </w:pPr>
+            <w:r>
+              <w:rPr>
+                <w:color w:val="000000" w:themeColor="text1"/>
+                <w:sz w:val="20"/>
+                <w:szCs w:val="20"/>
+                <w:lang w:val="ru-RU"/>
+              </w:rPr>
+              <w:t>Пользователь авторизован</w:t>
+            </w:r>
+          </w:p>
+          <w:p>
+            <w:pPr>
+              <w:pStyle w:val="ab"/>
+              <w:numPr>
+                <w:ilvl w:val="0"/>
+                <w:numId w:val="5"/>
+              </w:numPr>
+              <w:ind w:left="0" w:firstLine="0"/>
+              <w:rPr>
+                <w:color w:val="000000" w:themeColor="text1"/>
+                <w:sz w:val="20"/>
+                <w:szCs w:val="20"/>
+                <w:lang w:val="ru-RU"/>
+              </w:rPr>
+            </w:pPr>
+            <w:r>
+              <w:rPr>
+                <w:color w:val="000000" w:themeColor="text1"/>
+                <w:sz w:val="20"/>
+                <w:szCs w:val="20"/>
+                <w:lang w:val="ru-RU"/>
+              </w:rPr>
+              <w:t>Подборка существует</w:t>
+            </w:r>
+          </w:p>
+          <w:p>
+            <w:pPr>
+              <w:pStyle w:val="ab"/>
+              <w:numPr>
+                <w:ilvl w:val="0"/>
+                <w:numId w:val="5"/>
+              </w:numPr>
+              <w:ind w:left="0" w:firstLine="0"/>
+              <w:rPr>
+                <w:color w:val="000000" w:themeColor="text1"/>
+                <w:sz w:val="20"/>
+                <w:szCs w:val="20"/>
+                <w:lang w:val="ru-RU"/>
+              </w:rPr>
+            </w:pPr>
+            <w:r>
+              <w:rPr>
+                <w:color w:val="000000" w:themeColor="text1"/>
+                <w:sz w:val="20"/>
+                <w:szCs w:val="20"/>
+                <w:lang w:val="ru-RU"/>
+              </w:rPr>
+              <w:t>Пользователь является владельцем подборки или администратором</w:t>
+            </w:r>
+          </w:p>
+        </w:tc>
+        <w:tc>
+          <w:tcPr>
+            <w:tcW w:w="2693" w:type="dxa"/>
+          </w:tcPr>
+          <w:p>
+            <w:pPr>
+              <w:pStyle w:val="ab"/>
+              <w:numPr>
+                <w:ilvl w:val="0"/>
+                <w:numId w:val="5"/>
+              </w:numPr>
+              <w:ind w:left="0" w:firstLine="0"/>
+              <w:rPr>
+                <w:color w:val="000000" w:themeColor="text1"/>
+                <w:sz w:val="20"/>
+                <w:szCs w:val="20"/>
+                <w:lang w:val="ru-RU"/>
+              </w:rPr>
+            </w:pPr>
+            <w:r>
+              <w:rPr>
+                <w:color w:val="000000" w:themeColor="text1"/>
+                <w:sz w:val="20"/>
+                <w:szCs w:val="20"/>
+                <w:lang w:val="ru-RU"/>
+              </w:rPr>
+              <w:t>Подборка удалена</w:t>
+            </w:r>
+          </w:p>
+          <w:p>
+            <w:pPr>
+              <w:pStyle w:val="ab"/>
+              <w:numPr>
+                <w:ilvl w:val="0"/>
+                <w:numId w:val="5"/>
+              </w:numPr>
+              <w:ind w:left="0" w:firstLine="0"/>
+              <w:rPr>
+                <w:color w:val="000000" w:themeColor="text1"/>
+                <w:sz w:val="20"/>
+                <w:szCs w:val="20"/>
+                <w:lang w:val="ru-RU"/>
+              </w:rPr>
+            </w:pPr>
+            <w:r>
+              <w:rPr>
+                <w:color w:val="000000" w:themeColor="text1"/>
+                <w:sz w:val="20"/>
+                <w:szCs w:val="20"/>
+                <w:lang w:val="ru-RU"/>
+              </w:rPr>
+              <w:t>Связи с фильмами удалены</w:t>
+            </w:r>
+          </w:p>
+        </w:tc>
+        <w:tc>
+          <w:tcPr>
+            <w:tcW w:w="4111" w:type="dxa"/>
+          </w:tcPr>
+          <w:p>
+            <w:pPr>
+              <w:pStyle w:val="ab"/>
+              <w:numPr>
+                <w:ilvl w:val="0"/>
+                <w:numId w:val="9"/>
+              </w:numPr>
+              <w:ind w:left="0" w:firstLine="0"/>
+              <w:rPr>
+                <w:color w:val="000000" w:themeColor="text1"/>
+                <w:sz w:val="20"/>
+                <w:szCs w:val="20"/>
+                <w:lang w:val="ru-RU"/>
+              </w:rPr>
+            </w:pPr>
+            <w:r>
+              <w:rPr>
+                <w:color w:val="000000" w:themeColor="text1"/>
+                <w:sz w:val="20"/>
+                <w:szCs w:val="20"/>
+                <w:lang w:val="ru-RU"/>
+              </w:rPr>
+              <w:t>Польз</w:t>
+            </w:r>
+            <w:r>
+              <w:rPr>
+                <w:color w:val="000000" w:themeColor="text1"/>
+                <w:sz w:val="20"/>
+                <w:szCs w:val="20"/>
+                <w:lang w:val="ru-RU"/>
+              </w:rPr>
+              <w:t>ователь открывает свою подборку</w:t>
+            </w:r>
+          </w:p>
+          <w:p>
+            <w:pPr>
+              <w:pStyle w:val="ab"/>
+              <w:numPr>
+                <w:ilvl w:val="0"/>
+                <w:numId w:val="9"/>
+              </w:numPr>
+              <w:ind w:left="0" w:firstLine="0"/>
+              <w:rPr>
+                <w:color w:val="000000" w:themeColor="text1"/>
+                <w:sz w:val="20"/>
+                <w:szCs w:val="20"/>
+                <w:lang w:val="ru-RU"/>
+              </w:rPr>
+            </w:pPr>
+            <w:r>
+              <w:rPr>
+                <w:color w:val="000000" w:themeColor="text1"/>
+                <w:sz w:val="20"/>
+                <w:szCs w:val="20"/>
+                <w:lang w:val="ru-RU"/>
+              </w:rPr>
+              <w:t>Система отображает подборку</w:t>
+            </w:r>
+          </w:p>
+          <w:p>
+            <w:pPr>
+              <w:pStyle w:val="ab"/>
+              <w:numPr>
+                <w:ilvl w:val="0"/>
+                <w:numId w:val="9"/>
+              </w:numPr>
+              <w:ind w:left="0" w:firstLine="0"/>
+              <w:rPr>
+                <w:color w:val="000000" w:themeColor="text1"/>
+                <w:sz w:val="20"/>
+                <w:szCs w:val="20"/>
+                <w:lang w:val="ru-RU"/>
+              </w:rPr>
+            </w:pPr>
+            <w:r>
+              <w:rPr>
+                <w:color w:val="000000" w:themeColor="text1"/>
+                <w:sz w:val="20"/>
+                <w:szCs w:val="20"/>
+                <w:lang w:val="ru-RU"/>
+              </w:rPr>
+              <w:t>Пользователь инициирует удаление</w:t>
+            </w:r>
+          </w:p>
+          <w:p>
+            <w:pPr>
+              <w:pStyle w:val="ab"/>
+              <w:numPr>
+                <w:ilvl w:val="0"/>
+                <w:numId w:val="9"/>
+              </w:numPr>
+              <w:ind w:left="0" w:firstLine="0"/>
+              <w:rPr>
+                <w:color w:val="000000" w:themeColor="text1"/>
+                <w:sz w:val="20"/>
+                <w:szCs w:val="20"/>
+                <w:lang w:val="ru-RU"/>
+              </w:rPr>
+            </w:pPr>
+            <w:r>
+              <w:rPr>
+                <w:color w:val="000000" w:themeColor="text1"/>
+                <w:sz w:val="20"/>
+                <w:szCs w:val="20"/>
+                <w:lang w:val="ru-RU"/>
+              </w:rPr>
+              <w:t>Си</w:t>
+            </w:r>
+            <w:r>
+              <w:rPr>
+                <w:color w:val="000000" w:themeColor="text1"/>
+                <w:sz w:val="20"/>
+                <w:szCs w:val="20"/>
+                <w:lang w:val="ru-RU"/>
+              </w:rPr>
+              <w:t>стема запрашивает подтверждение</w:t>
+            </w:r>
+          </w:p>
+          <w:p>
+            <w:pPr>
+              <w:pStyle w:val="ab"/>
+              <w:numPr>
+                <w:ilvl w:val="0"/>
+                <w:numId w:val="9"/>
+              </w:numPr>
+              <w:ind w:left="0" w:firstLine="0"/>
+              <w:rPr>
+                <w:color w:val="000000" w:themeColor="text1"/>
+                <w:sz w:val="20"/>
+                <w:szCs w:val="20"/>
+                <w:lang w:val="ru-RU"/>
+              </w:rPr>
+            </w:pPr>
+            <w:r>
+              <w:rPr>
+                <w:color w:val="000000" w:themeColor="text1"/>
+                <w:sz w:val="20"/>
+                <w:szCs w:val="20"/>
+                <w:lang w:val="ru-RU"/>
+              </w:rPr>
+              <w:t>Пол</w:t>
+            </w:r>
+            <w:r>
+              <w:rPr>
+                <w:color w:val="000000" w:themeColor="text1"/>
+                <w:sz w:val="20"/>
+                <w:szCs w:val="20"/>
+                <w:lang w:val="ru-RU"/>
+              </w:rPr>
+              <w:t>ьзователь подтверждает действие</w:t>
+            </w:r>
+          </w:p>
+          <w:p>
+            <w:pPr>
+              <w:pStyle w:val="ab"/>
+              <w:numPr>
+                <w:ilvl w:val="0"/>
+                <w:numId w:val="9"/>
+              </w:numPr>
+              <w:ind w:left="0" w:firstLine="0"/>
+              <w:rPr>
+                <w:color w:val="000000" w:themeColor="text1"/>
+                <w:sz w:val="20"/>
+                <w:szCs w:val="20"/>
+                <w:lang w:val="ru-RU"/>
+              </w:rPr>
+            </w:pPr>
+            <w:r>
+              <w:rPr>
+                <w:color w:val="000000" w:themeColor="text1"/>
+                <w:sz w:val="20"/>
+                <w:szCs w:val="20"/>
+                <w:lang w:val="ru-RU"/>
+              </w:rPr>
+              <w:t>Система удаляет подборку</w:t>
+            </w:r>
+          </w:p>
+          <w:p>
+            <w:pPr>
+              <w:pStyle w:val="ab"/>
+              <w:numPr>
+                <w:ilvl w:val="0"/>
+                <w:numId w:val="9"/>
+              </w:numPr>
+              <w:ind w:left="0" w:firstLine="0"/>
+              <w:rPr>
+                <w:color w:val="000000" w:themeColor="text1"/>
+                <w:sz w:val="20"/>
+                <w:szCs w:val="20"/>
+                <w:lang w:val="ru-RU"/>
+              </w:rPr>
+            </w:pPr>
+            <w:r>
+              <w:rPr>
+                <w:color w:val="000000" w:themeColor="text1"/>
+                <w:sz w:val="20"/>
+                <w:szCs w:val="20"/>
+                <w:lang w:val="ru-RU"/>
+              </w:rPr>
+              <w:t xml:space="preserve">Подборка </w:t>
+            </w:r>
+            <w:r>
+              <w:rPr>
+                <w:color w:val="000000" w:themeColor="text1"/>
+                <w:sz w:val="20"/>
+                <w:szCs w:val="20"/>
+                <w:lang w:val="ru-RU"/>
+              </w:rPr>
+              <w:t>исчезает из списка пользователя</w:t>
+            </w:r>
+          </w:p>
+        </w:tc>
+        <w:tc>
+          <w:tcPr>
+            <w:tcW w:w="4254" w:type="dxa"/>
+          </w:tcPr>
+          <w:p>
+            <w:pPr>
+              <w:rPr>
+                <w:color w:val="000000" w:themeColor="text1"/>
+                <w:sz w:val="20"/>
+                <w:szCs w:val="20"/>
+                <w:lang w:val="ru-RU"/>
+              </w:rPr>
+            </w:pPr>
+            <w:r>
+              <w:rPr>
+                <w:color w:val="000000" w:themeColor="text1"/>
+                <w:sz w:val="20"/>
+                <w:szCs w:val="20"/>
+                <w:lang w:val="ru-RU"/>
+              </w:rPr>
+              <w:t>5а.1 Пользователь не подтверждает удаление подборки</w:t>
+            </w:r>
+          </w:p>
+        </w:tc>
+        <w:tc>
+          <w:tcPr>
+            <w:tcW w:w="2550" w:type="dxa"/>
+          </w:tcPr>
+          <w:p>
+            <w:pPr>
+              <w:rPr>
+                <w:color w:val="000000" w:themeColor="text1"/>
+                <w:sz w:val="20"/>
+                <w:szCs w:val="20"/>
+              </w:rPr>
+            </w:pPr>
+            <w:r>
+              <w:rPr>
+                <w:sz w:val="20"/>
+                <w:szCs w:val="20"/>
+              </w:rPr>
+              <w:t>Подборка полностью удалена из системы</w:t>
+            </w:r>
+          </w:p>
+        </w:tc>
+      </w:tr>
+      <w:tr>
+        <w:tc>
+          <w:tcPr>
+            <w:tcW w:w="1419" w:type="dxa"/>
+          </w:tcPr>
+          <w:p>
+            <w:pPr>
+              <w:rPr>
+                <w:color w:val="000000" w:themeColor="text1"/>
+                <w:sz w:val="20"/>
+                <w:szCs w:val="20"/>
+              </w:rPr>
+            </w:pPr>
+            <w:r>
+              <w:rPr>
+                <w:sz w:val="20"/>
+                <w:szCs w:val="20"/>
+              </w:rPr>
+              <w:t>Добавление заметки</w:t>
+            </w:r>
+          </w:p>
+        </w:tc>
+        <w:tc>
+          <w:tcPr>
+            <w:tcW w:w="823" w:type="dxa"/>
+          </w:tcPr>
+          <w:p>
+            <w:pPr>
+              <w:rPr>
+                <w:color w:val="000000" w:themeColor="text1"/>
+                <w:sz w:val="20"/>
+                <w:szCs w:val="20"/>
+              </w:rPr>
+            </w:pPr>
+            <w:r>
+              <w:rPr>
+                <w:color w:val="000000" w:themeColor="text1"/>
+                <w:sz w:val="20"/>
+                <w:szCs w:val="20"/>
+              </w:rPr>
+              <w:t>UC-12</w:t>
+            </w:r>
+          </w:p>
+        </w:tc>
+        <w:tc>
+          <w:tcPr>
+            <w:tcW w:w="3133" w:type="dxa"/>
+          </w:tcPr>
+          <w:p>
+            <w:pPr>
+              <w:rPr>
+                <w:color w:val="000000" w:themeColor="text1"/>
+                <w:sz w:val="20"/>
+                <w:szCs w:val="20"/>
+              </w:rPr>
+            </w:pPr>
+            <w:r>
+              <w:rPr>
+                <w:sz w:val="20"/>
+                <w:szCs w:val="20"/>
+              </w:rPr>
+              <w:t>Зарегистрированный пользователь</w:t>
+            </w:r>
+          </w:p>
+        </w:tc>
+        <w:tc>
+          <w:tcPr>
+            <w:tcW w:w="2700" w:type="dxa"/>
+          </w:tcPr>
+          <w:p>
+            <w:pPr>
+              <w:pStyle w:val="ab"/>
+              <w:numPr>
+                <w:ilvl w:val="0"/>
+                <w:numId w:val="5"/>
+              </w:numPr>
+              <w:ind w:left="0" w:firstLine="0"/>
+              <w:rPr>
+                <w:color w:val="000000" w:themeColor="text1"/>
+                <w:sz w:val="20"/>
+                <w:szCs w:val="20"/>
+                <w:lang w:val="ru-RU"/>
+              </w:rPr>
+            </w:pPr>
+            <w:r>
+              <w:rPr>
+                <w:color w:val="000000" w:themeColor="text1"/>
+                <w:sz w:val="20"/>
+                <w:szCs w:val="20"/>
+                <w:lang w:val="ru-RU"/>
+              </w:rPr>
+              <w:t>Пользователь авторизован</w:t>
+            </w:r>
+          </w:p>
+          <w:p>
+            <w:pPr>
+              <w:pStyle w:val="ab"/>
+              <w:numPr>
+                <w:ilvl w:val="0"/>
+                <w:numId w:val="5"/>
+              </w:numPr>
+              <w:ind w:left="0" w:firstLine="0"/>
+              <w:rPr>
+                <w:color w:val="000000" w:themeColor="text1"/>
+                <w:sz w:val="20"/>
+                <w:szCs w:val="20"/>
+                <w:lang w:val="ru-RU"/>
+              </w:rPr>
+            </w:pPr>
+            <w:r>
+              <w:rPr>
+                <w:color w:val="000000" w:themeColor="text1"/>
+                <w:sz w:val="20"/>
+                <w:szCs w:val="20"/>
+                <w:lang w:val="ru-RU"/>
+              </w:rPr>
+              <w:lastRenderedPageBreak/>
+              <w:t>Существует приватная подборка</w:t>
+            </w:r>
+          </w:p>
+          <w:p>
+            <w:pPr>
+              <w:pStyle w:val="ab"/>
+              <w:numPr>
+                <w:ilvl w:val="0"/>
+                <w:numId w:val="5"/>
+              </w:numPr>
+              <w:ind w:left="0" w:firstLine="0"/>
+              <w:rPr>
+                <w:color w:val="000000" w:themeColor="text1"/>
+                <w:sz w:val="20"/>
+                <w:szCs w:val="20"/>
+                <w:lang w:val="ru-RU"/>
+              </w:rPr>
+            </w:pPr>
+            <w:r>
+              <w:rPr>
+                <w:color w:val="000000" w:themeColor="text1"/>
+                <w:sz w:val="20"/>
+                <w:szCs w:val="20"/>
+                <w:lang w:val="ru-RU"/>
+              </w:rPr>
+              <w:t>Фильм уже добавлен в подборку</w:t>
+            </w:r>
+          </w:p>
+        </w:tc>
+        <w:tc>
+          <w:tcPr>
+            <w:tcW w:w="2693" w:type="dxa"/>
+          </w:tcPr>
+          <w:p>
+            <w:pPr>
+              <w:rPr>
+                <w:color w:val="000000" w:themeColor="text1"/>
+                <w:sz w:val="20"/>
+                <w:szCs w:val="20"/>
+              </w:rPr>
+            </w:pPr>
+            <w:r>
+              <w:rPr>
+                <w:color w:val="000000" w:themeColor="text1"/>
+                <w:sz w:val="20"/>
+                <w:szCs w:val="20"/>
+              </w:rPr>
+              <w:lastRenderedPageBreak/>
+              <w:t>К фильму в подборке добавлена заметка</w:t>
+            </w:r>
+          </w:p>
+        </w:tc>
+        <w:tc>
+          <w:tcPr>
+            <w:tcW w:w="4111" w:type="dxa"/>
+          </w:tcPr>
+          <w:p>
+            <w:pPr>
+              <w:pStyle w:val="ab"/>
+              <w:numPr>
+                <w:ilvl w:val="0"/>
+                <w:numId w:val="10"/>
+              </w:numPr>
+              <w:ind w:left="0" w:firstLine="0"/>
+              <w:rPr>
+                <w:color w:val="000000" w:themeColor="text1"/>
+                <w:sz w:val="20"/>
+                <w:szCs w:val="20"/>
+                <w:lang w:val="ru-RU"/>
+              </w:rPr>
+            </w:pPr>
+            <w:r>
+              <w:rPr>
+                <w:color w:val="000000" w:themeColor="text1"/>
+                <w:sz w:val="20"/>
+                <w:szCs w:val="20"/>
+                <w:lang w:val="ru-RU"/>
+              </w:rPr>
+              <w:t>Пользовате</w:t>
+            </w:r>
+            <w:r>
+              <w:rPr>
+                <w:color w:val="000000" w:themeColor="text1"/>
+                <w:sz w:val="20"/>
+                <w:szCs w:val="20"/>
+                <w:lang w:val="ru-RU"/>
+              </w:rPr>
+              <w:t>ль открывает приватную подборку</w:t>
+            </w:r>
+          </w:p>
+          <w:p>
+            <w:pPr>
+              <w:pStyle w:val="ab"/>
+              <w:numPr>
+                <w:ilvl w:val="0"/>
+                <w:numId w:val="10"/>
+              </w:numPr>
+              <w:ind w:left="0" w:firstLine="0"/>
+              <w:rPr>
+                <w:color w:val="000000" w:themeColor="text1"/>
+                <w:sz w:val="20"/>
+                <w:szCs w:val="20"/>
+                <w:lang w:val="ru-RU"/>
+              </w:rPr>
+            </w:pPr>
+            <w:r>
+              <w:rPr>
+                <w:color w:val="000000" w:themeColor="text1"/>
+                <w:sz w:val="20"/>
+                <w:szCs w:val="20"/>
+                <w:lang w:val="ru-RU"/>
+              </w:rPr>
+              <w:lastRenderedPageBreak/>
+              <w:t>Система отображает приватную подборку</w:t>
+            </w:r>
+          </w:p>
+          <w:p>
+            <w:pPr>
+              <w:pStyle w:val="ab"/>
+              <w:numPr>
+                <w:ilvl w:val="0"/>
+                <w:numId w:val="10"/>
+              </w:numPr>
+              <w:ind w:left="0" w:firstLine="0"/>
+              <w:rPr>
+                <w:color w:val="000000" w:themeColor="text1"/>
+                <w:sz w:val="20"/>
+                <w:szCs w:val="20"/>
+                <w:lang w:val="ru-RU"/>
+              </w:rPr>
+            </w:pPr>
+            <w:r>
+              <w:rPr>
+                <w:color w:val="000000" w:themeColor="text1"/>
+                <w:sz w:val="20"/>
+                <w:szCs w:val="20"/>
+                <w:lang w:val="ru-RU"/>
+              </w:rPr>
+              <w:t>Пользователь выбирает фильм</w:t>
+            </w:r>
+          </w:p>
+          <w:p>
+            <w:pPr>
+              <w:pStyle w:val="ab"/>
+              <w:numPr>
+                <w:ilvl w:val="0"/>
+                <w:numId w:val="10"/>
+              </w:numPr>
+              <w:ind w:left="0" w:firstLine="0"/>
+              <w:rPr>
+                <w:color w:val="000000" w:themeColor="text1"/>
+                <w:sz w:val="20"/>
+                <w:szCs w:val="20"/>
+                <w:lang w:val="ru-RU"/>
+              </w:rPr>
+            </w:pPr>
+            <w:r>
+              <w:rPr>
+                <w:color w:val="000000" w:themeColor="text1"/>
+                <w:sz w:val="20"/>
+                <w:szCs w:val="20"/>
+                <w:lang w:val="ru-RU"/>
+              </w:rPr>
+              <w:t>Пользователь инициирует добавление заметки</w:t>
+            </w:r>
+          </w:p>
+          <w:p>
+            <w:pPr>
+              <w:pStyle w:val="ab"/>
+              <w:numPr>
+                <w:ilvl w:val="0"/>
+                <w:numId w:val="10"/>
+              </w:numPr>
+              <w:ind w:left="0" w:firstLine="0"/>
+              <w:rPr>
+                <w:color w:val="000000" w:themeColor="text1"/>
+                <w:sz w:val="20"/>
+                <w:szCs w:val="20"/>
+                <w:lang w:val="ru-RU"/>
+              </w:rPr>
+            </w:pPr>
+            <w:r>
+              <w:rPr>
+                <w:color w:val="000000" w:themeColor="text1"/>
+                <w:sz w:val="20"/>
+                <w:szCs w:val="20"/>
+                <w:lang w:val="ru-RU"/>
+              </w:rPr>
+              <w:t>Система отображает поле ввода для текстовой заметки</w:t>
+            </w:r>
+          </w:p>
+          <w:p>
+            <w:pPr>
+              <w:pStyle w:val="ab"/>
+              <w:numPr>
+                <w:ilvl w:val="0"/>
+                <w:numId w:val="10"/>
+              </w:numPr>
+              <w:ind w:left="0" w:firstLine="0"/>
+              <w:rPr>
+                <w:color w:val="000000" w:themeColor="text1"/>
+                <w:sz w:val="20"/>
+                <w:szCs w:val="20"/>
+                <w:lang w:val="ru-RU"/>
+              </w:rPr>
+            </w:pPr>
+            <w:r>
+              <w:rPr>
+                <w:color w:val="000000" w:themeColor="text1"/>
+                <w:sz w:val="20"/>
+                <w:szCs w:val="20"/>
+                <w:lang w:val="ru-RU"/>
+              </w:rPr>
+              <w:t>Пользователь вводит текст</w:t>
+            </w:r>
+          </w:p>
+          <w:p>
+            <w:pPr>
+              <w:pStyle w:val="ab"/>
+              <w:numPr>
+                <w:ilvl w:val="0"/>
+                <w:numId w:val="10"/>
+              </w:numPr>
+              <w:ind w:left="0" w:firstLine="0"/>
+              <w:rPr>
+                <w:color w:val="000000" w:themeColor="text1"/>
+                <w:sz w:val="20"/>
+                <w:szCs w:val="20"/>
+                <w:lang w:val="ru-RU"/>
+              </w:rPr>
+            </w:pPr>
+            <w:r>
+              <w:rPr>
+                <w:color w:val="000000" w:themeColor="text1"/>
+                <w:sz w:val="20"/>
+                <w:szCs w:val="20"/>
+                <w:lang w:val="ru-RU"/>
+              </w:rPr>
+              <w:t>Система проверяет лимит символов (до 5000)</w:t>
+            </w:r>
+          </w:p>
+          <w:p>
+            <w:pPr>
+              <w:pStyle w:val="ab"/>
+              <w:numPr>
+                <w:ilvl w:val="0"/>
+                <w:numId w:val="10"/>
+              </w:numPr>
+              <w:ind w:left="0" w:firstLine="0"/>
+              <w:rPr>
+                <w:color w:val="000000" w:themeColor="text1"/>
+                <w:sz w:val="20"/>
+                <w:szCs w:val="20"/>
+                <w:lang w:val="ru-RU"/>
+              </w:rPr>
+            </w:pPr>
+            <w:r>
+              <w:rPr>
+                <w:color w:val="000000" w:themeColor="text1"/>
+                <w:sz w:val="20"/>
+                <w:szCs w:val="20"/>
+                <w:lang w:val="ru-RU"/>
+              </w:rPr>
+              <w:t>Пользователь подтверждает сохранение</w:t>
+            </w:r>
+          </w:p>
+          <w:p>
+            <w:pPr>
+              <w:pStyle w:val="ab"/>
+              <w:numPr>
+                <w:ilvl w:val="0"/>
+                <w:numId w:val="10"/>
+              </w:numPr>
+              <w:ind w:left="0" w:firstLine="0"/>
+              <w:rPr>
+                <w:color w:val="000000" w:themeColor="text1"/>
+                <w:sz w:val="20"/>
+                <w:szCs w:val="20"/>
+                <w:lang w:val="ru-RU"/>
+              </w:rPr>
+            </w:pPr>
+            <w:r>
+              <w:rPr>
+                <w:color w:val="000000" w:themeColor="text1"/>
+                <w:sz w:val="20"/>
+                <w:szCs w:val="20"/>
+                <w:lang w:val="ru-RU"/>
+              </w:rPr>
+              <w:t>Система со</w:t>
+            </w:r>
+            <w:r>
+              <w:rPr>
+                <w:color w:val="000000" w:themeColor="text1"/>
+                <w:sz w:val="20"/>
+                <w:szCs w:val="20"/>
+                <w:lang w:val="ru-RU"/>
+              </w:rPr>
+              <w:t>храняет заметку и отображает её</w:t>
+            </w:r>
+          </w:p>
+        </w:tc>
+        <w:tc>
+          <w:tcPr>
+            <w:tcW w:w="4254" w:type="dxa"/>
+          </w:tcPr>
+          <w:p>
+            <w:pPr>
+              <w:rPr>
+                <w:color w:val="000000" w:themeColor="text1"/>
+                <w:sz w:val="20"/>
+                <w:szCs w:val="20"/>
+                <w:lang w:val="ru-RU"/>
+              </w:rPr>
+            </w:pPr>
+            <w:r>
+              <w:rPr>
+                <w:color w:val="000000" w:themeColor="text1"/>
+                <w:sz w:val="20"/>
+                <w:szCs w:val="20"/>
+                <w:lang w:val="ru-RU"/>
+              </w:rPr>
+              <w:lastRenderedPageBreak/>
+              <w:t>7а.1 Система выводит сообщение о превышении лимита</w:t>
+            </w:r>
+          </w:p>
+          <w:p>
+            <w:pPr>
+              <w:rPr>
+                <w:color w:val="000000" w:themeColor="text1"/>
+                <w:sz w:val="20"/>
+                <w:szCs w:val="20"/>
+                <w:lang w:val="ru-RU"/>
+              </w:rPr>
+            </w:pPr>
+            <w:r>
+              <w:rPr>
+                <w:color w:val="000000" w:themeColor="text1"/>
+                <w:sz w:val="20"/>
+                <w:szCs w:val="20"/>
+                <w:lang w:val="ru-RU"/>
+              </w:rPr>
+              <w:lastRenderedPageBreak/>
+              <w:t>8а.1 Пользователь не подтверждает сохранение</w:t>
+            </w:r>
+          </w:p>
+        </w:tc>
+        <w:tc>
+          <w:tcPr>
+            <w:tcW w:w="2550" w:type="dxa"/>
+          </w:tcPr>
+          <w:p>
+            <w:pPr>
+              <w:rPr>
+                <w:color w:val="000000" w:themeColor="text1"/>
+                <w:sz w:val="20"/>
+                <w:szCs w:val="20"/>
+              </w:rPr>
+            </w:pPr>
+            <w:r>
+              <w:rPr>
+                <w:sz w:val="20"/>
+                <w:szCs w:val="20"/>
+              </w:rPr>
+              <w:lastRenderedPageBreak/>
+              <w:t>К фильму</w:t>
+            </w:r>
+            <w:r>
+              <w:rPr>
+                <w:sz w:val="20"/>
+                <w:szCs w:val="20"/>
+                <w:lang w:val="ru-RU"/>
+              </w:rPr>
+              <w:t>/сериалу</w:t>
+            </w:r>
+            <w:r>
+              <w:rPr>
+                <w:sz w:val="20"/>
+                <w:szCs w:val="20"/>
+              </w:rPr>
+              <w:t xml:space="preserve"> в приватной подборке </w:t>
+            </w:r>
+            <w:r>
+              <w:rPr>
+                <w:sz w:val="20"/>
+                <w:szCs w:val="20"/>
+              </w:rPr>
+              <w:lastRenderedPageBreak/>
+              <w:t>добавлена текстовая заметка</w:t>
+            </w:r>
+          </w:p>
+        </w:tc>
+      </w:tr>
+      <w:tr>
+        <w:tc>
+          <w:tcPr>
+            <w:tcW w:w="1419" w:type="dxa"/>
+          </w:tcPr>
+          <w:p>
+            <w:pPr>
+              <w:rPr>
+                <w:color w:val="000000" w:themeColor="text1"/>
+                <w:sz w:val="20"/>
+                <w:szCs w:val="20"/>
+              </w:rPr>
+            </w:pPr>
+            <w:r>
+              <w:rPr>
+                <w:sz w:val="20"/>
+                <w:szCs w:val="20"/>
+              </w:rPr>
+              <w:lastRenderedPageBreak/>
+              <w:t>Случайный выбор фильма</w:t>
+            </w:r>
+          </w:p>
+        </w:tc>
+        <w:tc>
+          <w:tcPr>
+            <w:tcW w:w="823" w:type="dxa"/>
+          </w:tcPr>
+          <w:p>
+            <w:pPr>
+              <w:rPr>
+                <w:color w:val="000000" w:themeColor="text1"/>
+                <w:sz w:val="20"/>
+                <w:szCs w:val="20"/>
+              </w:rPr>
+            </w:pPr>
+            <w:r>
+              <w:rPr>
+                <w:color w:val="000000" w:themeColor="text1"/>
+                <w:sz w:val="20"/>
+                <w:szCs w:val="20"/>
+              </w:rPr>
+              <w:t>UC-14</w:t>
+            </w:r>
+          </w:p>
+        </w:tc>
+        <w:tc>
+          <w:tcPr>
+            <w:tcW w:w="3133" w:type="dxa"/>
+          </w:tcPr>
+          <w:p>
+            <w:pPr>
+              <w:rPr>
+                <w:color w:val="000000" w:themeColor="text1"/>
+                <w:sz w:val="20"/>
+                <w:szCs w:val="20"/>
+              </w:rPr>
+            </w:pPr>
+            <w:r>
+              <w:rPr>
+                <w:sz w:val="20"/>
+                <w:szCs w:val="20"/>
+              </w:rPr>
+              <w:t>Зарегистрированный пользователь</w:t>
+            </w:r>
+          </w:p>
+        </w:tc>
+        <w:tc>
+          <w:tcPr>
+            <w:tcW w:w="2700" w:type="dxa"/>
+          </w:tcPr>
+          <w:p>
+            <w:pPr>
+              <w:pStyle w:val="ab"/>
+              <w:numPr>
+                <w:ilvl w:val="0"/>
+                <w:numId w:val="5"/>
+              </w:numPr>
+              <w:ind w:left="0" w:firstLine="0"/>
+              <w:rPr>
+                <w:color w:val="000000" w:themeColor="text1"/>
+                <w:sz w:val="20"/>
+                <w:szCs w:val="20"/>
+                <w:lang w:val="ru-RU"/>
+              </w:rPr>
+            </w:pPr>
+            <w:r>
+              <w:rPr>
+                <w:color w:val="000000" w:themeColor="text1"/>
+                <w:sz w:val="20"/>
+                <w:szCs w:val="20"/>
+                <w:lang w:val="ru-RU"/>
+              </w:rPr>
+              <w:t>Пользователь авторизован</w:t>
+            </w:r>
+          </w:p>
+          <w:p>
+            <w:pPr>
+              <w:pStyle w:val="ab"/>
+              <w:numPr>
+                <w:ilvl w:val="0"/>
+                <w:numId w:val="5"/>
+              </w:numPr>
+              <w:ind w:left="0" w:firstLine="0"/>
+              <w:rPr>
+                <w:color w:val="000000" w:themeColor="text1"/>
+                <w:sz w:val="20"/>
+                <w:szCs w:val="20"/>
+                <w:lang w:val="ru-RU"/>
+              </w:rPr>
+            </w:pPr>
+            <w:r>
+              <w:rPr>
+                <w:color w:val="000000" w:themeColor="text1"/>
+                <w:sz w:val="20"/>
+                <w:szCs w:val="20"/>
+                <w:lang w:val="ru-RU"/>
+              </w:rPr>
+              <w:t>Подборка содержит минимум один фильм</w:t>
+            </w:r>
+          </w:p>
+        </w:tc>
+        <w:tc>
+          <w:tcPr>
+            <w:tcW w:w="2693" w:type="dxa"/>
+          </w:tcPr>
+          <w:p>
+            <w:pPr>
+              <w:rPr>
+                <w:color w:val="000000" w:themeColor="text1"/>
+                <w:sz w:val="20"/>
+                <w:szCs w:val="20"/>
+              </w:rPr>
+            </w:pPr>
+            <w:r>
+              <w:rPr>
+                <w:color w:val="000000" w:themeColor="text1"/>
+                <w:sz w:val="20"/>
+                <w:szCs w:val="20"/>
+              </w:rPr>
+              <w:t>Пользователю отображён случайно выбранный фильм</w:t>
+            </w:r>
+          </w:p>
+        </w:tc>
+        <w:tc>
+          <w:tcPr>
+            <w:tcW w:w="4111" w:type="dxa"/>
+          </w:tcPr>
+          <w:p>
+            <w:pPr>
+              <w:pStyle w:val="ab"/>
+              <w:numPr>
+                <w:ilvl w:val="0"/>
+                <w:numId w:val="11"/>
+              </w:numPr>
+              <w:ind w:left="0" w:firstLine="0"/>
+              <w:rPr>
+                <w:color w:val="000000" w:themeColor="text1"/>
+                <w:sz w:val="20"/>
+                <w:szCs w:val="20"/>
+                <w:lang w:val="ru-RU"/>
+              </w:rPr>
+            </w:pPr>
+            <w:r>
+              <w:rPr>
+                <w:color w:val="000000" w:themeColor="text1"/>
+                <w:sz w:val="20"/>
+                <w:szCs w:val="20"/>
+                <w:lang w:val="ru-RU"/>
+              </w:rPr>
+              <w:t>П</w:t>
+            </w:r>
+            <w:r>
+              <w:rPr>
+                <w:color w:val="000000" w:themeColor="text1"/>
+                <w:sz w:val="20"/>
+                <w:szCs w:val="20"/>
+                <w:lang w:val="ru-RU"/>
+              </w:rPr>
+              <w:t>ользователь открывает подборку</w:t>
+            </w:r>
+          </w:p>
+          <w:p>
+            <w:pPr>
+              <w:pStyle w:val="ab"/>
+              <w:numPr>
+                <w:ilvl w:val="0"/>
+                <w:numId w:val="11"/>
+              </w:numPr>
+              <w:ind w:left="0" w:firstLine="0"/>
+              <w:rPr>
+                <w:color w:val="000000" w:themeColor="text1"/>
+                <w:sz w:val="20"/>
+                <w:szCs w:val="20"/>
+                <w:lang w:val="ru-RU"/>
+              </w:rPr>
+            </w:pPr>
+            <w:r>
+              <w:rPr>
+                <w:color w:val="000000" w:themeColor="text1"/>
+                <w:sz w:val="20"/>
+                <w:szCs w:val="20"/>
+                <w:lang w:val="ru-RU"/>
+              </w:rPr>
+              <w:t>Инициирует выбор случайного фильма</w:t>
+            </w:r>
+          </w:p>
+          <w:p>
+            <w:pPr>
+              <w:pStyle w:val="ab"/>
+              <w:numPr>
+                <w:ilvl w:val="0"/>
+                <w:numId w:val="11"/>
+              </w:numPr>
+              <w:ind w:left="0" w:firstLine="0"/>
+              <w:rPr>
+                <w:color w:val="000000" w:themeColor="text1"/>
+                <w:sz w:val="20"/>
+                <w:szCs w:val="20"/>
+                <w:lang w:val="ru-RU"/>
+              </w:rPr>
+            </w:pPr>
+            <w:r>
+              <w:rPr>
+                <w:color w:val="000000" w:themeColor="text1"/>
+                <w:sz w:val="20"/>
+                <w:szCs w:val="20"/>
+                <w:lang w:val="ru-RU"/>
+              </w:rPr>
+              <w:t>Система сл</w:t>
+            </w:r>
+            <w:r>
+              <w:rPr>
+                <w:color w:val="000000" w:themeColor="text1"/>
+                <w:sz w:val="20"/>
+                <w:szCs w:val="20"/>
+                <w:lang w:val="ru-RU"/>
+              </w:rPr>
+              <w:t>учайным образом выбирает фильм</w:t>
+            </w:r>
+            <w:r>
+              <w:rPr>
+                <w:color w:val="000000" w:themeColor="text1"/>
+                <w:sz w:val="20"/>
+                <w:szCs w:val="20"/>
+                <w:lang w:val="ru-RU"/>
+              </w:rPr>
+              <w:t xml:space="preserve"> и отображает его карточку</w:t>
+            </w:r>
+          </w:p>
+          <w:p>
+            <w:pPr>
+              <w:pStyle w:val="ab"/>
+              <w:numPr>
+                <w:ilvl w:val="0"/>
+                <w:numId w:val="11"/>
+              </w:numPr>
+              <w:ind w:left="0" w:firstLine="0"/>
+              <w:rPr>
+                <w:color w:val="000000" w:themeColor="text1"/>
+                <w:sz w:val="20"/>
+                <w:szCs w:val="20"/>
+                <w:lang w:val="ru-RU"/>
+              </w:rPr>
+            </w:pPr>
+            <w:r>
+              <w:rPr>
+                <w:color w:val="000000" w:themeColor="text1"/>
+                <w:sz w:val="20"/>
+                <w:szCs w:val="20"/>
+                <w:lang w:val="ru-RU"/>
+              </w:rPr>
+              <w:t>Пользователь мо</w:t>
+            </w:r>
+            <w:r>
+              <w:rPr>
+                <w:color w:val="000000" w:themeColor="text1"/>
+                <w:sz w:val="20"/>
+                <w:szCs w:val="20"/>
+                <w:lang w:val="ru-RU"/>
+              </w:rPr>
+              <w:t>жет принять выбор или повторить</w:t>
+            </w:r>
+          </w:p>
+        </w:tc>
+        <w:tc>
+          <w:tcPr>
+            <w:tcW w:w="4254" w:type="dxa"/>
+          </w:tcPr>
+          <w:p>
+            <w:pPr>
+              <w:rPr>
+                <w:color w:val="000000" w:themeColor="text1"/>
+                <w:sz w:val="20"/>
+                <w:szCs w:val="20"/>
+                <w:lang w:val="ru-RU"/>
+              </w:rPr>
+            </w:pPr>
+            <w:r>
+              <w:rPr>
+                <w:color w:val="000000" w:themeColor="text1"/>
+                <w:sz w:val="20"/>
+                <w:szCs w:val="20"/>
+                <w:lang w:val="ru-RU"/>
+              </w:rPr>
+              <w:t>3а.1 Система отображает сообщение о технической ошибке</w:t>
+            </w:r>
+          </w:p>
+        </w:tc>
+        <w:tc>
+          <w:tcPr>
+            <w:tcW w:w="2550" w:type="dxa"/>
+          </w:tcPr>
+          <w:p>
+            <w:pPr>
+              <w:rPr>
+                <w:color w:val="000000" w:themeColor="text1"/>
+                <w:sz w:val="20"/>
+                <w:szCs w:val="20"/>
+              </w:rPr>
+            </w:pPr>
+            <w:r>
+              <w:rPr>
+                <w:sz w:val="20"/>
+                <w:szCs w:val="20"/>
+              </w:rPr>
+              <w:t>Пользователь получает случайную рекомендацию из выбранной подборки</w:t>
+            </w:r>
+          </w:p>
+        </w:tc>
+      </w:tr>
+    </w:tbl>
+    <w:p>
+      <w:pPr>
+        <w:rPr>
+          <w:color w:val="000000" w:themeColor="text1"/>
+        </w:rPr>
+      </w:pPr>
+    </w:p>
+    <w:p>
+      <w:pPr>
+        <w:rPr>
+          <w:b/>
+          <w:bCs/>
+          <w:color w:val="000000" w:themeColor="text1"/>
+          <w:sz w:val="28"/>
+          <w:szCs w:val="28"/>
+        </w:rPr>
+        <w:sectPr>
+          <w:pgSz w:w="23808" w:h="16840" w:orient="landscape" w:code="8"/>
+          <w:pgMar w:top="1440" w:right="1440" w:bottom="1440" w:left="1440" w:header="720" w:footer="720" w:gutter="0"/>
+          <w:pgNumType w:start="1"/>
+          <w:cols w:space="720"/>
+        </w:sectPr>
+      </w:pPr>
+    </w:p>
+    <w:p>
+      <w:pPr>
+        <w:pStyle w:val="3"/>
+        <w:spacing w:before="0"/>
+      </w:pPr>
+      <w:r>
+        <w:lastRenderedPageBreak/>
+        <w:t>Приложение D. Диаграмма классов</w:t>
+      </w:r>
+    </w:p>
+    <w:p>
+      <w:pPr>
+        <w:pStyle w:val="ac"/>
+        <w:keepNext/>
+        <w:spacing w:after="0" w:line="360" w:lineRule="auto"/>
+        <w:rPr>
+          <w:i w:val="0"/>
+          <w:color w:val="000000" w:themeColor="text1"/>
+          <w:sz w:val="24"/>
+        </w:rPr>
+      </w:pPr>
+      <w:r>
+        <w:rPr>
+          <w:i w:val="0"/>
+          <w:color w:val="000000" w:themeColor="text1"/>
+          <w:sz w:val="24"/>
+        </w:rPr>
+        <w:t xml:space="preserve">Таблица </w:t>
+      </w:r>
+      <w:r>
+        <w:rPr>
+          <w:i w:val="0"/>
+          <w:color w:val="000000" w:themeColor="text1"/>
+          <w:sz w:val="24"/>
+        </w:rPr>
+        <w:fldChar w:fldCharType="begin"/>
+      </w:r>
+      <w:r>
+        <w:rPr>
+          <w:i w:val="0"/>
+          <w:color w:val="000000" w:themeColor="text1"/>
+          <w:sz w:val="24"/>
+        </w:rPr>
+        <w:instrText xml:space="preserve"> SEQ Таблица \* ARABIC </w:instrText>
+      </w:r>
+      <w:r>
+        <w:rPr>
+          <w:i w:val="0"/>
+          <w:color w:val="000000" w:themeColor="text1"/>
+          <w:sz w:val="24"/>
+        </w:rPr>
+        <w:fldChar w:fldCharType="separate"/>
+      </w:r>
+      <w:r>
+        <w:rPr>
+          <w:i w:val="0"/>
+          <w:noProof/>
+          <w:color w:val="000000" w:themeColor="text1"/>
+          <w:sz w:val="24"/>
+        </w:rPr>
+        <w:t>6</w:t>
+      </w:r>
+      <w:r>
+        <w:rPr>
+          <w:i w:val="0"/>
+          <w:color w:val="000000" w:themeColor="text1"/>
+          <w:sz w:val="24"/>
+        </w:rPr>
+        <w:fldChar w:fldCharType="end"/>
+      </w:r>
+      <w:r>
+        <w:rPr>
+          <w:i w:val="0"/>
+          <w:color w:val="000000" w:themeColor="text1"/>
+          <w:sz w:val="24"/>
+        </w:rPr>
+        <w:t>-Классы системы</w:t>
+      </w:r>
+    </w:p>
+    <w:tbl>
+      <w:tblPr>
+        <w:tblStyle w:val="ae"/>
+        <w:tblW w:w="0" w:type="auto"/>
+        <w:tblLook w:val="04A0" w:firstRow="1" w:lastRow="0" w:firstColumn="1" w:lastColumn="0" w:noHBand="0" w:noVBand="1"/>
+      </w:tblPr>
+      <w:tblGrid>
+        <w:gridCol w:w="2324"/>
+        <w:gridCol w:w="2324"/>
+        <w:gridCol w:w="2324"/>
+        <w:gridCol w:w="2324"/>
+        <w:gridCol w:w="2324"/>
+        <w:gridCol w:w="2324"/>
+      </w:tblGrid>
+      <w:tr>
+        <w:trPr>
+          <w:tblHeader/>
+        </w:trPr>
+        <w:tc>
+          <w:tcPr>
+            <w:tcW w:w="2324" w:type="dxa"/>
+            <w:shd w:val="clear" w:color="auto" w:fill="C0504D" w:themeFill="accent2"/>
+            <w:vAlign w:val="center"/>
+          </w:tcPr>
+          <w:p>
+            <w:pPr>
+              <w:pStyle w:val="Default"/>
+              <w:jc w:val="center"/>
+              <w:rPr>
+                <w:rFonts w:ascii="Arial" w:hAnsi="Arial" w:cs="Arial"/>
+                <w:color w:val="FFFFFF" w:themeColor="background1"/>
+                <w:sz w:val="20"/>
+                <w:szCs w:val="20"/>
+              </w:rPr>
+            </w:pPr>
+            <w:r>
+              <w:rPr>
+                <w:rFonts w:ascii="Arial" w:hAnsi="Arial" w:cs="Arial"/>
+                <w:b/>
+                <w:bCs/>
+                <w:color w:val="FFFFFF" w:themeColor="background1"/>
+                <w:sz w:val="20"/>
+                <w:szCs w:val="20"/>
+              </w:rPr>
+              <w:t>Сущность</w:t>
+            </w:r>
+          </w:p>
+        </w:tc>
+        <w:tc>
+          <w:tcPr>
+            <w:tcW w:w="2324" w:type="dxa"/>
+            <w:shd w:val="clear" w:color="auto" w:fill="C0504D" w:themeFill="accent2"/>
+            <w:vAlign w:val="center"/>
+          </w:tcPr>
+          <w:p>
+            <w:pPr>
+              <w:pStyle w:val="Default"/>
+              <w:jc w:val="center"/>
+              <w:rPr>
+                <w:rFonts w:ascii="Arial" w:hAnsi="Arial" w:cs="Arial"/>
+                <w:color w:val="FFFFFF" w:themeColor="background1"/>
+                <w:sz w:val="20"/>
+                <w:szCs w:val="20"/>
+              </w:rPr>
+            </w:pPr>
+            <w:r>
+              <w:rPr>
+                <w:rFonts w:ascii="Arial" w:hAnsi="Arial" w:cs="Arial"/>
+                <w:b/>
+                <w:bCs/>
+                <w:color w:val="FFFFFF" w:themeColor="background1"/>
+                <w:sz w:val="20"/>
+                <w:szCs w:val="20"/>
+              </w:rPr>
+              <w:t>Поле/Метод</w:t>
+            </w:r>
+          </w:p>
+        </w:tc>
+        <w:tc>
+          <w:tcPr>
+            <w:tcW w:w="2324" w:type="dxa"/>
+            <w:shd w:val="clear" w:color="auto" w:fill="C0504D" w:themeFill="accent2"/>
+            <w:vAlign w:val="center"/>
+          </w:tcPr>
+          <w:p>
+            <w:pPr>
+              <w:pStyle w:val="Default"/>
+              <w:jc w:val="center"/>
+              <w:rPr>
+                <w:rFonts w:ascii="Arial" w:hAnsi="Arial" w:cs="Arial"/>
+                <w:color w:val="FFFFFF" w:themeColor="background1"/>
+                <w:sz w:val="20"/>
+                <w:szCs w:val="20"/>
+              </w:rPr>
+            </w:pPr>
+            <w:r>
+              <w:rPr>
+                <w:rFonts w:ascii="Arial" w:hAnsi="Arial" w:cs="Arial"/>
+                <w:b/>
+                <w:bCs/>
+                <w:color w:val="FFFFFF" w:themeColor="background1"/>
+                <w:sz w:val="20"/>
+                <w:szCs w:val="20"/>
+              </w:rPr>
+              <w:t>Тип</w:t>
+            </w:r>
+          </w:p>
+        </w:tc>
+        <w:tc>
+          <w:tcPr>
+            <w:tcW w:w="2324" w:type="dxa"/>
+            <w:shd w:val="clear" w:color="auto" w:fill="C0504D" w:themeFill="accent2"/>
+            <w:vAlign w:val="center"/>
+          </w:tcPr>
+          <w:p>
+            <w:pPr>
+              <w:pStyle w:val="Default"/>
+              <w:jc w:val="center"/>
+              <w:rPr>
+                <w:rFonts w:ascii="Arial" w:hAnsi="Arial" w:cs="Arial"/>
+                <w:color w:val="FFFFFF" w:themeColor="background1"/>
+                <w:sz w:val="20"/>
+                <w:szCs w:val="20"/>
+              </w:rPr>
+            </w:pPr>
+            <w:r>
+              <w:rPr>
+                <w:rFonts w:ascii="Arial" w:hAnsi="Arial" w:cs="Arial"/>
+                <w:b/>
+                <w:bCs/>
+                <w:color w:val="FFFFFF" w:themeColor="background1"/>
+                <w:sz w:val="20"/>
+                <w:szCs w:val="20"/>
+              </w:rPr>
+              <w:t>Доступ</w:t>
+            </w:r>
+          </w:p>
+        </w:tc>
+        <w:tc>
+          <w:tcPr>
+            <w:tcW w:w="2324" w:type="dxa"/>
+            <w:shd w:val="clear" w:color="auto" w:fill="C0504D" w:themeFill="accent2"/>
+            <w:vAlign w:val="center"/>
+          </w:tcPr>
+          <w:p>
+            <w:pPr>
+              <w:pStyle w:val="Default"/>
+              <w:jc w:val="center"/>
+              <w:rPr>
+                <w:rFonts w:ascii="Arial" w:hAnsi="Arial" w:cs="Arial"/>
+                <w:color w:val="FFFFFF" w:themeColor="background1"/>
+                <w:sz w:val="20"/>
+                <w:szCs w:val="20"/>
+              </w:rPr>
+            </w:pPr>
+            <w:proofErr w:type="spellStart"/>
+            <w:r>
+              <w:rPr>
+                <w:rFonts w:ascii="Arial" w:hAnsi="Arial" w:cs="Arial"/>
+                <w:b/>
+                <w:bCs/>
+                <w:color w:val="FFFFFF" w:themeColor="background1"/>
+                <w:sz w:val="20"/>
+                <w:szCs w:val="20"/>
+              </w:rPr>
+              <w:t>Swagger-эндпоинт</w:t>
+            </w:r>
+            <w:proofErr w:type="spellEnd"/>
+          </w:p>
+        </w:tc>
+        <w:tc>
+          <w:tcPr>
+            <w:tcW w:w="2324" w:type="dxa"/>
+            <w:shd w:val="clear" w:color="auto" w:fill="C0504D" w:themeFill="accent2"/>
+            <w:vAlign w:val="center"/>
+          </w:tcPr>
+          <w:p>
+            <w:pPr>
+              <w:pStyle w:val="Default"/>
+              <w:jc w:val="center"/>
+              <w:rPr>
+                <w:rFonts w:ascii="Arial" w:hAnsi="Arial" w:cs="Arial"/>
+                <w:color w:val="FFFFFF" w:themeColor="background1"/>
+                <w:sz w:val="20"/>
+                <w:szCs w:val="20"/>
+              </w:rPr>
+            </w:pPr>
+            <w:r>
+              <w:rPr>
+                <w:rFonts w:ascii="Arial" w:hAnsi="Arial" w:cs="Arial"/>
+                <w:b/>
+                <w:bCs/>
+                <w:color w:val="FFFFFF" w:themeColor="background1"/>
+                <w:sz w:val="20"/>
+                <w:szCs w:val="20"/>
+              </w:rPr>
+              <w:t>Описание</w:t>
+            </w:r>
+          </w:p>
+        </w:tc>
+      </w:tr>
+      <w:tr>
+        <w:tc>
+          <w:tcPr>
+            <w:tcW w:w="2324" w:type="dxa"/>
+          </w:tcPr>
+          <w:p>
+            <w:pPr>
+              <w:rPr>
+                <w:color w:val="000000" w:themeColor="text1"/>
+                <w:sz w:val="20"/>
+              </w:rPr>
+            </w:pPr>
+          </w:p>
+        </w:tc>
+        <w:tc>
+          <w:tcPr>
+            <w:tcW w:w="2324" w:type="dxa"/>
+          </w:tcPr>
+          <w:p>
+            <w:pPr>
+              <w:rPr>
+                <w:color w:val="000000" w:themeColor="text1"/>
+                <w:sz w:val="20"/>
+              </w:rPr>
+            </w:pPr>
+          </w:p>
+        </w:tc>
+        <w:tc>
+          <w:tcPr>
+            <w:tcW w:w="2324" w:type="dxa"/>
+          </w:tcPr>
+          <w:p>
+            <w:pPr>
+              <w:rPr>
+                <w:color w:val="000000" w:themeColor="text1"/>
+                <w:sz w:val="20"/>
+              </w:rPr>
+            </w:pPr>
+          </w:p>
+        </w:tc>
+        <w:tc>
+          <w:tcPr>
+            <w:tcW w:w="2324" w:type="dxa"/>
+          </w:tcPr>
+          <w:p>
+            <w:pPr>
+              <w:rPr>
+                <w:color w:val="000000" w:themeColor="text1"/>
+                <w:sz w:val="20"/>
+              </w:rPr>
+            </w:pPr>
+          </w:p>
+        </w:tc>
+        <w:tc>
+          <w:tcPr>
+            <w:tcW w:w="2324" w:type="dxa"/>
+          </w:tcPr>
+          <w:p>
+            <w:pPr>
+              <w:rPr>
+                <w:color w:val="000000" w:themeColor="text1"/>
+                <w:sz w:val="20"/>
+              </w:rPr>
+            </w:pPr>
+          </w:p>
+        </w:tc>
+        <w:tc>
+          <w:tcPr>
+            <w:tcW w:w="2324" w:type="dxa"/>
+          </w:tcPr>
+          <w:p>
+            <w:pPr>
+              <w:rPr>
+                <w:color w:val="000000" w:themeColor="text1"/>
+                <w:sz w:val="20"/>
+              </w:rPr>
+            </w:pPr>
+          </w:p>
+        </w:tc>
+      </w:tr>
+    </w:tbl>
+    <w:p/>
     <w:p>
       <w:pPr>
         <w:rPr>
@@ -4794,70 +9620,77 @@
           <w:pgMar w:top="1440" w:right="1440" w:bottom="1440" w:left="1440" w:header="720" w:footer="720" w:gutter="0"/>
           <w:pgNumType w:start="1"/>
           <w:cols w:space="720"/>
+          <w:docGrid w:linePitch="326"/>
         </w:sectPr>
       </w:pPr>
-      <w:bookmarkStart w:id="32" w:name="_GoBack"/>
-      <w:bookmarkEnd w:id="32"/>
     </w:p>
     <w:p>
       <w:pPr>
         <w:pStyle w:val="3"/>
-      </w:pPr>
-      <w:bookmarkStart w:id="33" w:name="_Toc223529243"/>
+        <w:spacing w:before="0"/>
+      </w:pPr>
+      <w:bookmarkStart w:id="29" w:name="_Toc223529244"/>
       <w:r>
         <w:lastRenderedPageBreak/>
-        <w:t>Приложение D. Диаграмма классов</w:t>
-      </w:r>
-      <w:bookmarkEnd w:id="33"/>
+        <w:t>Приложение E. Описание программного интерфейса</w:t>
+      </w:r>
+      <w:bookmarkEnd w:id="29"/>
     </w:p>
     <w:p>
-      <w:r>
+      <w:pPr>
         <w:rPr>
           <w:color w:val="0000FF"/>
         </w:rPr>
-        <w:t>(Диаграмма классов + кликабельная ссылка на исходник, если есть)</w:t>
+      </w:pPr>
+      <w:r>
+        <w:rPr>
+          <w:color w:val="0000FF"/>
+        </w:rPr>
+        <w:t>(</w:t>
+      </w:r>
+      <w:proofErr w:type="spellStart"/>
+      <w:r>
+        <w:rPr>
+          <w:color w:val="0000FF"/>
+        </w:rPr>
+        <w:t>Swagger</w:t>
+      </w:r>
+      <w:proofErr w:type="spellEnd"/>
+      <w:r>
+        <w:rPr>
+          <w:color w:val="0000FF"/>
+        </w:rPr>
+        <w:t xml:space="preserve">-документация + </w:t>
+      </w:r>
+      <w:proofErr w:type="spellStart"/>
+      <w:r>
+        <w:rPr>
+          <w:color w:val="0000FF"/>
+        </w:rPr>
+        <w:t>кликабельная</w:t>
+      </w:r>
+      <w:proofErr w:type="spellEnd"/>
+      <w:r>
+        <w:rPr>
+          <w:color w:val="0000FF"/>
+        </w:rPr>
+        <w:t xml:space="preserve"> ссылка </w:t>
+      </w:r>
+      <w:proofErr w:type="gramStart"/>
+      <w:r>
+        <w:rPr>
+          <w:color w:val="0000FF"/>
+        </w:rPr>
+        <w:t>на исходник</w:t>
+      </w:r>
+      <w:proofErr w:type="gramEnd"/>
+      <w:r>
+        <w:rPr>
+          <w:color w:val="0000FF"/>
+        </w:rPr>
+        <w:t>)</w:t>
       </w:r>
     </w:p>
-    <w:p>
-      <w:pPr>
-        <w:rPr>
-          <w:b/>
-          <w:bCs/>
-          <w:color w:val="434343"/>
-          <w:sz w:val="28"/>
-          <w:szCs w:val="28"/>
-        </w:rPr>
-      </w:pPr>
-      <w:r>
-        <w:br w:type="page"/>
-      </w:r>
-    </w:p>
-    <w:p>
-      <w:pPr>
-        <w:pStyle w:val="3"/>
-      </w:pPr>
-      <w:bookmarkStart w:id="34" w:name="_Toc223529244"/>
-      <w:r>
-        <w:lastRenderedPageBreak/>
-        <w:t>Приложение E. Описание программного интерфейса</w:t>
-      </w:r>
-      <w:bookmarkEnd w:id="34"/>
-    </w:p>
-    <w:p>
-      <w:pPr>
-        <w:rPr>
-          <w:color w:val="0000FF"/>
-        </w:rPr>
-      </w:pPr>
-      <w:r>
-        <w:rPr>
-          <w:color w:val="0000FF"/>
-        </w:rPr>
-        <w:t>(Swagger-документация + кликабельная ссылка на исходник)</w:t>
-      </w:r>
-    </w:p>
-    <w:p/>
-    <w:p/>
     <w:sectPr>
       <w:pgSz w:w="11909" w:h="16834"/>
       <w:pgMar w:top="1440" w:right="1440" w:bottom="1440" w:left="1440" w:header="720" w:footer="720" w:gutter="0"/>
@@ -4868,9 +9701,257 @@
 </w:document>
 </file>
 
+<file path=word/endnotes.xml><?xml version="1.0" encoding="utf-8"?>
+<w:endnotes xmlns:wpc="http://schemas.microsoft.com/office/word/2010/wordprocessingCanvas" xmlns:cx="http://schemas.microsoft.com/office/drawing/2014/chartex" xmlns:cx1="http://schemas.microsoft.com/office/drawing/2015/9/8/chartex" xmlns:mc="http://schemas.openxmlformats.org/markup-compatibility/2006" xmlns:o="urn:schemas-microsoft-com:office:office" xmlns:r="http://schemas.openxmlformats.org/officeDocument/2006/relationships" xmlns:m="http://schemas.openxmlformats.org/officeDocument/2006/math" xmlns:v="urn:schemas-microsoft-com:vml" xmlns:wp14="http://schemas.microsoft.com/office/word/2010/wordprocessingDrawing" xmlns:wp="http://schemas.openxmlformats.org/drawingml/2006/wordprocessingDrawing" xmlns:w10="urn:schemas-microsoft-com:office:word" xmlns:w="http://schemas.openxmlformats.org/wordprocessingml/2006/main" xmlns:w14="http://schemas.microsoft.com/office/word/2010/wordml" xmlns:w15="http://schemas.microsoft.com/office/word/2012/wordml" xmlns:w16se="http://schemas.microsoft.com/office/word/2015/wordml/symex" xmlns:wpg="http://schemas.microsoft.com/office/word/2010/wordprocessingGroup" xmlns:wpi="http://schemas.microsoft.com/office/word/2010/wordprocessingInk" xmlns:wne="http://schemas.microsoft.com/office/word/2006/wordml" xmlns:wps="http://schemas.microsoft.com/office/word/2010/wordprocessingShape" mc:Ignorable="w14 w15 w16se wp14">
+  <w:endnote w:type="separator" w:id="-1">
+    <w:p>
+      <w:pPr>
+        <w:spacing w:line="240" w:lineRule="auto"/>
+      </w:pPr>
+      <w:r>
+        <w:separator/>
+      </w:r>
+    </w:p>
+  </w:endnote>
+  <w:endnote w:type="continuationSeparator" w:id="0">
+    <w:p>
+      <w:pPr>
+        <w:spacing w:line="240" w:lineRule="auto"/>
+      </w:pPr>
+      <w:r>
+        <w:continuationSeparator/>
+      </w:r>
+    </w:p>
+  </w:endnote>
+</w:endnotes>
+</file>
+
+<file path=word/footnotes.xml><?xml version="1.0" encoding="utf-8"?>
+<w:footnotes xmlns:wpc="http://schemas.microsoft.com/office/word/2010/wordprocessingCanvas" xmlns:cx="http://schemas.microsoft.com/office/drawing/2014/chartex" xmlns:cx1="http://schemas.microsoft.com/office/drawing/2015/9/8/chartex" xmlns:mc="http://schemas.openxmlformats.org/markup-compatibility/2006" xmlns:o="urn:schemas-microsoft-com:office:office" xmlns:r="http://schemas.openxmlformats.org/officeDocument/2006/relationships" xmlns:m="http://schemas.openxmlformats.org/officeDocument/2006/math" xmlns:v="urn:schemas-microsoft-com:vml" xmlns:wp14="http://schemas.microsoft.com/office/word/2010/wordprocessingDrawing" xmlns:wp="http://schemas.openxmlformats.org/drawingml/2006/wordprocessingDrawing" xmlns:w10="urn:schemas-microsoft-com:office:word" xmlns:w="http://schemas.openxmlformats.org/wordprocessingml/2006/main" xmlns:w14="http://schemas.microsoft.com/office/word/2010/wordml" xmlns:w15="http://schemas.microsoft.com/office/word/2012/wordml" xmlns:w16se="http://schemas.microsoft.com/office/word/2015/wordml/symex" xmlns:wpg="http://schemas.microsoft.com/office/word/2010/wordprocessingGroup" xmlns:wpi="http://schemas.microsoft.com/office/word/2010/wordprocessingInk" xmlns:wne="http://schemas.microsoft.com/office/word/2006/wordml" xmlns:wps="http://schemas.microsoft.com/office/word/2010/wordprocessingShape" mc:Ignorable="w14 w15 w16se wp14">
+  <w:footnote w:type="separator" w:id="-1">
+    <w:p>
+      <w:pPr>
+        <w:spacing w:line="240" w:lineRule="auto"/>
+      </w:pPr>
+      <w:r>
+        <w:separator/>
+      </w:r>
+    </w:p>
+  </w:footnote>
+  <w:footnote w:type="continuationSeparator" w:id="0">
+    <w:p>
+      <w:pPr>
+        <w:spacing w:line="240" w:lineRule="auto"/>
+      </w:pPr>
+      <w:r>
+        <w:continuationSeparator/>
+      </w:r>
+    </w:p>
+  </w:footnote>
+</w:footnotes>
+</file>
+
+<file path=word/header1.xml><?xml version="1.0" encoding="utf-8"?>
+<w:hdr xmlns:wpc="http://schemas.microsoft.com/office/word/2010/wordprocessingCanvas" xmlns:cx="http://schemas.microsoft.com/office/drawing/2014/chartex" xmlns:cx1="http://schemas.microsoft.com/office/drawing/2015/9/8/chartex" xmlns:mc="http://schemas.openxmlformats.org/markup-compatibility/2006" xmlns:o="urn:schemas-microsoft-com:office:office" xmlns:r="http://schemas.openxmlformats.org/officeDocument/2006/relationships" xmlns:m="http://schemas.openxmlformats.org/officeDocument/2006/math" xmlns:v="urn:schemas-microsoft-com:vml" xmlns:wp14="http://schemas.microsoft.com/office/word/2010/wordprocessingDrawing" xmlns:wp="http://schemas.openxmlformats.org/drawingml/2006/wordprocessingDrawing" xmlns:w10="urn:schemas-microsoft-com:office:word" xmlns:w="http://schemas.openxmlformats.org/wordprocessingml/2006/main" xmlns:w14="http://schemas.microsoft.com/office/word/2010/wordml" xmlns:w15="http://schemas.microsoft.com/office/word/2012/wordml" xmlns:w16se="http://schemas.microsoft.com/office/word/2015/wordml/symex" xmlns:wpg="http://schemas.microsoft.com/office/word/2010/wordprocessingGroup" xmlns:wpi="http://schemas.microsoft.com/office/word/2010/wordprocessingInk" xmlns:wne="http://schemas.microsoft.com/office/word/2006/wordml" xmlns:wps="http://schemas.microsoft.com/office/word/2010/wordprocessingShape" mc:Ignorable="w14 w15 w16se wp14">
+  <w:p>
+    <w:pPr>
+      <w:pStyle w:val="af"/>
+    </w:pPr>
+  </w:p>
+</w:hdr>
+</file>
+
+<file path=word/header2.xml><?xml version="1.0" encoding="utf-8"?>
+<w:hdr xmlns:wpc="http://schemas.microsoft.com/office/word/2010/wordprocessingCanvas" xmlns:cx="http://schemas.microsoft.com/office/drawing/2014/chartex" xmlns:cx1="http://schemas.microsoft.com/office/drawing/2015/9/8/chartex" xmlns:mc="http://schemas.openxmlformats.org/markup-compatibility/2006" xmlns:o="urn:schemas-microsoft-com:office:office" xmlns:r="http://schemas.openxmlformats.org/officeDocument/2006/relationships" xmlns:m="http://schemas.openxmlformats.org/officeDocument/2006/math" xmlns:v="urn:schemas-microsoft-com:vml" xmlns:wp14="http://schemas.microsoft.com/office/word/2010/wordprocessingDrawing" xmlns:wp="http://schemas.openxmlformats.org/drawingml/2006/wordprocessingDrawing" xmlns:w10="urn:schemas-microsoft-com:office:word" xmlns:w="http://schemas.openxmlformats.org/wordprocessingml/2006/main" xmlns:w14="http://schemas.microsoft.com/office/word/2010/wordml" xmlns:w15="http://schemas.microsoft.com/office/word/2012/wordml" xmlns:w16se="http://schemas.microsoft.com/office/word/2015/wordml/symex" xmlns:wpg="http://schemas.microsoft.com/office/word/2010/wordprocessingGroup" xmlns:wpi="http://schemas.microsoft.com/office/word/2010/wordprocessingInk" xmlns:wne="http://schemas.microsoft.com/office/word/2006/wordml" xmlns:wps="http://schemas.microsoft.com/office/word/2010/wordprocessingShape" mc:Ignorable="w14 w15 w16se wp14">
+  <w:p>
+    <w:pPr>
+      <w:pStyle w:val="af"/>
+    </w:pPr>
+  </w:p>
+</w:hdr>
+</file>
+
 <file path=word/numbering.xml><?xml version="1.0" encoding="utf-8"?>
 <w:numbering xmlns:wpc="http://schemas.microsoft.com/office/word/2010/wordprocessingCanvas" xmlns:cx="http://schemas.microsoft.com/office/drawing/2014/chartex" xmlns:cx1="http://schemas.microsoft.com/office/drawing/2015/9/8/chartex" xmlns:mc="http://schemas.openxmlformats.org/markup-compatibility/2006" xmlns:o="urn:schemas-microsoft-com:office:office" xmlns:r="http://schemas.openxmlformats.org/officeDocument/2006/relationships" xmlns:m="http://schemas.openxmlformats.org/officeDocument/2006/math" xmlns:v="urn:schemas-microsoft-com:vml" xmlns:wp14="http://schemas.microsoft.com/office/word/2010/wordprocessingDrawing" xmlns:wp="http://schemas.openxmlformats.org/drawingml/2006/wordprocessingDrawing" xmlns:w10="urn:schemas-microsoft-com:office:word" xmlns:w="http://schemas.openxmlformats.org/wordprocessingml/2006/main" xmlns:w14="http://schemas.microsoft.com/office/word/2010/wordml" xmlns:w15="http://schemas.microsoft.com/office/word/2012/wordml" xmlns:w16se="http://schemas.microsoft.com/office/word/2015/wordml/symex" xmlns:wpg="http://schemas.microsoft.com/office/word/2010/wordprocessingGroup" xmlns:wpi="http://schemas.microsoft.com/office/word/2010/wordprocessingInk" xmlns:wne="http://schemas.microsoft.com/office/word/2006/wordml" xmlns:wps="http://schemas.microsoft.com/office/word/2010/wordprocessingShape" mc:Ignorable="w14 w15 w16se wp14">
   <w:abstractNum w:abstractNumId="0" w15:restartNumberingAfterBreak="0">
+    <w:nsid w:val="0CF43189"/>
+    <w:multiLevelType w:val="hybridMultilevel"/>
+    <w:tmpl w:val="C6789E6C"/>
+    <w:lvl w:ilvl="0" w:tplc="DBB4095A">
+      <w:start w:val="1"/>
+      <w:numFmt w:val="decimal"/>
+      <w:lvlText w:val="%1"/>
+      <w:lvlJc w:val="left"/>
+      <w:pPr>
+        <w:ind w:left="720" w:hanging="360"/>
+      </w:pPr>
+      <w:rPr>
+        <w:rFonts w:hint="default"/>
+      </w:rPr>
+    </w:lvl>
+    <w:lvl w:ilvl="1" w:tplc="04190019" w:tentative="1">
+      <w:start w:val="1"/>
+      <w:numFmt w:val="lowerLetter"/>
+      <w:lvlText w:val="%2."/>
+      <w:lvlJc w:val="left"/>
+      <w:pPr>
+        <w:ind w:left="1440" w:hanging="360"/>
+      </w:pPr>
+    </w:lvl>
+    <w:lvl w:ilvl="2" w:tplc="0419001B" w:tentative="1">
+      <w:start w:val="1"/>
+      <w:numFmt w:val="lowerRoman"/>
+      <w:lvlText w:val="%3."/>
+      <w:lvlJc w:val="right"/>
+      <w:pPr>
+        <w:ind w:left="2160" w:hanging="180"/>
+      </w:pPr>
+    </w:lvl>
+    <w:lvl w:ilvl="3" w:tplc="0419000F" w:tentative="1">
+      <w:start w:val="1"/>
+      <w:numFmt w:val="decimal"/>
+      <w:lvlText w:val="%4."/>
+      <w:lvlJc w:val="left"/>
+      <w:pPr>
+        <w:ind w:left="2880" w:hanging="360"/>
+      </w:pPr>
+    </w:lvl>
+    <w:lvl w:ilvl="4" w:tplc="04190019" w:tentative="1">
+      <w:start w:val="1"/>
+      <w:numFmt w:val="lowerLetter"/>
+      <w:lvlText w:val="%5."/>
+      <w:lvlJc w:val="left"/>
+      <w:pPr>
+        <w:ind w:left="3600" w:hanging="360"/>
+      </w:pPr>
+    </w:lvl>
+    <w:lvl w:ilvl="5" w:tplc="0419001B" w:tentative="1">
+      <w:start w:val="1"/>
+      <w:numFmt w:val="lowerRoman"/>
+      <w:lvlText w:val="%6."/>
+      <w:lvlJc w:val="right"/>
+      <w:pPr>
+        <w:ind w:left="4320" w:hanging="180"/>
+      </w:pPr>
+    </w:lvl>
+    <w:lvl w:ilvl="6" w:tplc="0419000F" w:tentative="1">
+      <w:start w:val="1"/>
+      <w:numFmt w:val="decimal"/>
+      <w:lvlText w:val="%7."/>
+      <w:lvlJc w:val="left"/>
+      <w:pPr>
+        <w:ind w:left="5040" w:hanging="360"/>
+      </w:pPr>
+    </w:lvl>
+    <w:lvl w:ilvl="7" w:tplc="04190019" w:tentative="1">
+      <w:start w:val="1"/>
+      <w:numFmt w:val="lowerLetter"/>
+      <w:lvlText w:val="%8."/>
+      <w:lvlJc w:val="left"/>
+      <w:pPr>
+        <w:ind w:left="5760" w:hanging="360"/>
+      </w:pPr>
+    </w:lvl>
+    <w:lvl w:ilvl="8" w:tplc="0419001B" w:tentative="1">
+      <w:start w:val="1"/>
+      <w:numFmt w:val="lowerRoman"/>
+      <w:lvlText w:val="%9."/>
+      <w:lvlJc w:val="right"/>
+      <w:pPr>
+        <w:ind w:left="6480" w:hanging="180"/>
+      </w:pPr>
+    </w:lvl>
+  </w:abstractNum>
+  <w:abstractNum w:abstractNumId="1" w15:restartNumberingAfterBreak="0">
+    <w:nsid w:val="0F1F5351"/>
+    <w:multiLevelType w:val="hybridMultilevel"/>
+    <w:tmpl w:val="C6789E6C"/>
+    <w:lvl w:ilvl="0" w:tplc="DBB4095A">
+      <w:start w:val="1"/>
+      <w:numFmt w:val="decimal"/>
+      <w:lvlText w:val="%1"/>
+      <w:lvlJc w:val="left"/>
+      <w:pPr>
+        <w:ind w:left="720" w:hanging="360"/>
+      </w:pPr>
+      <w:rPr>
+        <w:rFonts w:hint="default"/>
+      </w:rPr>
+    </w:lvl>
+    <w:lvl w:ilvl="1" w:tplc="04190019" w:tentative="1">
+      <w:start w:val="1"/>
+      <w:numFmt w:val="lowerLetter"/>
+      <w:lvlText w:val="%2."/>
+      <w:lvlJc w:val="left"/>
+      <w:pPr>
+        <w:ind w:left="1440" w:hanging="360"/>
+      </w:pPr>
+    </w:lvl>
+    <w:lvl w:ilvl="2" w:tplc="0419001B" w:tentative="1">
+      <w:start w:val="1"/>
+      <w:numFmt w:val="lowerRoman"/>
+      <w:lvlText w:val="%3."/>
+      <w:lvlJc w:val="right"/>
+      <w:pPr>
+        <w:ind w:left="2160" w:hanging="180"/>
+      </w:pPr>
+    </w:lvl>
+    <w:lvl w:ilvl="3" w:tplc="0419000F" w:tentative="1">
+      <w:start w:val="1"/>
+      <w:numFmt w:val="decimal"/>
+      <w:lvlText w:val="%4."/>
+      <w:lvlJc w:val="left"/>
+      <w:pPr>
+        <w:ind w:left="2880" w:hanging="360"/>
+      </w:pPr>
+    </w:lvl>
+    <w:lvl w:ilvl="4" w:tplc="04190019" w:tentative="1">
+      <w:start w:val="1"/>
+      <w:numFmt w:val="lowerLetter"/>
+      <w:lvlText w:val="%5."/>
+      <w:lvlJc w:val="left"/>
+      <w:pPr>
+        <w:ind w:left="3600" w:hanging="360"/>
+      </w:pPr>
+    </w:lvl>
+    <w:lvl w:ilvl="5" w:tplc="0419001B" w:tentative="1">
+      <w:start w:val="1"/>
+      <w:numFmt w:val="lowerRoman"/>
+      <w:lvlText w:val="%6."/>
+      <w:lvlJc w:val="right"/>
+      <w:pPr>
+        <w:ind w:left="4320" w:hanging="180"/>
+      </w:pPr>
+    </w:lvl>
+    <w:lvl w:ilvl="6" w:tplc="0419000F" w:tentative="1">
+      <w:start w:val="1"/>
+      <w:numFmt w:val="decimal"/>
+      <w:lvlText w:val="%7."/>
+      <w:lvlJc w:val="left"/>
+      <w:pPr>
+        <w:ind w:left="5040" w:hanging="360"/>
+      </w:pPr>
+    </w:lvl>
+    <w:lvl w:ilvl="7" w:tplc="04190019" w:tentative="1">
+      <w:start w:val="1"/>
+      <w:numFmt w:val="lowerLetter"/>
+      <w:lvlText w:val="%8."/>
+      <w:lvlJc w:val="left"/>
+      <w:pPr>
+        <w:ind w:left="5760" w:hanging="360"/>
+      </w:pPr>
+    </w:lvl>
+    <w:lvl w:ilvl="8" w:tplc="0419001B" w:tentative="1">
+      <w:start w:val="1"/>
+      <w:numFmt w:val="lowerRoman"/>
+      <w:lvlText w:val="%9."/>
+      <w:lvlJc w:val="right"/>
+      <w:pPr>
+        <w:ind w:left="6480" w:hanging="180"/>
+      </w:pPr>
+    </w:lvl>
+  </w:abstractNum>
+  <w:abstractNum w:abstractNumId="2" w15:restartNumberingAfterBreak="0">
     <w:nsid w:val="10D334F0"/>
     <w:multiLevelType w:val="multilevel"/>
     <w:tmpl w:val="19902E9E"/>
@@ -4983,10 +10064,10 @@
       </w:rPr>
     </w:lvl>
   </w:abstractNum>
-  <w:abstractNum w:abstractNumId="1" w15:restartNumberingAfterBreak="0">
-    <w:nsid w:val="4EFE366B"/>
+  <w:abstractNum w:abstractNumId="3" w15:restartNumberingAfterBreak="0">
+    <w:nsid w:val="48663D6E"/>
     <w:multiLevelType w:val="hybridMultilevel"/>
-    <w:tmpl w:val="DDB8A0D6"/>
+    <w:tmpl w:val="ACBAF86A"/>
     <w:lvl w:ilvl="0" w:tplc="1024BB42">
       <w:start w:val="1"/>
       <w:numFmt w:val="bullet"/>
@@ -5096,7 +10177,120 @@
       </w:rPr>
     </w:lvl>
   </w:abstractNum>
-  <w:abstractNum w:abstractNumId="2" w15:restartNumberingAfterBreak="0">
+  <w:abstractNum w:abstractNumId="4" w15:restartNumberingAfterBreak="0">
+    <w:nsid w:val="4EFE366B"/>
+    <w:multiLevelType w:val="hybridMultilevel"/>
+    <w:tmpl w:val="DDB8A0D6"/>
+    <w:lvl w:ilvl="0" w:tplc="1024BB42">
+      <w:start w:val="1"/>
+      <w:numFmt w:val="bullet"/>
+      <w:lvlText w:val=""/>
+      <w:lvlJc w:val="left"/>
+      <w:pPr>
+        <w:ind w:left="720" w:hanging="360"/>
+      </w:pPr>
+      <w:rPr>
+        <w:rFonts w:ascii="Symbol" w:hAnsi="Symbol" w:hint="default"/>
+      </w:rPr>
+    </w:lvl>
+    <w:lvl w:ilvl="1" w:tplc="04190003" w:tentative="1">
+      <w:start w:val="1"/>
+      <w:numFmt w:val="bullet"/>
+      <w:lvlText w:val="o"/>
+      <w:lvlJc w:val="left"/>
+      <w:pPr>
+        <w:ind w:left="1440" w:hanging="360"/>
+      </w:pPr>
+      <w:rPr>
+        <w:rFonts w:ascii="Courier New" w:hAnsi="Courier New" w:cs="Courier New" w:hint="default"/>
+      </w:rPr>
+    </w:lvl>
+    <w:lvl w:ilvl="2" w:tplc="04190005" w:tentative="1">
+      <w:start w:val="1"/>
+      <w:numFmt w:val="bullet"/>
+      <w:lvlText w:val=""/>
+      <w:lvlJc w:val="left"/>
+      <w:pPr>
+        <w:ind w:left="2160" w:hanging="360"/>
+      </w:pPr>
+      <w:rPr>
+        <w:rFonts w:ascii="Wingdings" w:hAnsi="Wingdings" w:hint="default"/>
+      </w:rPr>
+    </w:lvl>
+    <w:lvl w:ilvl="3" w:tplc="04190001" w:tentative="1">
+      <w:start w:val="1"/>
+      <w:numFmt w:val="bullet"/>
+      <w:lvlText w:val=""/>
+      <w:lvlJc w:val="left"/>
+      <w:pPr>
+        <w:ind w:left="2880" w:hanging="360"/>
+      </w:pPr>
+      <w:rPr>
+        <w:rFonts w:ascii="Symbol" w:hAnsi="Symbol" w:hint="default"/>
+      </w:rPr>
+    </w:lvl>
+    <w:lvl w:ilvl="4" w:tplc="04190003" w:tentative="1">
+      <w:start w:val="1"/>
+      <w:numFmt w:val="bullet"/>
+      <w:lvlText w:val="o"/>
+      <w:lvlJc w:val="left"/>
+      <w:pPr>
+        <w:ind w:left="3600" w:hanging="360"/>
+      </w:pPr>
+      <w:rPr>
+        <w:rFonts w:ascii="Courier New" w:hAnsi="Courier New" w:cs="Courier New" w:hint="default"/>
+      </w:rPr>
+    </w:lvl>
+    <w:lvl w:ilvl="5" w:tplc="04190005" w:tentative="1">
+      <w:start w:val="1"/>
+      <w:numFmt w:val="bullet"/>
+      <w:lvlText w:val=""/>
+      <w:lvlJc w:val="left"/>
+      <w:pPr>
+        <w:ind w:left="4320" w:hanging="360"/>
+      </w:pPr>
+      <w:rPr>
+        <w:rFonts w:ascii="Wingdings" w:hAnsi="Wingdings" w:hint="default"/>
+      </w:rPr>
+    </w:lvl>
+    <w:lvl w:ilvl="6" w:tplc="04190001" w:tentative="1">
+      <w:start w:val="1"/>
+      <w:numFmt w:val="bullet"/>
+      <w:lvlText w:val=""/>
+      <w:lvlJc w:val="left"/>
+      <w:pPr>
+        <w:ind w:left="5040" w:hanging="360"/>
+      </w:pPr>
+      <w:rPr>
+        <w:rFonts w:ascii="Symbol" w:hAnsi="Symbol" w:hint="default"/>
+      </w:rPr>
+    </w:lvl>
+    <w:lvl w:ilvl="7" w:tplc="04190003" w:tentative="1">
+      <w:start w:val="1"/>
+      <w:numFmt w:val="bullet"/>
+      <w:lvlText w:val="o"/>
+      <w:lvlJc w:val="left"/>
+      <w:pPr>
+        <w:ind w:left="5760" w:hanging="360"/>
+      </w:pPr>
+      <w:rPr>
+        <w:rFonts w:ascii="Courier New" w:hAnsi="Courier New" w:cs="Courier New" w:hint="default"/>
+      </w:rPr>
+    </w:lvl>
+    <w:lvl w:ilvl="8" w:tplc="04190005" w:tentative="1">
+      <w:start w:val="1"/>
+      <w:numFmt w:val="bullet"/>
+      <w:lvlText w:val=""/>
+      <w:lvlJc w:val="left"/>
+      <w:pPr>
+        <w:ind w:left="6480" w:hanging="360"/>
+      </w:pPr>
+      <w:rPr>
+        <w:rFonts w:ascii="Wingdings" w:hAnsi="Wingdings" w:hint="default"/>
+      </w:rPr>
+    </w:lvl>
+  </w:abstractNum>
+  <w:abstractNum w:abstractNumId="5" w15:restartNumberingAfterBreak="0">
     <w:nsid w:val="5F6F6BC8"/>
     <w:multiLevelType w:val="multilevel"/>
     <w:tmpl w:val="4CEC919A"/>
@@ -5209,14 +10403,507 @@
       </w:rPr>
     </w:lvl>
   </w:abstractNum>
+  <w:abstractNum w:abstractNumId="6" w15:restartNumberingAfterBreak="0">
+    <w:nsid w:val="66A51EA5"/>
+    <w:multiLevelType w:val="hybridMultilevel"/>
+    <w:tmpl w:val="C6789E6C"/>
+    <w:lvl w:ilvl="0" w:tplc="DBB4095A">
+      <w:start w:val="1"/>
+      <w:numFmt w:val="decimal"/>
+      <w:lvlText w:val="%1"/>
+      <w:lvlJc w:val="left"/>
+      <w:pPr>
+        <w:ind w:left="720" w:hanging="360"/>
+      </w:pPr>
+      <w:rPr>
+        <w:rFonts w:hint="default"/>
+      </w:rPr>
+    </w:lvl>
+    <w:lvl w:ilvl="1" w:tplc="04190019" w:tentative="1">
+      <w:start w:val="1"/>
+      <w:numFmt w:val="lowerLetter"/>
+      <w:lvlText w:val="%2."/>
+      <w:lvlJc w:val="left"/>
+      <w:pPr>
+        <w:ind w:left="1440" w:hanging="360"/>
+      </w:pPr>
+    </w:lvl>
+    <w:lvl w:ilvl="2" w:tplc="0419001B" w:tentative="1">
+      <w:start w:val="1"/>
+      <w:numFmt w:val="lowerRoman"/>
+      <w:lvlText w:val="%3."/>
+      <w:lvlJc w:val="right"/>
+      <w:pPr>
+        <w:ind w:left="2160" w:hanging="180"/>
+      </w:pPr>
+    </w:lvl>
+    <w:lvl w:ilvl="3" w:tplc="0419000F" w:tentative="1">
+      <w:start w:val="1"/>
+      <w:numFmt w:val="decimal"/>
+      <w:lvlText w:val="%4."/>
+      <w:lvlJc w:val="left"/>
+      <w:pPr>
+        <w:ind w:left="2880" w:hanging="360"/>
+      </w:pPr>
+    </w:lvl>
+    <w:lvl w:ilvl="4" w:tplc="04190019" w:tentative="1">
+      <w:start w:val="1"/>
+      <w:numFmt w:val="lowerLetter"/>
+      <w:lvlText w:val="%5."/>
+      <w:lvlJc w:val="left"/>
+      <w:pPr>
+        <w:ind w:left="3600" w:hanging="360"/>
+      </w:pPr>
+    </w:lvl>
+    <w:lvl w:ilvl="5" w:tplc="0419001B" w:tentative="1">
+      <w:start w:val="1"/>
+      <w:numFmt w:val="lowerRoman"/>
+      <w:lvlText w:val="%6."/>
+      <w:lvlJc w:val="right"/>
+      <w:pPr>
+        <w:ind w:left="4320" w:hanging="180"/>
+      </w:pPr>
+    </w:lvl>
+    <w:lvl w:ilvl="6" w:tplc="0419000F" w:tentative="1">
+      <w:start w:val="1"/>
+      <w:numFmt w:val="decimal"/>
+      <w:lvlText w:val="%7."/>
+      <w:lvlJc w:val="left"/>
+      <w:pPr>
+        <w:ind w:left="5040" w:hanging="360"/>
+      </w:pPr>
+    </w:lvl>
+    <w:lvl w:ilvl="7" w:tplc="04190019" w:tentative="1">
+      <w:start w:val="1"/>
+      <w:numFmt w:val="lowerLetter"/>
+      <w:lvlText w:val="%8."/>
+      <w:lvlJc w:val="left"/>
+      <w:pPr>
+        <w:ind w:left="5760" w:hanging="360"/>
+      </w:pPr>
+    </w:lvl>
+    <w:lvl w:ilvl="8" w:tplc="0419001B" w:tentative="1">
+      <w:start w:val="1"/>
+      <w:numFmt w:val="lowerRoman"/>
+      <w:lvlText w:val="%9."/>
+      <w:lvlJc w:val="right"/>
+      <w:pPr>
+        <w:ind w:left="6480" w:hanging="180"/>
+      </w:pPr>
+    </w:lvl>
+  </w:abstractNum>
+  <w:abstractNum w:abstractNumId="7" w15:restartNumberingAfterBreak="0">
+    <w:nsid w:val="6FD057FA"/>
+    <w:multiLevelType w:val="hybridMultilevel"/>
+    <w:tmpl w:val="C6789E6C"/>
+    <w:lvl w:ilvl="0" w:tplc="DBB4095A">
+      <w:start w:val="1"/>
+      <w:numFmt w:val="decimal"/>
+      <w:lvlText w:val="%1"/>
+      <w:lvlJc w:val="left"/>
+      <w:pPr>
+        <w:ind w:left="720" w:hanging="360"/>
+      </w:pPr>
+      <w:rPr>
+        <w:rFonts w:hint="default"/>
+      </w:rPr>
+    </w:lvl>
+    <w:lvl w:ilvl="1" w:tplc="04190019" w:tentative="1">
+      <w:start w:val="1"/>
+      <w:numFmt w:val="lowerLetter"/>
+      <w:lvlText w:val="%2."/>
+      <w:lvlJc w:val="left"/>
+      <w:pPr>
+        <w:ind w:left="1440" w:hanging="360"/>
+      </w:pPr>
+    </w:lvl>
+    <w:lvl w:ilvl="2" w:tplc="0419001B" w:tentative="1">
+      <w:start w:val="1"/>
+      <w:numFmt w:val="lowerRoman"/>
+      <w:lvlText w:val="%3."/>
+      <w:lvlJc w:val="right"/>
+      <w:pPr>
+        <w:ind w:left="2160" w:hanging="180"/>
+      </w:pPr>
+    </w:lvl>
+    <w:lvl w:ilvl="3" w:tplc="0419000F" w:tentative="1">
+      <w:start w:val="1"/>
+      <w:numFmt w:val="decimal"/>
+      <w:lvlText w:val="%4."/>
+      <w:lvlJc w:val="left"/>
+      <w:pPr>
+        <w:ind w:left="2880" w:hanging="360"/>
+      </w:pPr>
+    </w:lvl>
+    <w:lvl w:ilvl="4" w:tplc="04190019" w:tentative="1">
+      <w:start w:val="1"/>
+      <w:numFmt w:val="lowerLetter"/>
+      <w:lvlText w:val="%5."/>
+      <w:lvlJc w:val="left"/>
+      <w:pPr>
+        <w:ind w:left="3600" w:hanging="360"/>
+      </w:pPr>
+    </w:lvl>
+    <w:lvl w:ilvl="5" w:tplc="0419001B" w:tentative="1">
+      <w:start w:val="1"/>
+      <w:numFmt w:val="lowerRoman"/>
+      <w:lvlText w:val="%6."/>
+      <w:lvlJc w:val="right"/>
+      <w:pPr>
+        <w:ind w:left="4320" w:hanging="180"/>
+      </w:pPr>
+    </w:lvl>
+    <w:lvl w:ilvl="6" w:tplc="0419000F" w:tentative="1">
+      <w:start w:val="1"/>
+      <w:numFmt w:val="decimal"/>
+      <w:lvlText w:val="%7."/>
+      <w:lvlJc w:val="left"/>
+      <w:pPr>
+        <w:ind w:left="5040" w:hanging="360"/>
+      </w:pPr>
+    </w:lvl>
+    <w:lvl w:ilvl="7" w:tplc="04190019" w:tentative="1">
+      <w:start w:val="1"/>
+      <w:numFmt w:val="lowerLetter"/>
+      <w:lvlText w:val="%8."/>
+      <w:lvlJc w:val="left"/>
+      <w:pPr>
+        <w:ind w:left="5760" w:hanging="360"/>
+      </w:pPr>
+    </w:lvl>
+    <w:lvl w:ilvl="8" w:tplc="0419001B" w:tentative="1">
+      <w:start w:val="1"/>
+      <w:numFmt w:val="lowerRoman"/>
+      <w:lvlText w:val="%9."/>
+      <w:lvlJc w:val="right"/>
+      <w:pPr>
+        <w:ind w:left="6480" w:hanging="180"/>
+      </w:pPr>
+    </w:lvl>
+  </w:abstractNum>
+  <w:abstractNum w:abstractNumId="8" w15:restartNumberingAfterBreak="0">
+    <w:nsid w:val="70D85293"/>
+    <w:multiLevelType w:val="hybridMultilevel"/>
+    <w:tmpl w:val="44501FA4"/>
+    <w:lvl w:ilvl="0" w:tplc="1024BB42">
+      <w:start w:val="1"/>
+      <w:numFmt w:val="bullet"/>
+      <w:lvlText w:val=""/>
+      <w:lvlJc w:val="left"/>
+      <w:pPr>
+        <w:ind w:left="720" w:hanging="360"/>
+      </w:pPr>
+      <w:rPr>
+        <w:rFonts w:ascii="Symbol" w:hAnsi="Symbol" w:hint="default"/>
+      </w:rPr>
+    </w:lvl>
+    <w:lvl w:ilvl="1" w:tplc="04190003" w:tentative="1">
+      <w:start w:val="1"/>
+      <w:numFmt w:val="bullet"/>
+      <w:lvlText w:val="o"/>
+      <w:lvlJc w:val="left"/>
+      <w:pPr>
+        <w:ind w:left="1440" w:hanging="360"/>
+      </w:pPr>
+      <w:rPr>
+        <w:rFonts w:ascii="Courier New" w:hAnsi="Courier New" w:cs="Courier New" w:hint="default"/>
+      </w:rPr>
+    </w:lvl>
+    <w:lvl w:ilvl="2" w:tplc="04190005" w:tentative="1">
+      <w:start w:val="1"/>
+      <w:numFmt w:val="bullet"/>
+      <w:lvlText w:val=""/>
+      <w:lvlJc w:val="left"/>
+      <w:pPr>
+        <w:ind w:left="2160" w:hanging="360"/>
+      </w:pPr>
+      <w:rPr>
+        <w:rFonts w:ascii="Wingdings" w:hAnsi="Wingdings" w:hint="default"/>
+      </w:rPr>
+    </w:lvl>
+    <w:lvl w:ilvl="3" w:tplc="04190001" w:tentative="1">
+      <w:start w:val="1"/>
+      <w:numFmt w:val="bullet"/>
+      <w:lvlText w:val=""/>
+      <w:lvlJc w:val="left"/>
+      <w:pPr>
+        <w:ind w:left="2880" w:hanging="360"/>
+      </w:pPr>
+      <w:rPr>
+        <w:rFonts w:ascii="Symbol" w:hAnsi="Symbol" w:hint="default"/>
+      </w:rPr>
+    </w:lvl>
+    <w:lvl w:ilvl="4" w:tplc="04190003" w:tentative="1">
+      <w:start w:val="1"/>
+      <w:numFmt w:val="bullet"/>
+      <w:lvlText w:val="o"/>
+      <w:lvlJc w:val="left"/>
+      <w:pPr>
+        <w:ind w:left="3600" w:hanging="360"/>
+      </w:pPr>
+      <w:rPr>
+        <w:rFonts w:ascii="Courier New" w:hAnsi="Courier New" w:cs="Courier New" w:hint="default"/>
+      </w:rPr>
+    </w:lvl>
+    <w:lvl w:ilvl="5" w:tplc="04190005" w:tentative="1">
+      <w:start w:val="1"/>
+      <w:numFmt w:val="bullet"/>
+      <w:lvlText w:val=""/>
+      <w:lvlJc w:val="left"/>
+      <w:pPr>
+        <w:ind w:left="4320" w:hanging="360"/>
+      </w:pPr>
+      <w:rPr>
+        <w:rFonts w:ascii="Wingdings" w:hAnsi="Wingdings" w:hint="default"/>
+      </w:rPr>
+    </w:lvl>
+    <w:lvl w:ilvl="6" w:tplc="04190001" w:tentative="1">
+      <w:start w:val="1"/>
+      <w:numFmt w:val="bullet"/>
+      <w:lvlText w:val=""/>
+      <w:lvlJc w:val="left"/>
+      <w:pPr>
+        <w:ind w:left="5040" w:hanging="360"/>
+      </w:pPr>
+      <w:rPr>
+        <w:rFonts w:ascii="Symbol" w:hAnsi="Symbol" w:hint="default"/>
+      </w:rPr>
+    </w:lvl>
+    <w:lvl w:ilvl="7" w:tplc="04190003" w:tentative="1">
+      <w:start w:val="1"/>
+      <w:numFmt w:val="bullet"/>
+      <w:lvlText w:val="o"/>
+      <w:lvlJc w:val="left"/>
+      <w:pPr>
+        <w:ind w:left="5760" w:hanging="360"/>
+      </w:pPr>
+      <w:rPr>
+        <w:rFonts w:ascii="Courier New" w:hAnsi="Courier New" w:cs="Courier New" w:hint="default"/>
+      </w:rPr>
+    </w:lvl>
+    <w:lvl w:ilvl="8" w:tplc="04190005" w:tentative="1">
+      <w:start w:val="1"/>
+      <w:numFmt w:val="bullet"/>
+      <w:lvlText w:val=""/>
+      <w:lvlJc w:val="left"/>
+      <w:pPr>
+        <w:ind w:left="6480" w:hanging="360"/>
+      </w:pPr>
+      <w:rPr>
+        <w:rFonts w:ascii="Wingdings" w:hAnsi="Wingdings" w:hint="default"/>
+      </w:rPr>
+    </w:lvl>
+  </w:abstractNum>
+  <w:abstractNum w:abstractNumId="9" w15:restartNumberingAfterBreak="0">
+    <w:nsid w:val="7A4F0CF9"/>
+    <w:multiLevelType w:val="hybridMultilevel"/>
+    <w:tmpl w:val="C6789E6C"/>
+    <w:lvl w:ilvl="0" w:tplc="DBB4095A">
+      <w:start w:val="1"/>
+      <w:numFmt w:val="decimal"/>
+      <w:lvlText w:val="%1"/>
+      <w:lvlJc w:val="left"/>
+      <w:pPr>
+        <w:ind w:left="720" w:hanging="360"/>
+      </w:pPr>
+      <w:rPr>
+        <w:rFonts w:hint="default"/>
+      </w:rPr>
+    </w:lvl>
+    <w:lvl w:ilvl="1" w:tplc="04190019" w:tentative="1">
+      <w:start w:val="1"/>
+      <w:numFmt w:val="lowerLetter"/>
+      <w:lvlText w:val="%2."/>
+      <w:lvlJc w:val="left"/>
+      <w:pPr>
+        <w:ind w:left="1440" w:hanging="360"/>
+      </w:pPr>
+    </w:lvl>
+    <w:lvl w:ilvl="2" w:tplc="0419001B" w:tentative="1">
+      <w:start w:val="1"/>
+      <w:numFmt w:val="lowerRoman"/>
+      <w:lvlText w:val="%3."/>
+      <w:lvlJc w:val="right"/>
+      <w:pPr>
+        <w:ind w:left="2160" w:hanging="180"/>
+      </w:pPr>
+    </w:lvl>
+    <w:lvl w:ilvl="3" w:tplc="0419000F" w:tentative="1">
+      <w:start w:val="1"/>
+      <w:numFmt w:val="decimal"/>
+      <w:lvlText w:val="%4."/>
+      <w:lvlJc w:val="left"/>
+      <w:pPr>
+        <w:ind w:left="2880" w:hanging="360"/>
+      </w:pPr>
+    </w:lvl>
+    <w:lvl w:ilvl="4" w:tplc="04190019" w:tentative="1">
+      <w:start w:val="1"/>
+      <w:numFmt w:val="lowerLetter"/>
+      <w:lvlText w:val="%5."/>
+      <w:lvlJc w:val="left"/>
+      <w:pPr>
+        <w:ind w:left="3600" w:hanging="360"/>
+      </w:pPr>
+    </w:lvl>
+    <w:lvl w:ilvl="5" w:tplc="0419001B" w:tentative="1">
+      <w:start w:val="1"/>
+      <w:numFmt w:val="lowerRoman"/>
+      <w:lvlText w:val="%6."/>
+      <w:lvlJc w:val="right"/>
+      <w:pPr>
+        <w:ind w:left="4320" w:hanging="180"/>
+      </w:pPr>
+    </w:lvl>
+    <w:lvl w:ilvl="6" w:tplc="0419000F" w:tentative="1">
+      <w:start w:val="1"/>
+      <w:numFmt w:val="decimal"/>
+      <w:lvlText w:val="%7."/>
+      <w:lvlJc w:val="left"/>
+      <w:pPr>
+        <w:ind w:left="5040" w:hanging="360"/>
+      </w:pPr>
+    </w:lvl>
+    <w:lvl w:ilvl="7" w:tplc="04190019" w:tentative="1">
+      <w:start w:val="1"/>
+      <w:numFmt w:val="lowerLetter"/>
+      <w:lvlText w:val="%8."/>
+      <w:lvlJc w:val="left"/>
+      <w:pPr>
+        <w:ind w:left="5760" w:hanging="360"/>
+      </w:pPr>
+    </w:lvl>
+    <w:lvl w:ilvl="8" w:tplc="0419001B" w:tentative="1">
+      <w:start w:val="1"/>
+      <w:numFmt w:val="lowerRoman"/>
+      <w:lvlText w:val="%9."/>
+      <w:lvlJc w:val="right"/>
+      <w:pPr>
+        <w:ind w:left="6480" w:hanging="180"/>
+      </w:pPr>
+    </w:lvl>
+  </w:abstractNum>
+  <w:abstractNum w:abstractNumId="10" w15:restartNumberingAfterBreak="0">
+    <w:nsid w:val="7B0121C9"/>
+    <w:multiLevelType w:val="hybridMultilevel"/>
+    <w:tmpl w:val="C6789E6C"/>
+    <w:lvl w:ilvl="0" w:tplc="DBB4095A">
+      <w:start w:val="1"/>
+      <w:numFmt w:val="decimal"/>
+      <w:lvlText w:val="%1"/>
+      <w:lvlJc w:val="left"/>
+      <w:pPr>
+        <w:ind w:left="720" w:hanging="360"/>
+      </w:pPr>
+      <w:rPr>
+        <w:rFonts w:hint="default"/>
+      </w:rPr>
+    </w:lvl>
+    <w:lvl w:ilvl="1" w:tplc="04190019" w:tentative="1">
+      <w:start w:val="1"/>
+      <w:numFmt w:val="lowerLetter"/>
+      <w:lvlText w:val="%2."/>
+      <w:lvlJc w:val="left"/>
+      <w:pPr>
+        <w:ind w:left="1440" w:hanging="360"/>
+      </w:pPr>
+    </w:lvl>
+    <w:lvl w:ilvl="2" w:tplc="0419001B" w:tentative="1">
+      <w:start w:val="1"/>
+      <w:numFmt w:val="lowerRoman"/>
+      <w:lvlText w:val="%3."/>
+      <w:lvlJc w:val="right"/>
+      <w:pPr>
+        <w:ind w:left="2160" w:hanging="180"/>
+      </w:pPr>
+    </w:lvl>
+    <w:lvl w:ilvl="3" w:tplc="0419000F" w:tentative="1">
+      <w:start w:val="1"/>
+      <w:numFmt w:val="decimal"/>
+      <w:lvlText w:val="%4."/>
+      <w:lvlJc w:val="left"/>
+      <w:pPr>
+        <w:ind w:left="2880" w:hanging="360"/>
+      </w:pPr>
+    </w:lvl>
+    <w:lvl w:ilvl="4" w:tplc="04190019" w:tentative="1">
+      <w:start w:val="1"/>
+      <w:numFmt w:val="lowerLetter"/>
+      <w:lvlText w:val="%5."/>
+      <w:lvlJc w:val="left"/>
+      <w:pPr>
+        <w:ind w:left="3600" w:hanging="360"/>
+      </w:pPr>
+    </w:lvl>
+    <w:lvl w:ilvl="5" w:tplc="0419001B" w:tentative="1">
+      <w:start w:val="1"/>
+      <w:numFmt w:val="lowerRoman"/>
+      <w:lvlText w:val="%6."/>
+      <w:lvlJc w:val="right"/>
+      <w:pPr>
+        <w:ind w:left="4320" w:hanging="180"/>
+      </w:pPr>
+    </w:lvl>
+    <w:lvl w:ilvl="6" w:tplc="0419000F" w:tentative="1">
+      <w:start w:val="1"/>
+      <w:numFmt w:val="decimal"/>
+      <w:lvlText w:val="%7."/>
+      <w:lvlJc w:val="left"/>
+      <w:pPr>
+        <w:ind w:left="5040" w:hanging="360"/>
+      </w:pPr>
+    </w:lvl>
+    <w:lvl w:ilvl="7" w:tplc="04190019" w:tentative="1">
+      <w:start w:val="1"/>
+      <w:numFmt w:val="lowerLetter"/>
+      <w:lvlText w:val="%8."/>
+      <w:lvlJc w:val="left"/>
+      <w:pPr>
+        <w:ind w:left="5760" w:hanging="360"/>
+      </w:pPr>
+    </w:lvl>
+    <w:lvl w:ilvl="8" w:tplc="0419001B" w:tentative="1">
+      <w:start w:val="1"/>
+      <w:numFmt w:val="lowerRoman"/>
+      <w:lvlText w:val="%9."/>
+      <w:lvlJc w:val="right"/>
+      <w:pPr>
+        <w:ind w:left="6480" w:hanging="180"/>
+      </w:pPr>
+    </w:lvl>
+  </w:abstractNum>
   <w:num w:numId="1">
+    <w:abstractNumId w:val="2"/>
+  </w:num>
+  <w:num w:numId="2">
+    <w:abstractNumId w:val="5"/>
+  </w:num>
+  <w:num w:numId="3">
+    <w:abstractNumId w:val="4"/>
+  </w:num>
+  <w:num w:numId="4">
+    <w:abstractNumId w:val="8"/>
+  </w:num>
+  <w:num w:numId="5">
+    <w:abstractNumId w:val="3"/>
+  </w:num>
+  <w:num w:numId="6">
+    <w:abstractNumId w:val="7"/>
+  </w:num>
+  <w:num w:numId="7">
+    <w:abstractNumId w:val="1"/>
+  </w:num>
+  <w:num w:numId="8">
+    <w:abstractNumId w:val="6"/>
+  </w:num>
+  <w:num w:numId="9">
     <w:abstractNumId w:val="0"/>
   </w:num>
-  <w:num w:numId="2">
-    <w:abstractNumId w:val="2"/>
+  <w:num w:numId="10">
+    <w:abstractNumId w:val="9"/>
   </w:num>
-  <w:num w:numId="3">
-    <w:abstractNumId w:val="1"/>
+  <w:num w:numId="11">
+    <w:abstractNumId w:val="10"/>
   </w:num>
 </w:numbering>
 </file>
@@ -5821,12 +11508,6 @@
     <w:tblPr>
       <w:tblStyleRowBandSize w:val="1"/>
       <w:tblStyleColBandSize w:val="1"/>
-      <w:tblCellMar>
-        <w:top w:w="0" w:type="dxa"/>
-        <w:left w:w="0" w:type="dxa"/>
-        <w:bottom w:w="0" w:type="dxa"/>
-        <w:right w:w="0" w:type="dxa"/>
-      </w:tblCellMar>
     </w:tblPr>
   </w:style>
   <w:style w:type="table" w:customStyle="1" w:styleId="a8">
@@ -5834,12 +11515,6 @@
     <w:tblPr>
       <w:tblStyleRowBandSize w:val="1"/>
       <w:tblStyleColBandSize w:val="1"/>
-      <w:tblCellMar>
-        <w:top w:w="0" w:type="dxa"/>
-        <w:left w:w="0" w:type="dxa"/>
-        <w:bottom w:w="0" w:type="dxa"/>
-        <w:right w:w="0" w:type="dxa"/>
-      </w:tblCellMar>
     </w:tblPr>
   </w:style>
   <w:style w:type="paragraph" w:styleId="a9">
@@ -5915,7 +11590,6 @@
     <w:basedOn w:val="a"/>
     <w:next w:val="a"/>
     <w:uiPriority w:val="35"/>
-    <w:semiHidden/>
     <w:unhideWhenUsed/>
     <w:qFormat/>
     <w:rsid w:val="00403794"/>
@@ -5928,6 +11602,107 @@
       <w:color w:val="1F497D" w:themeColor="text2"/>
       <w:sz w:val="18"/>
       <w:szCs w:val="18"/>
+    </w:rPr>
+  </w:style>
+  <w:style w:type="character" w:styleId="ad">
+    <w:name w:val="FollowedHyperlink"/>
+    <w:basedOn w:val="a0"/>
+    <w:uiPriority w:val="99"/>
+    <w:semiHidden/>
+    <w:unhideWhenUsed/>
+    <w:rsid w:val="00B73015"/>
+    <w:rPr>
+      <w:color w:val="800080" w:themeColor="followedHyperlink"/>
+      <w:u w:val="single"/>
+    </w:rPr>
+  </w:style>
+  <w:style w:type="table" w:styleId="ae">
+    <w:name w:val="Table Grid"/>
+    <w:basedOn w:val="a1"/>
+    <w:uiPriority w:val="39"/>
+    <w:rsid w:val="00EF13CF"/>
+    <w:pPr>
+      <w:spacing w:line="240" w:lineRule="auto"/>
+    </w:pPr>
+    <w:tblPr>
+      <w:tblBorders>
+        <w:top w:val="single" w:sz="4" w:space="0" w:color="auto"/>
+        <w:left w:val="single" w:sz="4" w:space="0" w:color="auto"/>
+        <w:bottom w:val="single" w:sz="4" w:space="0" w:color="auto"/>
+        <w:right w:val="single" w:sz="4" w:space="0" w:color="auto"/>
+        <w:insideH w:val="single" w:sz="4" w:space="0" w:color="auto"/>
+        <w:insideV w:val="single" w:sz="4" w:space="0" w:color="auto"/>
+      </w:tblBorders>
+    </w:tblPr>
+  </w:style>
+  <w:style w:type="paragraph" w:customStyle="1" w:styleId="Default">
+    <w:name w:val="Default"/>
+    <w:rsid w:val="00EF13CF"/>
+    <w:pPr>
+      <w:autoSpaceDE w:val="0"/>
+      <w:autoSpaceDN w:val="0"/>
+      <w:adjustRightInd w:val="0"/>
+      <w:spacing w:line="240" w:lineRule="auto"/>
+    </w:pPr>
+    <w:rPr>
+      <w:rFonts w:ascii="Times New Roman" w:hAnsi="Times New Roman" w:cs="Times New Roman"/>
+      <w:color w:val="000000"/>
+      <w:lang w:val="ru-RU"/>
+    </w:rPr>
+  </w:style>
+  <w:style w:type="paragraph" w:styleId="af">
+    <w:name w:val="header"/>
+    <w:basedOn w:val="a"/>
+    <w:link w:val="af0"/>
+    <w:uiPriority w:val="99"/>
+    <w:unhideWhenUsed/>
+    <w:rsid w:val="00682608"/>
+    <w:pPr>
+      <w:tabs>
+        <w:tab w:val="center" w:pos="4677"/>
+        <w:tab w:val="right" w:pos="9355"/>
+      </w:tabs>
+      <w:spacing w:line="240" w:lineRule="auto"/>
+    </w:pPr>
+  </w:style>
+  <w:style w:type="character" w:customStyle="1" w:styleId="af0">
+    <w:name w:val="Верхний колонтитул Знак"/>
+    <w:basedOn w:val="a0"/>
+    <w:link w:val="af"/>
+    <w:uiPriority w:val="99"/>
+    <w:rsid w:val="00682608"/>
+  </w:style>
+  <w:style w:type="paragraph" w:styleId="af1">
+    <w:name w:val="footer"/>
+    <w:basedOn w:val="a"/>
+    <w:link w:val="af2"/>
+    <w:uiPriority w:val="99"/>
+    <w:unhideWhenUsed/>
+    <w:rsid w:val="00682608"/>
+    <w:pPr>
+      <w:tabs>
+        <w:tab w:val="center" w:pos="4677"/>
+        <w:tab w:val="right" w:pos="9355"/>
+      </w:tabs>
+      <w:spacing w:line="240" w:lineRule="auto"/>
+    </w:pPr>
+  </w:style>
+  <w:style w:type="character" w:customStyle="1" w:styleId="af2">
+    <w:name w:val="Нижний колонтитул Знак"/>
+    <w:basedOn w:val="a0"/>
+    <w:link w:val="af1"/>
+    <w:uiPriority w:val="99"/>
+    <w:rsid w:val="00682608"/>
+  </w:style>
+  <w:style w:type="character" w:styleId="af3">
+    <w:name w:val="Strong"/>
+    <w:basedOn w:val="a0"/>
+    <w:uiPriority w:val="22"/>
+    <w:qFormat/>
+    <w:rsid w:val="00C113D5"/>
+    <w:rPr>
+      <w:b/>
+      <w:bCs/>
     </w:rPr>
   </w:style>
 </w:styles>
